--- a/docs/content/summary_stats/summary_stats_activity.docx
+++ b/docs/content/summary_stats/summary_stats_activity.docx
@@ -31,7 +31,7 @@
         <w:pStyle w:val="Date"/>
       </w:pPr>
       <w:r>
-        <w:t xml:space="preserve">2026-09-04</w:t>
+        <w:t xml:space="preserve">2026-09-08</w:t>
       </w:r>
     </w:p>
     <w:bookmarkStart w:id="12" w:name="describing-our-leaf-data"/>

--- a/docs/content/summary_stats/summary_stats_activity.docx
+++ b/docs/content/summary_stats/summary_stats_activity.docx
@@ -31,7 +31,7 @@
         <w:pStyle w:val="Date"/>
       </w:pPr>
       <w:r>
-        <w:t xml:space="preserve">2026-09-08</w:t>
+        <w:t xml:space="preserve">2026-09-10</w:t>
       </w:r>
     </w:p>
     <w:bookmarkStart w:id="13" w:name="describing-our-leaf-data"/>

--- a/docs/content/summary_stats/summary_stats_activity.docx
+++ b/docs/content/summary_stats/summary_stats_activity.docx
@@ -31,7 +31,7 @@
         <w:pStyle w:val="Date"/>
       </w:pPr>
       <w:r>
-        <w:t xml:space="preserve">2026-09-10</w:t>
+        <w:t xml:space="preserve">2026-09-14</w:t>
       </w:r>
     </w:p>
     <w:bookmarkStart w:id="13" w:name="describing-our-leaf-data"/>

--- a/docs/content/summary_stats/summary_stats_activity.docx
+++ b/docs/content/summary_stats/summary_stats_activity.docx
@@ -7602,7 +7602,6 @@
         <w:bottom w:color="FF0000" w:space="1" w:sz="8" w:val="single"/>
         <w:right w:color="FF0000" w:space="4" w:sz="8" w:val="single"/>
       </w:pBdr>
-      <w:shd w:color="auto" w:fill="auto" w:val="pct15"/>
       <w:spacing w:after="120" w:before="120"/>
       <w:ind w:left="432" w:right="432"/>
     </w:pPr>
@@ -7623,7 +7622,6 @@
         <w:bottom w:color="auto" w:space="1" w:sz="8" w:val="single"/>
         <w:right w:color="auto" w:space="4" w:sz="8" w:val="single"/>
       </w:pBdr>
-      <w:shd w:color="auto" w:fill="auto" w:val="pct15"/>
       <w:spacing w:after="240" w:before="240"/>
       <w:ind w:left="432" w:right="432"/>
     </w:pPr>
@@ -7638,7 +7636,6 @@
     <w:qFormat/>
     <w:rsid w:val="00771E03"/>
     <w:pPr>
-      <w:shd w:color="auto" w:fill="auto" w:val="pct15"/>
       <w:spacing w:after="240" w:before="240"/>
       <w:ind w:left="432" w:right="432"/>
     </w:pPr>

--- a/docs/content/summary_stats/summary_stats_activity.docx
+++ b/docs/content/summary_stats/summary_stats_activity.docx
@@ -31,7 +31,7 @@
         <w:pStyle w:val="Date"/>
       </w:pPr>
       <w:r>
-        <w:t xml:space="preserve">2026-09-21</w:t>
+        <w:t xml:space="preserve">2026-09-22</w:t>
       </w:r>
     </w:p>
     <w:bookmarkStart w:id="13" w:name="describing-our-leaf-data"/>
@@ -173,31 +173,31 @@
         </w:numPr>
       </w:pPr>
       <w:r>
-        <w:t xml:space="preserve">Understand why</w:t>
-      </w:r>
-      <w:r>
-        <w:t xml:space="preserve"> </w:t>
-      </w:r>
-      <w:r>
-        <w:rPr>
-          <w:rStyle w:val="VerbatimChar"/>
-        </w:rPr>
-        <w:t xml:space="preserve">NA</w:t>
-      </w:r>
-      <w:r>
-        <w:t xml:space="preserve"> </w:t>
-      </w:r>
-      <w:r>
-        <w:t xml:space="preserve">values require special handling with</w:t>
-      </w:r>
-      <w:r>
-        <w:t xml:space="preserve"> </w:t>
-      </w:r>
-      <w:r>
-        <w:rPr>
-          <w:rStyle w:val="VerbatimChar"/>
-        </w:rPr>
-        <w:t xml:space="preserve">sum(!is.na())</w:t>
+        <w:t xml:space="preserve">Find missing values with</w:t>
+      </w:r>
+      <w:r>
+        <w:t xml:space="preserve"> </w:t>
+      </w:r>
+      <w:r>
+        <w:rPr>
+          <w:rStyle w:val="VerbatimChar"/>
+        </w:rPr>
+        <w:t xml:space="preserve">filter(is.na())</w:t>
+      </w:r>
+      <w:r>
+        <w:t xml:space="preserve"> </w:t>
+      </w:r>
+      <w:r>
+        <w:t xml:space="preserve">and</w:t>
+      </w:r>
+      <w:r>
+        <w:t xml:space="preserve"> </w:t>
+      </w:r>
+      <w:r>
+        <w:rPr>
+          <w:rStyle w:val="VerbatimChar"/>
+        </w:rPr>
+        <w:t xml:space="preserve">filter(!is.na())</w:t>
       </w:r>
     </w:p>
     <w:p>
@@ -209,22 +209,31 @@
         </w:numPr>
       </w:pPr>
       <w:r>
-        <w:t xml:space="preserve">Source a reusable</w:t>
-      </w:r>
-      <w:r>
-        <w:t xml:space="preserve"> </w:t>
-      </w:r>
-      <w:r>
-        <w:rPr>
-          <w:rStyle w:val="VerbatimChar"/>
-        </w:rPr>
-        <w:t xml:space="preserve">summary_stats()</w:t>
-      </w:r>
-      <w:r>
-        <w:t xml:space="preserve"> </w:t>
-      </w:r>
-      <w:r>
-        <w:t xml:space="preserve">function and use it on one group</w:t>
+        <w:t xml:space="preserve">Understand why</w:t>
+      </w:r>
+      <w:r>
+        <w:t xml:space="preserve"> </w:t>
+      </w:r>
+      <w:r>
+        <w:rPr>
+          <w:rStyle w:val="VerbatimChar"/>
+        </w:rPr>
+        <w:t xml:space="preserve">NA</w:t>
+      </w:r>
+      <w:r>
+        <w:t xml:space="preserve"> </w:t>
+      </w:r>
+      <w:r>
+        <w:t xml:space="preserve">values require special handling with</w:t>
+      </w:r>
+      <w:r>
+        <w:t xml:space="preserve"> </w:t>
+      </w:r>
+      <w:r>
+        <w:rPr>
+          <w:rStyle w:val="VerbatimChar"/>
+        </w:rPr>
+        <w:t xml:space="preserve">sum(!is.na())</w:t>
       </w:r>
     </w:p>
     <w:p>
@@ -236,7 +245,23 @@
         </w:numPr>
       </w:pPr>
       <w:r>
-        <w:t xml:space="preserve">Use</w:t>
+        <w:t xml:space="preserve">Write the whole summary</w:t>
+      </w:r>
+      <w:r>
+        <w:t xml:space="preserve"> </w:t>
+      </w:r>
+      <w:r>
+        <w:rPr>
+          <w:b/>
+          <w:bCs/>
+        </w:rPr>
+        <w:t xml:space="preserve">by hand</w:t>
+      </w:r>
+      <w:r>
+        <w:t xml:space="preserve"> </w:t>
+      </w:r>
+      <w:r>
+        <w:t xml:space="preserve">—</w:t>
       </w:r>
       <w:r>
         <w:t xml:space="preserve"> </w:t>
@@ -260,13 +285,40 @@
         <w:rPr>
           <w:rStyle w:val="VerbatimChar"/>
         </w:rPr>
+        <w:t xml:space="preserve">summarize()</w:t>
+      </w:r>
+      <w:r>
+        <w:t xml:space="preserve"> </w:t>
+      </w:r>
+      <w:r>
+        <w:t xml:space="preserve">with mean, variance, sd, n, and se</w:t>
+      </w:r>
+    </w:p>
+    <w:p>
+      <w:pPr>
+        <w:pStyle w:val="Compact"/>
+        <w:numPr>
+          <w:ilvl w:val="0"/>
+          <w:numId w:val="1002"/>
+        </w:numPr>
+      </w:pPr>
+      <w:r>
+        <w:t xml:space="preserve">Source a reusable</w:t>
+      </w:r>
+      <w:r>
+        <w:t xml:space="preserve"> </w:t>
+      </w:r>
+      <w:r>
+        <w:rPr>
+          <w:rStyle w:val="VerbatimChar"/>
+        </w:rPr>
         <w:t xml:space="preserve">summary_stats()</w:t>
       </w:r>
       <w:r>
         <w:t xml:space="preserve"> </w:t>
       </w:r>
       <w:r>
-        <w:t xml:space="preserve">to compute stats the tidy way</w:t>
+        <w:t xml:space="preserve">function that packages up that same code</w:t>
       </w:r>
     </w:p>
     <w:p>
@@ -1212,30 +1264,6 @@
       </w:r>
       <w:r>
         <w:rPr>
-          <w:rStyle w:val="FunctionTok"/>
-        </w:rPr>
-        <w:t xml:space="preserve">glimpse</w:t>
-      </w:r>
-      <w:r>
-        <w:rPr>
-          <w:rStyle w:val="NormalTok"/>
-        </w:rPr>
-        <w:t xml:space="preserve">(leaf_df)     </w:t>
-      </w:r>
-      <w:r>
-        <w:rPr>
-          <w:rStyle w:val="CommentTok"/>
-        </w:rPr>
-        <w:t xml:space="preserve"># look at the data right after loading</w:t>
-      </w:r>
-      <w:r>
-        <w:br/>
-      </w:r>
-      <w:r>
-        <w:br/>
-      </w:r>
-      <w:r>
-        <w:rPr>
           <w:rStyle w:val="CommentTok"/>
         </w:rPr>
         <w:t xml:space="preserve"># ---- Load our theme file and summary_stats() helper ------</w:t>
@@ -1366,7 +1394,7 @@
       </w:r>
     </w:p>
     <w:bookmarkEnd w:id="23"/>
-    <w:bookmarkStart w:id="26" w:name="Xdbc50caaf39637fc42efa2060ffbfdfeeb7ce83"/>
+    <w:bookmarkStart w:id="27" w:name="Xdbc50caaf39637fc42efa2060ffbfdfeeb7ce83"/>
     <w:p>
       <w:pPr>
         <w:pStyle w:val="Heading1"/>
@@ -1442,13 +1470,278 @@
       </w:r>
     </w:p>
     <w:bookmarkEnd w:id="24"/>
-    <w:bookmarkStart w:id="25" w:name="the-problem-with-length"/>
+    <w:bookmarkStart w:id="25" w:name="Xda56fb049930e0abb1036ced3635b88ea7c73f0"/>
     <w:p>
       <w:pPr>
         <w:pStyle w:val="Heading3"/>
       </w:pPr>
       <w:r>
-        <w:t xml:space="preserve">The problem with</w:t>
+        <w:t xml:space="preserve">Step 1 — look at the missing values directly</w:t>
+      </w:r>
+    </w:p>
+    <w:p>
+      <w:pPr>
+        <w:pStyle w:val="FirstParagraph"/>
+      </w:pPr>
+      <w:r>
+        <w:rPr>
+          <w:b/>
+          <w:bCs/>
+        </w:rPr>
+        <w:t xml:space="preserve">▶ Run this:</w:t>
+      </w:r>
+    </w:p>
+    <w:p>
+      <w:pPr>
+        <w:pStyle w:val="SourceCode"/>
+      </w:pPr>
+      <w:r>
+        <w:rPr>
+          <w:rStyle w:val="CommentTok"/>
+        </w:rPr>
+        <w:t xml:space="preserve"># which rows are MISSING a paper_mass_g value?</w:t>
+      </w:r>
+      <w:r>
+        <w:br/>
+      </w:r>
+      <w:r>
+        <w:rPr>
+          <w:rStyle w:val="NormalTok"/>
+        </w:rPr>
+        <w:t xml:space="preserve">leaf_df </w:t>
+      </w:r>
+      <w:r>
+        <w:rPr>
+          <w:rStyle w:val="SpecialCharTok"/>
+        </w:rPr>
+        <w:t xml:space="preserve">%&gt;%</w:t>
+      </w:r>
+      <w:r>
+        <w:br/>
+      </w:r>
+      <w:r>
+        <w:rPr>
+          <w:rStyle w:val="NormalTok"/>
+        </w:rPr>
+        <w:t xml:space="preserve">  </w:t>
+      </w:r>
+      <w:r>
+        <w:rPr>
+          <w:rStyle w:val="FunctionTok"/>
+        </w:rPr>
+        <w:t xml:space="preserve">filter</w:t>
+      </w:r>
+      <w:r>
+        <w:rPr>
+          <w:rStyle w:val="NormalTok"/>
+        </w:rPr>
+        <w:t xml:space="preserve">(</w:t>
+      </w:r>
+      <w:r>
+        <w:rPr>
+          <w:rStyle w:val="FunctionTok"/>
+        </w:rPr>
+        <w:t xml:space="preserve">is.na</w:t>
+      </w:r>
+      <w:r>
+        <w:rPr>
+          <w:rStyle w:val="NormalTok"/>
+        </w:rPr>
+        <w:t xml:space="preserve">(paper_mass_g))</w:t>
+      </w:r>
+    </w:p>
+    <w:p>
+      <w:pPr>
+        <w:pStyle w:val="SourceCode"/>
+      </w:pPr>
+      <w:r>
+        <w:rPr>
+          <w:rStyle w:val="VerbatimChar"/>
+        </w:rPr>
+        <w:t xml:space="preserve">How many rows came back?</w:t>
+      </w:r>
+    </w:p>
+    <w:p>
+      <w:pPr>
+        <w:pStyle w:val="FirstParagraph"/>
+      </w:pPr>
+      <w:r>
+        <w:rPr>
+          <w:b/>
+          <w:bCs/>
+        </w:rPr>
+        <w:t xml:space="preserve">▶ Run this:</w:t>
+      </w:r>
+    </w:p>
+    <w:p>
+      <w:pPr>
+        <w:pStyle w:val="SourceCode"/>
+      </w:pPr>
+      <w:r>
+        <w:rPr>
+          <w:rStyle w:val="CommentTok"/>
+        </w:rPr>
+        <w:t xml:space="preserve"># flip it with ! — keep only the rows that HAVE a value</w:t>
+      </w:r>
+      <w:r>
+        <w:br/>
+      </w:r>
+      <w:r>
+        <w:rPr>
+          <w:rStyle w:val="NormalTok"/>
+        </w:rPr>
+        <w:t xml:space="preserve">leaf_df </w:t>
+      </w:r>
+      <w:r>
+        <w:rPr>
+          <w:rStyle w:val="SpecialCharTok"/>
+        </w:rPr>
+        <w:t xml:space="preserve">%&gt;%</w:t>
+      </w:r>
+      <w:r>
+        <w:br/>
+      </w:r>
+      <w:r>
+        <w:rPr>
+          <w:rStyle w:val="NormalTok"/>
+        </w:rPr>
+        <w:t xml:space="preserve">  </w:t>
+      </w:r>
+      <w:r>
+        <w:rPr>
+          <w:rStyle w:val="FunctionTok"/>
+        </w:rPr>
+        <w:t xml:space="preserve">filter</w:t>
+      </w:r>
+      <w:r>
+        <w:rPr>
+          <w:rStyle w:val="NormalTok"/>
+        </w:rPr>
+        <w:t xml:space="preserve">(</w:t>
+      </w:r>
+      <w:r>
+        <w:rPr>
+          <w:rStyle w:val="SpecialCharTok"/>
+        </w:rPr>
+        <w:t xml:space="preserve">!</w:t>
+      </w:r>
+      <w:r>
+        <w:rPr>
+          <w:rStyle w:val="FunctionTok"/>
+        </w:rPr>
+        <w:t xml:space="preserve">is.na</w:t>
+      </w:r>
+      <w:r>
+        <w:rPr>
+          <w:rStyle w:val="NormalTok"/>
+        </w:rPr>
+        <w:t xml:space="preserve">(paper_mass_g))</w:t>
+      </w:r>
+    </w:p>
+    <w:p>
+      <w:pPr>
+        <w:pStyle w:val="SourceCode"/>
+      </w:pPr>
+      <w:r>
+        <w:rPr>
+          <w:rStyle w:val="VerbatimChar"/>
+        </w:rPr>
+        <w:t xml:space="preserve">How many rows came back?</w:t>
+      </w:r>
+      <w:r>
+        <w:br/>
+      </w:r>
+      <w:r>
+        <w:rPr>
+          <w:rStyle w:val="VerbatimChar"/>
+        </w:rPr>
+        <w:t xml:space="preserve">Do the two row counts add up to nrow(leaf_df)?</w:t>
+      </w:r>
+    </w:p>
+    <w:p>
+      <w:pPr>
+        <w:pStyle w:val="BlockText"/>
+      </w:pPr>
+      <w:r>
+        <w:t xml:space="preserve">💡</w:t>
+      </w:r>
+      <w:r>
+        <w:t xml:space="preserve"> </w:t>
+      </w:r>
+      <w:r>
+        <w:rPr>
+          <w:b/>
+          <w:bCs/>
+        </w:rPr>
+        <w:t xml:space="preserve">Key idea:</w:t>
+      </w:r>
+      <w:r>
+        <w:t xml:space="preserve"> </w:t>
+      </w:r>
+      <w:r>
+        <w:rPr>
+          <w:rStyle w:val="VerbatimChar"/>
+        </w:rPr>
+        <w:t xml:space="preserve">is.na()</w:t>
+      </w:r>
+      <w:r>
+        <w:t xml:space="preserve"> </w:t>
+      </w:r>
+      <w:r>
+        <w:t xml:space="preserve">asks</w:t>
+      </w:r>
+      <w:r>
+        <w:t xml:space="preserve"> </w:t>
+      </w:r>
+      <w:r>
+        <w:t xml:space="preserve">“is this missing?”</w:t>
+      </w:r>
+      <w:r>
+        <w:t xml:space="preserve"> </w:t>
+      </w:r>
+      <w:r>
+        <w:t xml:space="preserve">and</w:t>
+      </w:r>
+      <w:r>
+        <w:t xml:space="preserve"> </w:t>
+      </w:r>
+      <w:r>
+        <w:rPr>
+          <w:rStyle w:val="VerbatimChar"/>
+        </w:rPr>
+        <w:t xml:space="preserve">!</w:t>
+      </w:r>
+      <w:r>
+        <w:t xml:space="preserve"> </w:t>
+      </w:r>
+      <w:r>
+        <w:t xml:space="preserve">flips the answer. Look at the missing rows</w:t>
+      </w:r>
+      <w:r>
+        <w:t xml:space="preserve"> </w:t>
+      </w:r>
+      <w:r>
+        <w:rPr>
+          <w:b/>
+          <w:bCs/>
+        </w:rPr>
+        <w:t xml:space="preserve">before</w:t>
+      </w:r>
+      <w:r>
+        <w:t xml:space="preserve"> </w:t>
+      </w:r>
+      <w:r>
+        <w:t xml:space="preserve">you compute a single statistic — you cannot trust a mean until you know what is missing from it.</w:t>
+      </w:r>
+    </w:p>
+    <w:bookmarkEnd w:id="25"/>
+    <w:bookmarkStart w:id="26" w:name="step-2-the-problem-with-length"/>
+    <w:p>
+      <w:pPr>
+        <w:pStyle w:val="Heading3"/>
+      </w:pPr>
+      <w:r>
+        <w:t xml:space="preserve">Step 2 — the problem with</w:t>
       </w:r>
       <w:r>
         <w:t xml:space="preserve"> </w:t>
@@ -1821,30 +2114,24 @@
         </w:pict>
       </w:r>
     </w:p>
-    <w:bookmarkEnd w:id="25"/>
     <w:bookmarkEnd w:id="26"/>
-    <w:bookmarkStart w:id="29" w:name="part-3-a-reusable-summary_stats-function"/>
+    <w:bookmarkEnd w:id="27"/>
+    <w:bookmarkStart w:id="30" w:name="part-3-do-it-by-hand-summarize"/>
     <w:p>
       <w:pPr>
         <w:pStyle w:val="Heading1"/>
       </w:pPr>
       <w:r>
-        <w:t xml:space="preserve">Part 3 · A reusable</w:t>
-      </w:r>
-      <w:r>
-        <w:t xml:space="preserve"> </w:t>
-      </w:r>
-      <w:r>
-        <w:rPr>
-          <w:rStyle w:val="VerbatimChar"/>
-        </w:rPr>
-        <w:t xml:space="preserve">summary_stats()</w:t>
-      </w:r>
-      <w:r>
-        <w:t xml:space="preserve"> </w:t>
-      </w:r>
-      <w:r>
-        <w:t xml:space="preserve">function</w:t>
+        <w:t xml:space="preserve">Part 3 · Do it by hand —</w:t>
+      </w:r>
+      <w:r>
+        <w:t xml:space="preserve"> </w:t>
+      </w:r>
+      <w:r>
+        <w:rPr>
+          <w:rStyle w:val="VerbatimChar"/>
+        </w:rPr>
+        <w:t xml:space="preserve">summarize()</w:t>
       </w:r>
     </w:p>
     <w:p>
@@ -1852,66 +2139,28 @@
         <w:pStyle w:val="FirstParagraph"/>
       </w:pPr>
       <w:r>
-        <w:t xml:space="preserve">Instead of writing</w:t>
-      </w:r>
-      <w:r>
-        <w:t xml:space="preserve"> </w:t>
-      </w:r>
-      <w:r>
-        <w:rPr>
-          <w:rStyle w:val="VerbatimChar"/>
-        </w:rPr>
-        <w:t xml:space="preserve">mean()</w:t>
-      </w:r>
-      <w:r>
-        <w:t xml:space="preserve">,</w:t>
-      </w:r>
-      <w:r>
-        <w:t xml:space="preserve"> </w:t>
-      </w:r>
-      <w:r>
-        <w:rPr>
-          <w:rStyle w:val="VerbatimChar"/>
-        </w:rPr>
-        <w:t xml:space="preserve">var()</w:t>
-      </w:r>
-      <w:r>
-        <w:t xml:space="preserve">,</w:t>
-      </w:r>
-      <w:r>
-        <w:t xml:space="preserve"> </w:t>
-      </w:r>
-      <w:r>
-        <w:rPr>
-          <w:rStyle w:val="VerbatimChar"/>
-        </w:rPr>
-        <w:t xml:space="preserve">sd()</w:t>
-      </w:r>
-      <w:r>
-        <w:t xml:space="preserve">, and</w:t>
-      </w:r>
-      <w:r>
-        <w:t xml:space="preserve"> </w:t>
-      </w:r>
-      <w:r>
-        <w:rPr>
-          <w:rStyle w:val="VerbatimChar"/>
-        </w:rPr>
-        <w:t xml:space="preserve">se</w:t>
-      </w:r>
-      <w:r>
-        <w:t xml:space="preserve"> </w:t>
-      </w:r>
-      <w:r>
-        <w:t xml:space="preserve">by hand every time, we’ll use one function that returns all of them at once — the same idea as the theme file you sourced in Activity 04.</w:t>
-      </w:r>
-    </w:p>
-    <w:p>
-      <w:pPr>
-        <w:pStyle w:val="BodyText"/>
-      </w:pPr>
-      <w:r>
-        <w:t xml:space="preserve">Here is what’s inside it, so you can see how it works:</w:t>
+        <w:t xml:space="preserve">Before we use any helper function, write every statistic out yourself. This is the code the function will replace later — you need to be able to read it.</w:t>
+      </w:r>
+    </w:p>
+    <w:bookmarkStart w:id="28" w:name="one-group-at-a-time"/>
+    <w:p>
+      <w:pPr>
+        <w:pStyle w:val="Heading3"/>
+      </w:pPr>
+      <w:r>
+        <w:t xml:space="preserve">One group at a time</w:t>
+      </w:r>
+    </w:p>
+    <w:p>
+      <w:pPr>
+        <w:pStyle w:val="FirstParagraph"/>
+      </w:pPr>
+      <w:r>
+        <w:rPr>
+          <w:b/>
+          <w:bCs/>
+        </w:rPr>
+        <w:t xml:space="preserve">▶ Run this:</w:t>
       </w:r>
     </w:p>
     <w:p>
@@ -1920,42 +2169,18 @@
       </w:pPr>
       <w:r>
         <w:rPr>
-          <w:rStyle w:val="NormalTok"/>
-        </w:rPr>
-        <w:t xml:space="preserve">summary_stats </w:t>
-      </w:r>
-      <w:r>
-        <w:rPr>
-          <w:rStyle w:val="OtherTok"/>
-        </w:rPr>
-        <w:t xml:space="preserve">&lt;-</w:t>
-      </w:r>
-      <w:r>
-        <w:rPr>
-          <w:rStyle w:val="NormalTok"/>
-        </w:rPr>
-        <w:t xml:space="preserve"> </w:t>
-      </w:r>
-      <w:r>
-        <w:rPr>
-          <w:rStyle w:val="ControlFlowTok"/>
-        </w:rPr>
-        <w:t xml:space="preserve">function</w:t>
-      </w:r>
-      <w:r>
-        <w:rPr>
-          <w:rStyle w:val="NormalTok"/>
-        </w:rPr>
-        <w:t xml:space="preserve">(data, variable) {</w:t>
-      </w:r>
-      <w:r>
-        <w:br/>
-      </w:r>
-      <w:r>
-        <w:rPr>
-          <w:rStyle w:val="NormalTok"/>
-        </w:rPr>
-        <w:t xml:space="preserve">  data </w:t>
+          <w:rStyle w:val="CommentTok"/>
+        </w:rPr>
+        <w:t xml:space="preserve"># every statistic, written out, for the sunny leaves</w:t>
+      </w:r>
+      <w:r>
+        <w:br/>
+      </w:r>
+      <w:r>
+        <w:rPr>
+          <w:rStyle w:val="NormalTok"/>
+        </w:rPr>
+        <w:t xml:space="preserve">leaf_df </w:t>
       </w:r>
       <w:r>
         <w:rPr>
@@ -1970,13 +2195,268 @@
         <w:rPr>
           <w:rStyle w:val="NormalTok"/>
         </w:rPr>
+        <w:t xml:space="preserve">  </w:t>
+      </w:r>
+      <w:r>
+        <w:rPr>
+          <w:rStyle w:val="FunctionTok"/>
+        </w:rPr>
+        <w:t xml:space="preserve">filter</w:t>
+      </w:r>
+      <w:r>
+        <w:rPr>
+          <w:rStyle w:val="NormalTok"/>
+        </w:rPr>
+        <w:t xml:space="preserve">(shade </w:t>
+      </w:r>
+      <w:r>
+        <w:rPr>
+          <w:rStyle w:val="SpecialCharTok"/>
+        </w:rPr>
+        <w:t xml:space="preserve">==</w:t>
+      </w:r>
+      <w:r>
+        <w:rPr>
+          <w:rStyle w:val="NormalTok"/>
+        </w:rPr>
+        <w:t xml:space="preserve"> </w:t>
+      </w:r>
+      <w:r>
+        <w:rPr>
+          <w:rStyle w:val="StringTok"/>
+        </w:rPr>
+        <w:t xml:space="preserve">"sunny"</w:t>
+      </w:r>
+      <w:r>
+        <w:rPr>
+          <w:rStyle w:val="NormalTok"/>
+        </w:rPr>
+        <w:t xml:space="preserve">) </w:t>
+      </w:r>
+      <w:r>
+        <w:rPr>
+          <w:rStyle w:val="SpecialCharTok"/>
+        </w:rPr>
+        <w:t xml:space="preserve">%&gt;%</w:t>
+      </w:r>
+      <w:r>
+        <w:br/>
+      </w:r>
+      <w:r>
+        <w:rPr>
+          <w:rStyle w:val="NormalTok"/>
+        </w:rPr>
+        <w:t xml:space="preserve">  </w:t>
+      </w:r>
+      <w:r>
+        <w:rPr>
+          <w:rStyle w:val="FunctionTok"/>
+        </w:rPr>
+        <w:t xml:space="preserve">summarize</w:t>
+      </w:r>
+      <w:r>
+        <w:rPr>
+          <w:rStyle w:val="NormalTok"/>
+        </w:rPr>
+        <w:t xml:space="preserve">(</w:t>
+      </w:r>
+      <w:r>
+        <w:br/>
+      </w:r>
+      <w:r>
+        <w:rPr>
+          <w:rStyle w:val="NormalTok"/>
+        </w:rPr>
         <w:t xml:space="preserve">    </w:t>
       </w:r>
       <w:r>
         <w:rPr>
+          <w:rStyle w:val="AttributeTok"/>
+        </w:rPr>
+        <w:t xml:space="preserve">mean     =</w:t>
+      </w:r>
+      <w:r>
+        <w:rPr>
+          <w:rStyle w:val="NormalTok"/>
+        </w:rPr>
+        <w:t xml:space="preserve"> </w:t>
+      </w:r>
+      <w:r>
+        <w:rPr>
           <w:rStyle w:val="FunctionTok"/>
         </w:rPr>
-        <w:t xml:space="preserve">summarize</w:t>
+        <w:t xml:space="preserve">mean</w:t>
+      </w:r>
+      <w:r>
+        <w:rPr>
+          <w:rStyle w:val="NormalTok"/>
+        </w:rPr>
+        <w:t xml:space="preserve">(mass_g, </w:t>
+      </w:r>
+      <w:r>
+        <w:rPr>
+          <w:rStyle w:val="AttributeTok"/>
+        </w:rPr>
+        <w:t xml:space="preserve">na.rm =</w:t>
+      </w:r>
+      <w:r>
+        <w:rPr>
+          <w:rStyle w:val="NormalTok"/>
+        </w:rPr>
+        <w:t xml:space="preserve"> </w:t>
+      </w:r>
+      <w:r>
+        <w:rPr>
+          <w:rStyle w:val="ConstantTok"/>
+        </w:rPr>
+        <w:t xml:space="preserve">TRUE</w:t>
+      </w:r>
+      <w:r>
+        <w:rPr>
+          <w:rStyle w:val="NormalTok"/>
+        </w:rPr>
+        <w:t xml:space="preserve">),</w:t>
+      </w:r>
+      <w:r>
+        <w:br/>
+      </w:r>
+      <w:r>
+        <w:rPr>
+          <w:rStyle w:val="NormalTok"/>
+        </w:rPr>
+        <w:t xml:space="preserve">    </w:t>
+      </w:r>
+      <w:r>
+        <w:rPr>
+          <w:rStyle w:val="AttributeTok"/>
+        </w:rPr>
+        <w:t xml:space="preserve">variance =</w:t>
+      </w:r>
+      <w:r>
+        <w:rPr>
+          <w:rStyle w:val="NormalTok"/>
+        </w:rPr>
+        <w:t xml:space="preserve"> </w:t>
+      </w:r>
+      <w:r>
+        <w:rPr>
+          <w:rStyle w:val="FunctionTok"/>
+        </w:rPr>
+        <w:t xml:space="preserve">var</w:t>
+      </w:r>
+      <w:r>
+        <w:rPr>
+          <w:rStyle w:val="NormalTok"/>
+        </w:rPr>
+        <w:t xml:space="preserve">(mass_g, </w:t>
+      </w:r>
+      <w:r>
+        <w:rPr>
+          <w:rStyle w:val="AttributeTok"/>
+        </w:rPr>
+        <w:t xml:space="preserve">na.rm =</w:t>
+      </w:r>
+      <w:r>
+        <w:rPr>
+          <w:rStyle w:val="NormalTok"/>
+        </w:rPr>
+        <w:t xml:space="preserve"> </w:t>
+      </w:r>
+      <w:r>
+        <w:rPr>
+          <w:rStyle w:val="ConstantTok"/>
+        </w:rPr>
+        <w:t xml:space="preserve">TRUE</w:t>
+      </w:r>
+      <w:r>
+        <w:rPr>
+          <w:rStyle w:val="NormalTok"/>
+        </w:rPr>
+        <w:t xml:space="preserve">),</w:t>
+      </w:r>
+      <w:r>
+        <w:br/>
+      </w:r>
+      <w:r>
+        <w:rPr>
+          <w:rStyle w:val="NormalTok"/>
+        </w:rPr>
+        <w:t xml:space="preserve">    </w:t>
+      </w:r>
+      <w:r>
+        <w:rPr>
+          <w:rStyle w:val="AttributeTok"/>
+        </w:rPr>
+        <w:t xml:space="preserve">sd       =</w:t>
+      </w:r>
+      <w:r>
+        <w:rPr>
+          <w:rStyle w:val="NormalTok"/>
+        </w:rPr>
+        <w:t xml:space="preserve"> </w:t>
+      </w:r>
+      <w:r>
+        <w:rPr>
+          <w:rStyle w:val="FunctionTok"/>
+        </w:rPr>
+        <w:t xml:space="preserve">sd</w:t>
+      </w:r>
+      <w:r>
+        <w:rPr>
+          <w:rStyle w:val="NormalTok"/>
+        </w:rPr>
+        <w:t xml:space="preserve">(mass_g, </w:t>
+      </w:r>
+      <w:r>
+        <w:rPr>
+          <w:rStyle w:val="AttributeTok"/>
+        </w:rPr>
+        <w:t xml:space="preserve">na.rm =</w:t>
+      </w:r>
+      <w:r>
+        <w:rPr>
+          <w:rStyle w:val="NormalTok"/>
+        </w:rPr>
+        <w:t xml:space="preserve"> </w:t>
+      </w:r>
+      <w:r>
+        <w:rPr>
+          <w:rStyle w:val="ConstantTok"/>
+        </w:rPr>
+        <w:t xml:space="preserve">TRUE</w:t>
+      </w:r>
+      <w:r>
+        <w:rPr>
+          <w:rStyle w:val="NormalTok"/>
+        </w:rPr>
+        <w:t xml:space="preserve">),</w:t>
+      </w:r>
+      <w:r>
+        <w:br/>
+      </w:r>
+      <w:r>
+        <w:rPr>
+          <w:rStyle w:val="NormalTok"/>
+        </w:rPr>
+        <w:t xml:space="preserve">    </w:t>
+      </w:r>
+      <w:r>
+        <w:rPr>
+          <w:rStyle w:val="AttributeTok"/>
+        </w:rPr>
+        <w:t xml:space="preserve">n        =</w:t>
+      </w:r>
+      <w:r>
+        <w:rPr>
+          <w:rStyle w:val="NormalTok"/>
+        </w:rPr>
+        <w:t xml:space="preserve"> </w:t>
+      </w:r>
+      <w:r>
+        <w:rPr>
+          <w:rStyle w:val="FunctionTok"/>
+        </w:rPr>
+        <w:t xml:space="preserve">sum</w:t>
       </w:r>
       <w:r>
         <w:rPr>
@@ -1985,19 +2465,49 @@
         <w:t xml:space="preserve">(</w:t>
       </w:r>
       <w:r>
-        <w:br/>
-      </w:r>
-      <w:r>
-        <w:rPr>
-          <w:rStyle w:val="NormalTok"/>
-        </w:rPr>
-        <w:t xml:space="preserve">      </w:t>
+        <w:rPr>
+          <w:rStyle w:val="SpecialCharTok"/>
+        </w:rPr>
+        <w:t xml:space="preserve">!</w:t>
+      </w:r>
+      <w:r>
+        <w:rPr>
+          <w:rStyle w:val="FunctionTok"/>
+        </w:rPr>
+        <w:t xml:space="preserve">is.na</w:t>
+      </w:r>
+      <w:r>
+        <w:rPr>
+          <w:rStyle w:val="NormalTok"/>
+        </w:rPr>
+        <w:t xml:space="preserve">(mass_g)),</w:t>
+      </w:r>
+      <w:r>
+        <w:br/>
+      </w:r>
+      <w:r>
+        <w:rPr>
+          <w:rStyle w:val="NormalTok"/>
+        </w:rPr>
+        <w:t xml:space="preserve">    </w:t>
       </w:r>
       <w:r>
         <w:rPr>
           <w:rStyle w:val="AttributeTok"/>
         </w:rPr>
-        <w:t xml:space="preserve">n        =</w:t>
+        <w:t xml:space="preserve">se       =</w:t>
+      </w:r>
+      <w:r>
+        <w:rPr>
+          <w:rStyle w:val="NormalTok"/>
+        </w:rPr>
+        <w:t xml:space="preserve"> sd </w:t>
+      </w:r>
+      <w:r>
+        <w:rPr>
+          <w:rStyle w:val="SpecialCharTok"/>
+        </w:rPr>
+        <w:t xml:space="preserve">/</w:t>
       </w:r>
       <w:r>
         <w:rPr>
@@ -2009,598 +2519,22 @@
         <w:rPr>
           <w:rStyle w:val="FunctionTok"/>
         </w:rPr>
-        <w:t xml:space="preserve">sum</w:t>
-      </w:r>
-      <w:r>
-        <w:rPr>
-          <w:rStyle w:val="NormalTok"/>
-        </w:rPr>
-        <w:t xml:space="preserve">(</w:t>
-      </w:r>
-      <w:r>
-        <w:rPr>
-          <w:rStyle w:val="SpecialCharTok"/>
-        </w:rPr>
-        <w:t xml:space="preserve">!</w:t>
-      </w:r>
-      <w:r>
-        <w:rPr>
-          <w:rStyle w:val="FunctionTok"/>
-        </w:rPr>
-        <w:t xml:space="preserve">is.na</w:t>
-      </w:r>
-      <w:r>
-        <w:rPr>
-          <w:rStyle w:val="NormalTok"/>
-        </w:rPr>
-        <w:t xml:space="preserve">({{ variable }})),</w:t>
-      </w:r>
-      <w:r>
-        <w:br/>
-      </w:r>
-      <w:r>
-        <w:rPr>
-          <w:rStyle w:val="NormalTok"/>
-        </w:rPr>
-        <w:t xml:space="preserve">      </w:t>
-      </w:r>
-      <w:r>
-        <w:rPr>
-          <w:rStyle w:val="AttributeTok"/>
-        </w:rPr>
-        <w:t xml:space="preserve">mean     =</w:t>
-      </w:r>
-      <w:r>
-        <w:rPr>
-          <w:rStyle w:val="NormalTok"/>
-        </w:rPr>
-        <w:t xml:space="preserve"> </w:t>
-      </w:r>
-      <w:r>
-        <w:rPr>
-          <w:rStyle w:val="FunctionTok"/>
-        </w:rPr>
-        <w:t xml:space="preserve">mean</w:t>
-      </w:r>
-      <w:r>
-        <w:rPr>
-          <w:rStyle w:val="NormalTok"/>
-        </w:rPr>
-        <w:t xml:space="preserve">({{ variable }}, </w:t>
-      </w:r>
-      <w:r>
-        <w:rPr>
-          <w:rStyle w:val="AttributeTok"/>
-        </w:rPr>
-        <w:t xml:space="preserve">na.rm =</w:t>
-      </w:r>
-      <w:r>
-        <w:rPr>
-          <w:rStyle w:val="NormalTok"/>
-        </w:rPr>
-        <w:t xml:space="preserve"> </w:t>
-      </w:r>
-      <w:r>
-        <w:rPr>
-          <w:rStyle w:val="ConstantTok"/>
-        </w:rPr>
-        <w:t xml:space="preserve">TRUE</w:t>
-      </w:r>
-      <w:r>
-        <w:rPr>
-          <w:rStyle w:val="NormalTok"/>
-        </w:rPr>
-        <w:t xml:space="preserve">),</w:t>
-      </w:r>
-      <w:r>
-        <w:br/>
-      </w:r>
-      <w:r>
-        <w:rPr>
-          <w:rStyle w:val="NormalTok"/>
-        </w:rPr>
-        <w:t xml:space="preserve">      </w:t>
-      </w:r>
-      <w:r>
-        <w:rPr>
-          <w:rStyle w:val="AttributeTok"/>
-        </w:rPr>
-        <w:t xml:space="preserve">variance =</w:t>
-      </w:r>
-      <w:r>
-        <w:rPr>
-          <w:rStyle w:val="NormalTok"/>
-        </w:rPr>
-        <w:t xml:space="preserve"> </w:t>
-      </w:r>
-      <w:r>
-        <w:rPr>
-          <w:rStyle w:val="FunctionTok"/>
-        </w:rPr>
-        <w:t xml:space="preserve">var</w:t>
-      </w:r>
-      <w:r>
-        <w:rPr>
-          <w:rStyle w:val="NormalTok"/>
-        </w:rPr>
-        <w:t xml:space="preserve">({{ variable }}, </w:t>
-      </w:r>
-      <w:r>
-        <w:rPr>
-          <w:rStyle w:val="AttributeTok"/>
-        </w:rPr>
-        <w:t xml:space="preserve">na.rm =</w:t>
-      </w:r>
-      <w:r>
-        <w:rPr>
-          <w:rStyle w:val="NormalTok"/>
-        </w:rPr>
-        <w:t xml:space="preserve"> </w:t>
-      </w:r>
-      <w:r>
-        <w:rPr>
-          <w:rStyle w:val="ConstantTok"/>
-        </w:rPr>
-        <w:t xml:space="preserve">TRUE</w:t>
-      </w:r>
-      <w:r>
-        <w:rPr>
-          <w:rStyle w:val="NormalTok"/>
-        </w:rPr>
-        <w:t xml:space="preserve">),</w:t>
-      </w:r>
-      <w:r>
-        <w:br/>
-      </w:r>
-      <w:r>
-        <w:rPr>
-          <w:rStyle w:val="NormalTok"/>
-        </w:rPr>
-        <w:t xml:space="preserve">      </w:t>
-      </w:r>
-      <w:r>
-        <w:rPr>
-          <w:rStyle w:val="AttributeTok"/>
-        </w:rPr>
-        <w:t xml:space="preserve">sd       =</w:t>
-      </w:r>
-      <w:r>
-        <w:rPr>
-          <w:rStyle w:val="NormalTok"/>
-        </w:rPr>
-        <w:t xml:space="preserve"> </w:t>
-      </w:r>
-      <w:r>
-        <w:rPr>
-          <w:rStyle w:val="FunctionTok"/>
-        </w:rPr>
-        <w:t xml:space="preserve">sd</w:t>
-      </w:r>
-      <w:r>
-        <w:rPr>
-          <w:rStyle w:val="NormalTok"/>
-        </w:rPr>
-        <w:t xml:space="preserve">({{ variable }}, </w:t>
-      </w:r>
-      <w:r>
-        <w:rPr>
-          <w:rStyle w:val="AttributeTok"/>
-        </w:rPr>
-        <w:t xml:space="preserve">na.rm =</w:t>
-      </w:r>
-      <w:r>
-        <w:rPr>
-          <w:rStyle w:val="NormalTok"/>
-        </w:rPr>
-        <w:t xml:space="preserve"> </w:t>
-      </w:r>
-      <w:r>
-        <w:rPr>
-          <w:rStyle w:val="ConstantTok"/>
-        </w:rPr>
-        <w:t xml:space="preserve">TRUE</w:t>
-      </w:r>
-      <w:r>
-        <w:rPr>
-          <w:rStyle w:val="NormalTok"/>
-        </w:rPr>
-        <w:t xml:space="preserve">),</w:t>
-      </w:r>
-      <w:r>
-        <w:br/>
-      </w:r>
-      <w:r>
-        <w:rPr>
-          <w:rStyle w:val="NormalTok"/>
-        </w:rPr>
-        <w:t xml:space="preserve">      </w:t>
-      </w:r>
-      <w:r>
-        <w:rPr>
-          <w:rStyle w:val="AttributeTok"/>
-        </w:rPr>
-        <w:t xml:space="preserve">se       =</w:t>
-      </w:r>
-      <w:r>
-        <w:rPr>
-          <w:rStyle w:val="NormalTok"/>
-        </w:rPr>
-        <w:t xml:space="preserve"> sd </w:t>
-      </w:r>
-      <w:r>
-        <w:rPr>
-          <w:rStyle w:val="SpecialCharTok"/>
-        </w:rPr>
-        <w:t xml:space="preserve">/</w:t>
-      </w:r>
-      <w:r>
-        <w:rPr>
-          <w:rStyle w:val="NormalTok"/>
-        </w:rPr>
-        <w:t xml:space="preserve"> </w:t>
-      </w:r>
-      <w:r>
-        <w:rPr>
-          <w:rStyle w:val="FunctionTok"/>
-        </w:rPr>
         <w:t xml:space="preserve">sqrt</w:t>
       </w:r>
       <w:r>
         <w:rPr>
           <w:rStyle w:val="NormalTok"/>
         </w:rPr>
-        <w:t xml:space="preserve">(n),</w:t>
-      </w:r>
-      <w:r>
-        <w:br/>
-      </w:r>
-      <w:r>
-        <w:rPr>
-          <w:rStyle w:val="NormalTok"/>
-        </w:rPr>
-        <w:t xml:space="preserve">      </w:t>
-      </w:r>
-      <w:r>
-        <w:rPr>
-          <w:rStyle w:val="AttributeTok"/>
-        </w:rPr>
-        <w:t xml:space="preserve">ci_lower =</w:t>
-      </w:r>
-      <w:r>
-        <w:rPr>
-          <w:rStyle w:val="NormalTok"/>
-        </w:rPr>
-        <w:t xml:space="preserve"> mean </w:t>
-      </w:r>
-      <w:r>
-        <w:rPr>
-          <w:rStyle w:val="SpecialCharTok"/>
-        </w:rPr>
-        <w:t xml:space="preserve">-</w:t>
-      </w:r>
-      <w:r>
-        <w:rPr>
-          <w:rStyle w:val="NormalTok"/>
-        </w:rPr>
-        <w:t xml:space="preserve"> </w:t>
-      </w:r>
-      <w:r>
-        <w:rPr>
-          <w:rStyle w:val="FunctionTok"/>
-        </w:rPr>
-        <w:t xml:space="preserve">qt</w:t>
-      </w:r>
-      <w:r>
-        <w:rPr>
-          <w:rStyle w:val="NormalTok"/>
-        </w:rPr>
-        <w:t xml:space="preserve">(</w:t>
-      </w:r>
-      <w:r>
-        <w:rPr>
-          <w:rStyle w:val="FloatTok"/>
-        </w:rPr>
-        <w:t xml:space="preserve">0.975</w:t>
-      </w:r>
-      <w:r>
-        <w:rPr>
-          <w:rStyle w:val="NormalTok"/>
-        </w:rPr>
-        <w:t xml:space="preserve">, </w:t>
-      </w:r>
-      <w:r>
-        <w:rPr>
-          <w:rStyle w:val="AttributeTok"/>
-        </w:rPr>
-        <w:t xml:space="preserve">df =</w:t>
-      </w:r>
-      <w:r>
-        <w:rPr>
-          <w:rStyle w:val="NormalTok"/>
-        </w:rPr>
-        <w:t xml:space="preserve"> n </w:t>
-      </w:r>
-      <w:r>
-        <w:rPr>
-          <w:rStyle w:val="SpecialCharTok"/>
-        </w:rPr>
-        <w:t xml:space="preserve">-</w:t>
-      </w:r>
-      <w:r>
-        <w:rPr>
-          <w:rStyle w:val="NormalTok"/>
-        </w:rPr>
-        <w:t xml:space="preserve"> </w:t>
-      </w:r>
-      <w:r>
-        <w:rPr>
-          <w:rStyle w:val="DecValTok"/>
-        </w:rPr>
-        <w:t xml:space="preserve">1</w:t>
-      </w:r>
-      <w:r>
-        <w:rPr>
-          <w:rStyle w:val="NormalTok"/>
-        </w:rPr>
-        <w:t xml:space="preserve">) </w:t>
-      </w:r>
-      <w:r>
-        <w:rPr>
-          <w:rStyle w:val="SpecialCharTok"/>
-        </w:rPr>
-        <w:t xml:space="preserve">*</w:t>
-      </w:r>
-      <w:r>
-        <w:rPr>
-          <w:rStyle w:val="NormalTok"/>
-        </w:rPr>
-        <w:t xml:space="preserve"> se,</w:t>
-      </w:r>
-      <w:r>
-        <w:br/>
-      </w:r>
-      <w:r>
-        <w:rPr>
-          <w:rStyle w:val="NormalTok"/>
-        </w:rPr>
-        <w:t xml:space="preserve">      </w:t>
-      </w:r>
-      <w:r>
-        <w:rPr>
-          <w:rStyle w:val="AttributeTok"/>
-        </w:rPr>
-        <w:t xml:space="preserve">ci_upper =</w:t>
-      </w:r>
-      <w:r>
-        <w:rPr>
-          <w:rStyle w:val="NormalTok"/>
-        </w:rPr>
-        <w:t xml:space="preserve"> mean </w:t>
-      </w:r>
-      <w:r>
-        <w:rPr>
-          <w:rStyle w:val="SpecialCharTok"/>
-        </w:rPr>
-        <w:t xml:space="preserve">+</w:t>
-      </w:r>
-      <w:r>
-        <w:rPr>
-          <w:rStyle w:val="NormalTok"/>
-        </w:rPr>
-        <w:t xml:space="preserve"> </w:t>
-      </w:r>
-      <w:r>
-        <w:rPr>
-          <w:rStyle w:val="FunctionTok"/>
-        </w:rPr>
-        <w:t xml:space="preserve">qt</w:t>
-      </w:r>
-      <w:r>
-        <w:rPr>
-          <w:rStyle w:val="NormalTok"/>
-        </w:rPr>
-        <w:t xml:space="preserve">(</w:t>
-      </w:r>
-      <w:r>
-        <w:rPr>
-          <w:rStyle w:val="FloatTok"/>
-        </w:rPr>
-        <w:t xml:space="preserve">0.975</w:t>
-      </w:r>
-      <w:r>
-        <w:rPr>
-          <w:rStyle w:val="NormalTok"/>
-        </w:rPr>
-        <w:t xml:space="preserve">, </w:t>
-      </w:r>
-      <w:r>
-        <w:rPr>
-          <w:rStyle w:val="AttributeTok"/>
-        </w:rPr>
-        <w:t xml:space="preserve">df =</w:t>
-      </w:r>
-      <w:r>
-        <w:rPr>
-          <w:rStyle w:val="NormalTok"/>
-        </w:rPr>
-        <w:t xml:space="preserve"> n </w:t>
-      </w:r>
-      <w:r>
-        <w:rPr>
-          <w:rStyle w:val="SpecialCharTok"/>
-        </w:rPr>
-        <w:t xml:space="preserve">-</w:t>
-      </w:r>
-      <w:r>
-        <w:rPr>
-          <w:rStyle w:val="NormalTok"/>
-        </w:rPr>
-        <w:t xml:space="preserve"> </w:t>
-      </w:r>
-      <w:r>
-        <w:rPr>
-          <w:rStyle w:val="DecValTok"/>
-        </w:rPr>
-        <w:t xml:space="preserve">1</w:t>
-      </w:r>
-      <w:r>
-        <w:rPr>
-          <w:rStyle w:val="NormalTok"/>
-        </w:rPr>
-        <w:t xml:space="preserve">) </w:t>
-      </w:r>
-      <w:r>
-        <w:rPr>
-          <w:rStyle w:val="SpecialCharTok"/>
-        </w:rPr>
-        <w:t xml:space="preserve">*</w:t>
-      </w:r>
-      <w:r>
-        <w:rPr>
-          <w:rStyle w:val="NormalTok"/>
-        </w:rPr>
-        <w:t xml:space="preserve"> se,</w:t>
-      </w:r>
-      <w:r>
-        <w:br/>
-      </w:r>
-      <w:r>
-        <w:rPr>
-          <w:rStyle w:val="NormalTok"/>
-        </w:rPr>
-        <w:t xml:space="preserve">      </w:t>
-      </w:r>
-      <w:r>
-        <w:rPr>
-          <w:rStyle w:val="AttributeTok"/>
-        </w:rPr>
-        <w:t xml:space="preserve">.groups  =</w:t>
-      </w:r>
-      <w:r>
-        <w:rPr>
-          <w:rStyle w:val="NormalTok"/>
-        </w:rPr>
-        <w:t xml:space="preserve"> </w:t>
-      </w:r>
-      <w:r>
-        <w:rPr>
-          <w:rStyle w:val="StringTok"/>
-        </w:rPr>
-        <w:t xml:space="preserve">"drop"</w:t>
-      </w:r>
-      <w:r>
-        <w:br/>
-      </w:r>
-      <w:r>
-        <w:rPr>
-          <w:rStyle w:val="NormalTok"/>
-        </w:rPr>
-        <w:t xml:space="preserve">    ) </w:t>
-      </w:r>
-      <w:r>
-        <w:rPr>
-          <w:rStyle w:val="SpecialCharTok"/>
-        </w:rPr>
-        <w:t xml:space="preserve">%&gt;%</w:t>
-      </w:r>
-      <w:r>
-        <w:br/>
-      </w:r>
-      <w:r>
-        <w:rPr>
-          <w:rStyle w:val="NormalTok"/>
-        </w:rPr>
-        <w:t xml:space="preserve">    </w:t>
-      </w:r>
-      <w:r>
-        <w:rPr>
-          <w:rStyle w:val="FunctionTok"/>
-        </w:rPr>
-        <w:t xml:space="preserve">mutate</w:t>
-      </w:r>
-      <w:r>
-        <w:rPr>
-          <w:rStyle w:val="NormalTok"/>
-        </w:rPr>
-        <w:t xml:space="preserve">(</w:t>
-      </w:r>
-      <w:r>
-        <w:rPr>
-          <w:rStyle w:val="FunctionTok"/>
-        </w:rPr>
-        <w:t xml:space="preserve">across</w:t>
-      </w:r>
-      <w:r>
-        <w:rPr>
-          <w:rStyle w:val="NormalTok"/>
-        </w:rPr>
-        <w:t xml:space="preserve">(</w:t>
-      </w:r>
-      <w:r>
-        <w:rPr>
-          <w:rStyle w:val="FunctionTok"/>
-        </w:rPr>
-        <w:t xml:space="preserve">c</w:t>
-      </w:r>
-      <w:r>
-        <w:rPr>
-          <w:rStyle w:val="NormalTok"/>
-        </w:rPr>
-        <w:t xml:space="preserve">(mean, variance, sd, se, ci_lower, ci_upper),</w:t>
-      </w:r>
-      <w:r>
-        <w:br/>
-      </w:r>
-      <w:r>
-        <w:rPr>
-          <w:rStyle w:val="NormalTok"/>
-        </w:rPr>
-        <w:t xml:space="preserve">                  </w:t>
-      </w:r>
-      <w:r>
-        <w:rPr>
-          <w:rStyle w:val="SpecialCharTok"/>
-        </w:rPr>
-        <w:t xml:space="preserve">~</w:t>
-      </w:r>
-      <w:r>
-        <w:rPr>
-          <w:rStyle w:val="NormalTok"/>
-        </w:rPr>
-        <w:t xml:space="preserve"> </w:t>
-      </w:r>
-      <w:r>
-        <w:rPr>
-          <w:rStyle w:val="FunctionTok"/>
-        </w:rPr>
-        <w:t xml:space="preserve">round_half_up</w:t>
-      </w:r>
-      <w:r>
-        <w:rPr>
-          <w:rStyle w:val="NormalTok"/>
-        </w:rPr>
-        <w:t xml:space="preserve">(.x, </w:t>
-      </w:r>
-      <w:r>
-        <w:rPr>
-          <w:rStyle w:val="DecValTok"/>
-        </w:rPr>
-        <w:t xml:space="preserve">2</w:t>
-      </w:r>
-      <w:r>
-        <w:rPr>
-          <w:rStyle w:val="NormalTok"/>
-        </w:rPr>
-        <w:t xml:space="preserve">)))</w:t>
-      </w:r>
-      <w:r>
-        <w:br/>
-      </w:r>
-      <w:r>
-        <w:rPr>
-          <w:rStyle w:val="NormalTok"/>
-        </w:rPr>
-        <w:t xml:space="preserve">}</w:t>
+        <w:t xml:space="preserve">(n)</w:t>
+      </w:r>
+      <w:r>
+        <w:br/>
+      </w:r>
+      <w:r>
+        <w:rPr>
+          <w:rStyle w:val="NormalTok"/>
+        </w:rPr>
+        <w:t xml:space="preserve">  )</w:t>
       </w:r>
     </w:p>
     <w:p>
@@ -2612,25 +2546,46 @@
         </w:numPr>
       </w:pPr>
       <w:r>
-        <w:rPr>
-          <w:rStyle w:val="VerbatimChar"/>
-        </w:rPr>
-        <w:t xml:space="preserve">n = sum(!is.na({{ variable }}))</w:t>
-      </w:r>
-      <w:r>
-        <w:t xml:space="preserve"> </w:t>
-      </w:r>
-      <w:r>
-        <w:t xml:space="preserve">— the correct count, not</w:t>
-      </w:r>
-      <w:r>
-        <w:t xml:space="preserve"> </w:t>
-      </w:r>
-      <w:r>
-        <w:rPr>
-          <w:rStyle w:val="VerbatimChar"/>
-        </w:rPr>
-        <w:t xml:space="preserve">length()</w:t>
+        <w:t xml:space="preserve">Every function gets</w:t>
+      </w:r>
+      <w:r>
+        <w:t xml:space="preserve"> </w:t>
+      </w:r>
+      <w:r>
+        <w:rPr>
+          <w:rStyle w:val="VerbatimChar"/>
+        </w:rPr>
+        <w:t xml:space="preserve">na.rm = TRUE</w:t>
+      </w:r>
+      <w:r>
+        <w:t xml:space="preserve"> </w:t>
+      </w:r>
+      <w:r>
+        <w:t xml:space="preserve">— otherwise one</w:t>
+      </w:r>
+      <w:r>
+        <w:t xml:space="preserve"> </w:t>
+      </w:r>
+      <w:r>
+        <w:rPr>
+          <w:rStyle w:val="VerbatimChar"/>
+        </w:rPr>
+        <w:t xml:space="preserve">NA</w:t>
+      </w:r>
+      <w:r>
+        <w:t xml:space="preserve"> </w:t>
+      </w:r>
+      <w:r>
+        <w:t xml:space="preserve">makes the whole answer</w:t>
+      </w:r>
+      <w:r>
+        <w:t xml:space="preserve"> </w:t>
+      </w:r>
+      <w:r>
+        <w:rPr>
+          <w:rStyle w:val="VerbatimChar"/>
+        </w:rPr>
+        <w:t xml:space="preserve">NA</w:t>
       </w:r>
     </w:p>
     <w:p>
@@ -2645,28 +2600,22 @@
         <w:rPr>
           <w:rStyle w:val="VerbatimChar"/>
         </w:rPr>
-        <w:t xml:space="preserve">{ variable }</w:t>
-      </w:r>
-      <w:r>
-        <w:t xml:space="preserve"> </w:t>
-      </w:r>
-      <w:r>
-        <w:t xml:space="preserve">lets you call</w:t>
-      </w:r>
-      <w:r>
-        <w:t xml:space="preserve"> </w:t>
-      </w:r>
-      <w:r>
-        <w:rPr>
-          <w:rStyle w:val="VerbatimChar"/>
-        </w:rPr>
-        <w:t xml:space="preserve">summary_stats(leaf_df, mass_g)</w:t>
-      </w:r>
-      <w:r>
-        <w:t xml:space="preserve"> </w:t>
-      </w:r>
-      <w:r>
-        <w:t xml:space="preserve">with a bare column name</w:t>
+        <w:t xml:space="preserve">n = sum(!is.na(mass_g))</w:t>
+      </w:r>
+      <w:r>
+        <w:t xml:space="preserve"> </w:t>
+      </w:r>
+      <w:r>
+        <w:t xml:space="preserve">— the correct count, not</w:t>
+      </w:r>
+      <w:r>
+        <w:t xml:space="preserve"> </w:t>
+      </w:r>
+      <w:r>
+        <w:rPr>
+          <w:rStyle w:val="VerbatimChar"/>
+        </w:rPr>
+        <w:t xml:space="preserve">n()</w:t>
       </w:r>
     </w:p>
     <w:p>
@@ -2675,6 +2624,1392 @@
         <w:numPr>
           <w:ilvl w:val="0"/>
           <w:numId w:val="1004"/>
+        </w:numPr>
+      </w:pPr>
+      <w:r>
+        <w:rPr>
+          <w:rStyle w:val="VerbatimChar"/>
+        </w:rPr>
+        <w:t xml:space="preserve">se = sd / sqrt(n)</w:t>
+      </w:r>
+      <w:r>
+        <w:t xml:space="preserve"> </w:t>
+      </w:r>
+      <w:r>
+        <w:t xml:space="preserve">— you can reuse</w:t>
+      </w:r>
+      <w:r>
+        <w:t xml:space="preserve"> </w:t>
+      </w:r>
+      <w:r>
+        <w:rPr>
+          <w:rStyle w:val="VerbatimChar"/>
+        </w:rPr>
+        <w:t xml:space="preserve">sd</w:t>
+      </w:r>
+      <w:r>
+        <w:t xml:space="preserve"> </w:t>
+      </w:r>
+      <w:r>
+        <w:t xml:space="preserve">and</w:t>
+      </w:r>
+      <w:r>
+        <w:t xml:space="preserve"> </w:t>
+      </w:r>
+      <w:r>
+        <w:rPr>
+          <w:rStyle w:val="VerbatimChar"/>
+        </w:rPr>
+        <w:t xml:space="preserve">n</w:t>
+      </w:r>
+      <w:r>
+        <w:t xml:space="preserve"> </w:t>
+      </w:r>
+      <w:r>
+        <w:t xml:space="preserve">later in the same</w:t>
+      </w:r>
+      <w:r>
+        <w:t xml:space="preserve"> </w:t>
+      </w:r>
+      <w:r>
+        <w:rPr>
+          <w:rStyle w:val="VerbatimChar"/>
+        </w:rPr>
+        <w:t xml:space="preserve">summarize()</w:t>
+      </w:r>
+      <w:r>
+        <w:t xml:space="preserve">, because by then they are already columns</w:t>
+      </w:r>
+    </w:p>
+    <w:p>
+      <w:pPr>
+        <w:pStyle w:val="SourceCode"/>
+      </w:pPr>
+      <w:r>
+        <w:rPr>
+          <w:rStyle w:val="VerbatimChar"/>
+        </w:rPr>
+        <w:t xml:space="preserve">sunny: mean, variance, sd, n, se</w:t>
+      </w:r>
+    </w:p>
+    <w:p>
+      <w:pPr>
+        <w:pStyle w:val="FirstParagraph"/>
+      </w:pPr>
+      <w:r>
+        <w:t xml:space="preserve">✏️</w:t>
+      </w:r>
+      <w:r>
+        <w:t xml:space="preserve"> </w:t>
+      </w:r>
+      <w:r>
+        <w:rPr>
+          <w:b/>
+          <w:bCs/>
+        </w:rPr>
+        <w:t xml:space="preserve">Your turn:</w:t>
+      </w:r>
+      <w:r>
+        <w:t xml:space="preserve"> </w:t>
+      </w:r>
+      <w:r>
+        <w:t xml:space="preserve">Do the shady side the same way — change</w:t>
+      </w:r>
+      <w:r>
+        <w:t xml:space="preserve"> </w:t>
+      </w:r>
+      <w:r>
+        <w:rPr>
+          <w:rStyle w:val="VerbatimChar"/>
+        </w:rPr>
+        <w:t xml:space="preserve">"sunny"</w:t>
+      </w:r>
+      <w:r>
+        <w:t xml:space="preserve"> </w:t>
+      </w:r>
+      <w:r>
+        <w:t xml:space="preserve">to</w:t>
+      </w:r>
+      <w:r>
+        <w:t xml:space="preserve"> </w:t>
+      </w:r>
+      <w:r>
+        <w:rPr>
+          <w:rStyle w:val="VerbatimChar"/>
+        </w:rPr>
+        <w:t xml:space="preserve">"shady"</w:t>
+      </w:r>
+      <w:r>
+        <w:t xml:space="preserve"> </w:t>
+      </w:r>
+      <w:r>
+        <w:t xml:space="preserve">and run it again.</w:t>
+      </w:r>
+    </w:p>
+    <w:p>
+      <w:pPr>
+        <w:pStyle w:val="SourceCode"/>
+      </w:pPr>
+      <w:r>
+        <w:rPr>
+          <w:rStyle w:val="VerbatimChar"/>
+        </w:rPr>
+        <w:t xml:space="preserve">shady: mean, variance, sd, n, se</w:t>
+      </w:r>
+      <w:r>
+        <w:br/>
+      </w:r>
+      <w:r>
+        <w:rPr>
+          <w:rStyle w:val="VerbatimChar"/>
+        </w:rPr>
+        <w:t xml:space="preserve">Which side has the larger mean? The larger sd?</w:t>
+      </w:r>
+    </w:p>
+    <w:bookmarkEnd w:id="28"/>
+    <w:bookmarkStart w:id="29" w:name="both-groups-at-once-group_by"/>
+    <w:p>
+      <w:pPr>
+        <w:pStyle w:val="Heading3"/>
+      </w:pPr>
+      <w:r>
+        <w:t xml:space="preserve">Both groups at once —</w:t>
+      </w:r>
+      <w:r>
+        <w:t xml:space="preserve"> </w:t>
+      </w:r>
+      <w:r>
+        <w:rPr>
+          <w:rStyle w:val="VerbatimChar"/>
+        </w:rPr>
+        <w:t xml:space="preserve">group_by()</w:t>
+      </w:r>
+    </w:p>
+    <w:p>
+      <w:pPr>
+        <w:pStyle w:val="BlockText"/>
+      </w:pPr>
+      <w:r>
+        <w:t xml:space="preserve">🔮</w:t>
+      </w:r>
+      <w:r>
+        <w:t xml:space="preserve"> </w:t>
+      </w:r>
+      <w:r>
+        <w:rPr>
+          <w:b/>
+          <w:bCs/>
+        </w:rPr>
+        <w:t xml:space="preserve">Predict first:</w:t>
+      </w:r>
+      <w:r>
+        <w:t xml:space="preserve"> </w:t>
+      </w:r>
+      <w:r>
+        <w:t xml:space="preserve">How many</w:t>
+      </w:r>
+      <w:r>
+        <w:t xml:space="preserve"> </w:t>
+      </w:r>
+      <w:r>
+        <w:rPr>
+          <w:b/>
+          <w:bCs/>
+        </w:rPr>
+        <w:t xml:space="preserve">rows</w:t>
+      </w:r>
+      <w:r>
+        <w:t xml:space="preserve"> </w:t>
+      </w:r>
+      <w:r>
+        <w:t xml:space="preserve">will this return? (How many values does</w:t>
+      </w:r>
+      <w:r>
+        <w:t xml:space="preserve"> </w:t>
+      </w:r>
+      <w:r>
+        <w:rPr>
+          <w:rStyle w:val="VerbatimChar"/>
+        </w:rPr>
+        <w:t xml:space="preserve">shade</w:t>
+      </w:r>
+      <w:r>
+        <w:t xml:space="preserve"> </w:t>
+      </w:r>
+      <w:r>
+        <w:t xml:space="preserve">take?)</w:t>
+      </w:r>
+    </w:p>
+    <w:p>
+      <w:pPr>
+        <w:pStyle w:val="FirstParagraph"/>
+      </w:pPr>
+      <w:r>
+        <w:rPr>
+          <w:b/>
+          <w:bCs/>
+        </w:rPr>
+        <w:t xml:space="preserve">▶ Run this:</w:t>
+      </w:r>
+    </w:p>
+    <w:p>
+      <w:pPr>
+        <w:pStyle w:val="SourceCode"/>
+      </w:pPr>
+      <w:r>
+        <w:rPr>
+          <w:rStyle w:val="CommentTok"/>
+        </w:rPr>
+        <w:t xml:space="preserve"># group_by() splits the data; summarize() runs once per group</w:t>
+      </w:r>
+      <w:r>
+        <w:br/>
+      </w:r>
+      <w:r>
+        <w:rPr>
+          <w:rStyle w:val="NormalTok"/>
+        </w:rPr>
+        <w:t xml:space="preserve">leaf_df </w:t>
+      </w:r>
+      <w:r>
+        <w:rPr>
+          <w:rStyle w:val="SpecialCharTok"/>
+        </w:rPr>
+        <w:t xml:space="preserve">%&gt;%</w:t>
+      </w:r>
+      <w:r>
+        <w:br/>
+      </w:r>
+      <w:r>
+        <w:rPr>
+          <w:rStyle w:val="NormalTok"/>
+        </w:rPr>
+        <w:t xml:space="preserve">  </w:t>
+      </w:r>
+      <w:r>
+        <w:rPr>
+          <w:rStyle w:val="FunctionTok"/>
+        </w:rPr>
+        <w:t xml:space="preserve">group_by</w:t>
+      </w:r>
+      <w:r>
+        <w:rPr>
+          <w:rStyle w:val="NormalTok"/>
+        </w:rPr>
+        <w:t xml:space="preserve">(shade) </w:t>
+      </w:r>
+      <w:r>
+        <w:rPr>
+          <w:rStyle w:val="SpecialCharTok"/>
+        </w:rPr>
+        <w:t xml:space="preserve">%&gt;%</w:t>
+      </w:r>
+      <w:r>
+        <w:br/>
+      </w:r>
+      <w:r>
+        <w:rPr>
+          <w:rStyle w:val="NormalTok"/>
+        </w:rPr>
+        <w:t xml:space="preserve">  </w:t>
+      </w:r>
+      <w:r>
+        <w:rPr>
+          <w:rStyle w:val="FunctionTok"/>
+        </w:rPr>
+        <w:t xml:space="preserve">summarize</w:t>
+      </w:r>
+      <w:r>
+        <w:rPr>
+          <w:rStyle w:val="NormalTok"/>
+        </w:rPr>
+        <w:t xml:space="preserve">(</w:t>
+      </w:r>
+      <w:r>
+        <w:br/>
+      </w:r>
+      <w:r>
+        <w:rPr>
+          <w:rStyle w:val="NormalTok"/>
+        </w:rPr>
+        <w:t xml:space="preserve">    </w:t>
+      </w:r>
+      <w:r>
+        <w:rPr>
+          <w:rStyle w:val="AttributeTok"/>
+        </w:rPr>
+        <w:t xml:space="preserve">mean     =</w:t>
+      </w:r>
+      <w:r>
+        <w:rPr>
+          <w:rStyle w:val="NormalTok"/>
+        </w:rPr>
+        <w:t xml:space="preserve"> </w:t>
+      </w:r>
+      <w:r>
+        <w:rPr>
+          <w:rStyle w:val="FunctionTok"/>
+        </w:rPr>
+        <w:t xml:space="preserve">mean</w:t>
+      </w:r>
+      <w:r>
+        <w:rPr>
+          <w:rStyle w:val="NormalTok"/>
+        </w:rPr>
+        <w:t xml:space="preserve">(mass_g, </w:t>
+      </w:r>
+      <w:r>
+        <w:rPr>
+          <w:rStyle w:val="AttributeTok"/>
+        </w:rPr>
+        <w:t xml:space="preserve">na.rm =</w:t>
+      </w:r>
+      <w:r>
+        <w:rPr>
+          <w:rStyle w:val="NormalTok"/>
+        </w:rPr>
+        <w:t xml:space="preserve"> </w:t>
+      </w:r>
+      <w:r>
+        <w:rPr>
+          <w:rStyle w:val="ConstantTok"/>
+        </w:rPr>
+        <w:t xml:space="preserve">TRUE</w:t>
+      </w:r>
+      <w:r>
+        <w:rPr>
+          <w:rStyle w:val="NormalTok"/>
+        </w:rPr>
+        <w:t xml:space="preserve">),</w:t>
+      </w:r>
+      <w:r>
+        <w:br/>
+      </w:r>
+      <w:r>
+        <w:rPr>
+          <w:rStyle w:val="NormalTok"/>
+        </w:rPr>
+        <w:t xml:space="preserve">    </w:t>
+      </w:r>
+      <w:r>
+        <w:rPr>
+          <w:rStyle w:val="AttributeTok"/>
+        </w:rPr>
+        <w:t xml:space="preserve">variance =</w:t>
+      </w:r>
+      <w:r>
+        <w:rPr>
+          <w:rStyle w:val="NormalTok"/>
+        </w:rPr>
+        <w:t xml:space="preserve"> </w:t>
+      </w:r>
+      <w:r>
+        <w:rPr>
+          <w:rStyle w:val="FunctionTok"/>
+        </w:rPr>
+        <w:t xml:space="preserve">var</w:t>
+      </w:r>
+      <w:r>
+        <w:rPr>
+          <w:rStyle w:val="NormalTok"/>
+        </w:rPr>
+        <w:t xml:space="preserve">(mass_g, </w:t>
+      </w:r>
+      <w:r>
+        <w:rPr>
+          <w:rStyle w:val="AttributeTok"/>
+        </w:rPr>
+        <w:t xml:space="preserve">na.rm =</w:t>
+      </w:r>
+      <w:r>
+        <w:rPr>
+          <w:rStyle w:val="NormalTok"/>
+        </w:rPr>
+        <w:t xml:space="preserve"> </w:t>
+      </w:r>
+      <w:r>
+        <w:rPr>
+          <w:rStyle w:val="ConstantTok"/>
+        </w:rPr>
+        <w:t xml:space="preserve">TRUE</w:t>
+      </w:r>
+      <w:r>
+        <w:rPr>
+          <w:rStyle w:val="NormalTok"/>
+        </w:rPr>
+        <w:t xml:space="preserve">),</w:t>
+      </w:r>
+      <w:r>
+        <w:br/>
+      </w:r>
+      <w:r>
+        <w:rPr>
+          <w:rStyle w:val="NormalTok"/>
+        </w:rPr>
+        <w:t xml:space="preserve">    </w:t>
+      </w:r>
+      <w:r>
+        <w:rPr>
+          <w:rStyle w:val="AttributeTok"/>
+        </w:rPr>
+        <w:t xml:space="preserve">sd       =</w:t>
+      </w:r>
+      <w:r>
+        <w:rPr>
+          <w:rStyle w:val="NormalTok"/>
+        </w:rPr>
+        <w:t xml:space="preserve"> </w:t>
+      </w:r>
+      <w:r>
+        <w:rPr>
+          <w:rStyle w:val="FunctionTok"/>
+        </w:rPr>
+        <w:t xml:space="preserve">sd</w:t>
+      </w:r>
+      <w:r>
+        <w:rPr>
+          <w:rStyle w:val="NormalTok"/>
+        </w:rPr>
+        <w:t xml:space="preserve">(mass_g, </w:t>
+      </w:r>
+      <w:r>
+        <w:rPr>
+          <w:rStyle w:val="AttributeTok"/>
+        </w:rPr>
+        <w:t xml:space="preserve">na.rm =</w:t>
+      </w:r>
+      <w:r>
+        <w:rPr>
+          <w:rStyle w:val="NormalTok"/>
+        </w:rPr>
+        <w:t xml:space="preserve"> </w:t>
+      </w:r>
+      <w:r>
+        <w:rPr>
+          <w:rStyle w:val="ConstantTok"/>
+        </w:rPr>
+        <w:t xml:space="preserve">TRUE</w:t>
+      </w:r>
+      <w:r>
+        <w:rPr>
+          <w:rStyle w:val="NormalTok"/>
+        </w:rPr>
+        <w:t xml:space="preserve">),</w:t>
+      </w:r>
+      <w:r>
+        <w:br/>
+      </w:r>
+      <w:r>
+        <w:rPr>
+          <w:rStyle w:val="NormalTok"/>
+        </w:rPr>
+        <w:t xml:space="preserve">    </w:t>
+      </w:r>
+      <w:r>
+        <w:rPr>
+          <w:rStyle w:val="AttributeTok"/>
+        </w:rPr>
+        <w:t xml:space="preserve">n        =</w:t>
+      </w:r>
+      <w:r>
+        <w:rPr>
+          <w:rStyle w:val="NormalTok"/>
+        </w:rPr>
+        <w:t xml:space="preserve"> </w:t>
+      </w:r>
+      <w:r>
+        <w:rPr>
+          <w:rStyle w:val="FunctionTok"/>
+        </w:rPr>
+        <w:t xml:space="preserve">sum</w:t>
+      </w:r>
+      <w:r>
+        <w:rPr>
+          <w:rStyle w:val="NormalTok"/>
+        </w:rPr>
+        <w:t xml:space="preserve">(</w:t>
+      </w:r>
+      <w:r>
+        <w:rPr>
+          <w:rStyle w:val="SpecialCharTok"/>
+        </w:rPr>
+        <w:t xml:space="preserve">!</w:t>
+      </w:r>
+      <w:r>
+        <w:rPr>
+          <w:rStyle w:val="FunctionTok"/>
+        </w:rPr>
+        <w:t xml:space="preserve">is.na</w:t>
+      </w:r>
+      <w:r>
+        <w:rPr>
+          <w:rStyle w:val="NormalTok"/>
+        </w:rPr>
+        <w:t xml:space="preserve">(mass_g)),</w:t>
+      </w:r>
+      <w:r>
+        <w:br/>
+      </w:r>
+      <w:r>
+        <w:rPr>
+          <w:rStyle w:val="NormalTok"/>
+        </w:rPr>
+        <w:t xml:space="preserve">    </w:t>
+      </w:r>
+      <w:r>
+        <w:rPr>
+          <w:rStyle w:val="AttributeTok"/>
+        </w:rPr>
+        <w:t xml:space="preserve">se       =</w:t>
+      </w:r>
+      <w:r>
+        <w:rPr>
+          <w:rStyle w:val="NormalTok"/>
+        </w:rPr>
+        <w:t xml:space="preserve"> sd </w:t>
+      </w:r>
+      <w:r>
+        <w:rPr>
+          <w:rStyle w:val="SpecialCharTok"/>
+        </w:rPr>
+        <w:t xml:space="preserve">/</w:t>
+      </w:r>
+      <w:r>
+        <w:rPr>
+          <w:rStyle w:val="NormalTok"/>
+        </w:rPr>
+        <w:t xml:space="preserve"> </w:t>
+      </w:r>
+      <w:r>
+        <w:rPr>
+          <w:rStyle w:val="FunctionTok"/>
+        </w:rPr>
+        <w:t xml:space="preserve">sqrt</w:t>
+      </w:r>
+      <w:r>
+        <w:rPr>
+          <w:rStyle w:val="NormalTok"/>
+        </w:rPr>
+        <w:t xml:space="preserve">(n)</w:t>
+      </w:r>
+      <w:r>
+        <w:br/>
+      </w:r>
+      <w:r>
+        <w:rPr>
+          <w:rStyle w:val="NormalTok"/>
+        </w:rPr>
+        <w:t xml:space="preserve">  )</w:t>
+      </w:r>
+    </w:p>
+    <w:p>
+      <w:pPr>
+        <w:pStyle w:val="BlockText"/>
+      </w:pPr>
+      <w:r>
+        <w:t xml:space="preserve">💡</w:t>
+      </w:r>
+      <w:r>
+        <w:t xml:space="preserve"> </w:t>
+      </w:r>
+      <w:r>
+        <w:rPr>
+          <w:b/>
+          <w:bCs/>
+        </w:rPr>
+        <w:t xml:space="preserve">Key idea:</w:t>
+      </w:r>
+      <w:r>
+        <w:t xml:space="preserve"> </w:t>
+      </w:r>
+      <w:r>
+        <w:t xml:space="preserve">the</w:t>
+      </w:r>
+      <w:r>
+        <w:t xml:space="preserve"> </w:t>
+      </w:r>
+      <w:r>
+        <w:rPr>
+          <w:rStyle w:val="VerbatimChar"/>
+        </w:rPr>
+        <w:t xml:space="preserve">summarize()</w:t>
+      </w:r>
+      <w:r>
+        <w:t xml:space="preserve"> </w:t>
+      </w:r>
+      <w:r>
+        <w:t xml:space="preserve">did not change at all — the only new line is</w:t>
+      </w:r>
+      <w:r>
+        <w:t xml:space="preserve"> </w:t>
+      </w:r>
+      <w:r>
+        <w:rPr>
+          <w:rStyle w:val="VerbatimChar"/>
+        </w:rPr>
+        <w:t xml:space="preserve">group_by(shade)</w:t>
+      </w:r>
+      <w:r>
+        <w:t xml:space="preserve">. Running the filter version twice, once per side, is exactly the repetition</w:t>
+      </w:r>
+      <w:r>
+        <w:t xml:space="preserve"> </w:t>
+      </w:r>
+      <w:r>
+        <w:rPr>
+          <w:rStyle w:val="VerbatimChar"/>
+        </w:rPr>
+        <w:t xml:space="preserve">group_by()</w:t>
+      </w:r>
+      <w:r>
+        <w:t xml:space="preserve"> </w:t>
+      </w:r>
+      <w:r>
+        <w:t xml:space="preserve">exists to remove.</w:t>
+      </w:r>
+    </w:p>
+    <w:p>
+      <w:pPr>
+        <w:pStyle w:val="SourceCode"/>
+      </w:pPr>
+      <w:r>
+        <w:rPr>
+          <w:rStyle w:val="VerbatimChar"/>
+        </w:rPr>
+        <w:t xml:space="preserve">Do these two rows match what you got with filter() above?  Y / N</w:t>
+      </w:r>
+    </w:p>
+    <w:p>
+      <w:r>
+        <w:pict>
+          <v:rect style="width:0;height:1.5pt" o:hralign="center" o:hrstd="t" o:hr="t"/>
+        </w:pict>
+      </w:r>
+    </w:p>
+    <w:bookmarkEnd w:id="29"/>
+    <w:bookmarkEnd w:id="30"/>
+    <w:bookmarkStart w:id="33" w:name="part-4-package-it-summary_stats"/>
+    <w:p>
+      <w:pPr>
+        <w:pStyle w:val="Heading1"/>
+      </w:pPr>
+      <w:r>
+        <w:t xml:space="preserve">Part 4 · Package it —</w:t>
+      </w:r>
+      <w:r>
+        <w:t xml:space="preserve"> </w:t>
+      </w:r>
+      <w:r>
+        <w:rPr>
+          <w:rStyle w:val="VerbatimChar"/>
+        </w:rPr>
+        <w:t xml:space="preserve">summary_stats()</w:t>
+      </w:r>
+    </w:p>
+    <w:p>
+      <w:pPr>
+        <w:pStyle w:val="FirstParagraph"/>
+      </w:pPr>
+      <w:r>
+        <w:t xml:space="preserve">You just typed that</w:t>
+      </w:r>
+      <w:r>
+        <w:t xml:space="preserve"> </w:t>
+      </w:r>
+      <w:r>
+        <w:rPr>
+          <w:rStyle w:val="VerbatimChar"/>
+        </w:rPr>
+        <w:t xml:space="preserve">summarize()</w:t>
+      </w:r>
+      <w:r>
+        <w:t xml:space="preserve"> </w:t>
+      </w:r>
+      <w:r>
+        <w:t xml:space="preserve">twice. Rather than retype it for every variable for the rest of the term, we wrap it in a function once.</w:t>
+      </w:r>
+      <w:r>
+        <w:t xml:space="preserve"> </w:t>
+      </w:r>
+      <w:r>
+        <w:rPr>
+          <w:b/>
+          <w:bCs/>
+        </w:rPr>
+        <w:t xml:space="preserve">It is the same code</w:t>
+      </w:r>
+      <w:r>
+        <w:t xml:space="preserve"> </w:t>
+      </w:r>
+      <w:r>
+        <w:t xml:space="preserve">— plus a 95% confidence interval for the mean.</w:t>
+      </w:r>
+    </w:p>
+    <w:p>
+      <w:pPr>
+        <w:pStyle w:val="SourceCode"/>
+      </w:pPr>
+      <w:r>
+        <w:rPr>
+          <w:rStyle w:val="NormalTok"/>
+        </w:rPr>
+        <w:t xml:space="preserve">summary_stats </w:t>
+      </w:r>
+      <w:r>
+        <w:rPr>
+          <w:rStyle w:val="OtherTok"/>
+        </w:rPr>
+        <w:t xml:space="preserve">&lt;-</w:t>
+      </w:r>
+      <w:r>
+        <w:rPr>
+          <w:rStyle w:val="NormalTok"/>
+        </w:rPr>
+        <w:t xml:space="preserve"> </w:t>
+      </w:r>
+      <w:r>
+        <w:rPr>
+          <w:rStyle w:val="ControlFlowTok"/>
+        </w:rPr>
+        <w:t xml:space="preserve">function</w:t>
+      </w:r>
+      <w:r>
+        <w:rPr>
+          <w:rStyle w:val="NormalTok"/>
+        </w:rPr>
+        <w:t xml:space="preserve">(data, variable) {</w:t>
+      </w:r>
+      <w:r>
+        <w:br/>
+      </w:r>
+      <w:r>
+        <w:rPr>
+          <w:rStyle w:val="NormalTok"/>
+        </w:rPr>
+        <w:t xml:space="preserve">  data </w:t>
+      </w:r>
+      <w:r>
+        <w:rPr>
+          <w:rStyle w:val="SpecialCharTok"/>
+        </w:rPr>
+        <w:t xml:space="preserve">%&gt;%</w:t>
+      </w:r>
+      <w:r>
+        <w:br/>
+      </w:r>
+      <w:r>
+        <w:rPr>
+          <w:rStyle w:val="NormalTok"/>
+        </w:rPr>
+        <w:t xml:space="preserve">    </w:t>
+      </w:r>
+      <w:r>
+        <w:rPr>
+          <w:rStyle w:val="FunctionTok"/>
+        </w:rPr>
+        <w:t xml:space="preserve">summarize</w:t>
+      </w:r>
+      <w:r>
+        <w:rPr>
+          <w:rStyle w:val="NormalTok"/>
+        </w:rPr>
+        <w:t xml:space="preserve">(</w:t>
+      </w:r>
+      <w:r>
+        <w:br/>
+      </w:r>
+      <w:r>
+        <w:rPr>
+          <w:rStyle w:val="NormalTok"/>
+        </w:rPr>
+        <w:t xml:space="preserve">      </w:t>
+      </w:r>
+      <w:r>
+        <w:rPr>
+          <w:rStyle w:val="AttributeTok"/>
+        </w:rPr>
+        <w:t xml:space="preserve">n        =</w:t>
+      </w:r>
+      <w:r>
+        <w:rPr>
+          <w:rStyle w:val="NormalTok"/>
+        </w:rPr>
+        <w:t xml:space="preserve"> </w:t>
+      </w:r>
+      <w:r>
+        <w:rPr>
+          <w:rStyle w:val="FunctionTok"/>
+        </w:rPr>
+        <w:t xml:space="preserve">sum</w:t>
+      </w:r>
+      <w:r>
+        <w:rPr>
+          <w:rStyle w:val="NormalTok"/>
+        </w:rPr>
+        <w:t xml:space="preserve">(</w:t>
+      </w:r>
+      <w:r>
+        <w:rPr>
+          <w:rStyle w:val="SpecialCharTok"/>
+        </w:rPr>
+        <w:t xml:space="preserve">!</w:t>
+      </w:r>
+      <w:r>
+        <w:rPr>
+          <w:rStyle w:val="FunctionTok"/>
+        </w:rPr>
+        <w:t xml:space="preserve">is.na</w:t>
+      </w:r>
+      <w:r>
+        <w:rPr>
+          <w:rStyle w:val="NormalTok"/>
+        </w:rPr>
+        <w:t xml:space="preserve">({{ variable }})),</w:t>
+      </w:r>
+      <w:r>
+        <w:br/>
+      </w:r>
+      <w:r>
+        <w:rPr>
+          <w:rStyle w:val="NormalTok"/>
+        </w:rPr>
+        <w:t xml:space="preserve">      </w:t>
+      </w:r>
+      <w:r>
+        <w:rPr>
+          <w:rStyle w:val="AttributeTok"/>
+        </w:rPr>
+        <w:t xml:space="preserve">mean     =</w:t>
+      </w:r>
+      <w:r>
+        <w:rPr>
+          <w:rStyle w:val="NormalTok"/>
+        </w:rPr>
+        <w:t xml:space="preserve"> </w:t>
+      </w:r>
+      <w:r>
+        <w:rPr>
+          <w:rStyle w:val="FunctionTok"/>
+        </w:rPr>
+        <w:t xml:space="preserve">mean</w:t>
+      </w:r>
+      <w:r>
+        <w:rPr>
+          <w:rStyle w:val="NormalTok"/>
+        </w:rPr>
+        <w:t xml:space="preserve">({{ variable }}, </w:t>
+      </w:r>
+      <w:r>
+        <w:rPr>
+          <w:rStyle w:val="AttributeTok"/>
+        </w:rPr>
+        <w:t xml:space="preserve">na.rm =</w:t>
+      </w:r>
+      <w:r>
+        <w:rPr>
+          <w:rStyle w:val="NormalTok"/>
+        </w:rPr>
+        <w:t xml:space="preserve"> </w:t>
+      </w:r>
+      <w:r>
+        <w:rPr>
+          <w:rStyle w:val="ConstantTok"/>
+        </w:rPr>
+        <w:t xml:space="preserve">TRUE</w:t>
+      </w:r>
+      <w:r>
+        <w:rPr>
+          <w:rStyle w:val="NormalTok"/>
+        </w:rPr>
+        <w:t xml:space="preserve">),</w:t>
+      </w:r>
+      <w:r>
+        <w:br/>
+      </w:r>
+      <w:r>
+        <w:rPr>
+          <w:rStyle w:val="NormalTok"/>
+        </w:rPr>
+        <w:t xml:space="preserve">      </w:t>
+      </w:r>
+      <w:r>
+        <w:rPr>
+          <w:rStyle w:val="AttributeTok"/>
+        </w:rPr>
+        <w:t xml:space="preserve">variance =</w:t>
+      </w:r>
+      <w:r>
+        <w:rPr>
+          <w:rStyle w:val="NormalTok"/>
+        </w:rPr>
+        <w:t xml:space="preserve"> </w:t>
+      </w:r>
+      <w:r>
+        <w:rPr>
+          <w:rStyle w:val="FunctionTok"/>
+        </w:rPr>
+        <w:t xml:space="preserve">var</w:t>
+      </w:r>
+      <w:r>
+        <w:rPr>
+          <w:rStyle w:val="NormalTok"/>
+        </w:rPr>
+        <w:t xml:space="preserve">({{ variable }}, </w:t>
+      </w:r>
+      <w:r>
+        <w:rPr>
+          <w:rStyle w:val="AttributeTok"/>
+        </w:rPr>
+        <w:t xml:space="preserve">na.rm =</w:t>
+      </w:r>
+      <w:r>
+        <w:rPr>
+          <w:rStyle w:val="NormalTok"/>
+        </w:rPr>
+        <w:t xml:space="preserve"> </w:t>
+      </w:r>
+      <w:r>
+        <w:rPr>
+          <w:rStyle w:val="ConstantTok"/>
+        </w:rPr>
+        <w:t xml:space="preserve">TRUE</w:t>
+      </w:r>
+      <w:r>
+        <w:rPr>
+          <w:rStyle w:val="NormalTok"/>
+        </w:rPr>
+        <w:t xml:space="preserve">),</w:t>
+      </w:r>
+      <w:r>
+        <w:br/>
+      </w:r>
+      <w:r>
+        <w:rPr>
+          <w:rStyle w:val="NormalTok"/>
+        </w:rPr>
+        <w:t xml:space="preserve">      </w:t>
+      </w:r>
+      <w:r>
+        <w:rPr>
+          <w:rStyle w:val="AttributeTok"/>
+        </w:rPr>
+        <w:t xml:space="preserve">sd       =</w:t>
+      </w:r>
+      <w:r>
+        <w:rPr>
+          <w:rStyle w:val="NormalTok"/>
+        </w:rPr>
+        <w:t xml:space="preserve"> </w:t>
+      </w:r>
+      <w:r>
+        <w:rPr>
+          <w:rStyle w:val="FunctionTok"/>
+        </w:rPr>
+        <w:t xml:space="preserve">sd</w:t>
+      </w:r>
+      <w:r>
+        <w:rPr>
+          <w:rStyle w:val="NormalTok"/>
+        </w:rPr>
+        <w:t xml:space="preserve">({{ variable }}, </w:t>
+      </w:r>
+      <w:r>
+        <w:rPr>
+          <w:rStyle w:val="AttributeTok"/>
+        </w:rPr>
+        <w:t xml:space="preserve">na.rm =</w:t>
+      </w:r>
+      <w:r>
+        <w:rPr>
+          <w:rStyle w:val="NormalTok"/>
+        </w:rPr>
+        <w:t xml:space="preserve"> </w:t>
+      </w:r>
+      <w:r>
+        <w:rPr>
+          <w:rStyle w:val="ConstantTok"/>
+        </w:rPr>
+        <w:t xml:space="preserve">TRUE</w:t>
+      </w:r>
+      <w:r>
+        <w:rPr>
+          <w:rStyle w:val="NormalTok"/>
+        </w:rPr>
+        <w:t xml:space="preserve">),</w:t>
+      </w:r>
+      <w:r>
+        <w:br/>
+      </w:r>
+      <w:r>
+        <w:rPr>
+          <w:rStyle w:val="NormalTok"/>
+        </w:rPr>
+        <w:t xml:space="preserve">      </w:t>
+      </w:r>
+      <w:r>
+        <w:rPr>
+          <w:rStyle w:val="AttributeTok"/>
+        </w:rPr>
+        <w:t xml:space="preserve">se       =</w:t>
+      </w:r>
+      <w:r>
+        <w:rPr>
+          <w:rStyle w:val="NormalTok"/>
+        </w:rPr>
+        <w:t xml:space="preserve"> sd </w:t>
+      </w:r>
+      <w:r>
+        <w:rPr>
+          <w:rStyle w:val="SpecialCharTok"/>
+        </w:rPr>
+        <w:t xml:space="preserve">/</w:t>
+      </w:r>
+      <w:r>
+        <w:rPr>
+          <w:rStyle w:val="NormalTok"/>
+        </w:rPr>
+        <w:t xml:space="preserve"> </w:t>
+      </w:r>
+      <w:r>
+        <w:rPr>
+          <w:rStyle w:val="FunctionTok"/>
+        </w:rPr>
+        <w:t xml:space="preserve">sqrt</w:t>
+      </w:r>
+      <w:r>
+        <w:rPr>
+          <w:rStyle w:val="NormalTok"/>
+        </w:rPr>
+        <w:t xml:space="preserve">(n),</w:t>
+      </w:r>
+      <w:r>
+        <w:br/>
+      </w:r>
+      <w:r>
+        <w:rPr>
+          <w:rStyle w:val="NormalTok"/>
+        </w:rPr>
+        <w:t xml:space="preserve">      </w:t>
+      </w:r>
+      <w:r>
+        <w:rPr>
+          <w:rStyle w:val="AttributeTok"/>
+        </w:rPr>
+        <w:t xml:space="preserve">ci_lower =</w:t>
+      </w:r>
+      <w:r>
+        <w:rPr>
+          <w:rStyle w:val="NormalTok"/>
+        </w:rPr>
+        <w:t xml:space="preserve"> mean </w:t>
+      </w:r>
+      <w:r>
+        <w:rPr>
+          <w:rStyle w:val="SpecialCharTok"/>
+        </w:rPr>
+        <w:t xml:space="preserve">-</w:t>
+      </w:r>
+      <w:r>
+        <w:rPr>
+          <w:rStyle w:val="NormalTok"/>
+        </w:rPr>
+        <w:t xml:space="preserve"> </w:t>
+      </w:r>
+      <w:r>
+        <w:rPr>
+          <w:rStyle w:val="FunctionTok"/>
+        </w:rPr>
+        <w:t xml:space="preserve">qt</w:t>
+      </w:r>
+      <w:r>
+        <w:rPr>
+          <w:rStyle w:val="NormalTok"/>
+        </w:rPr>
+        <w:t xml:space="preserve">(</w:t>
+      </w:r>
+      <w:r>
+        <w:rPr>
+          <w:rStyle w:val="FloatTok"/>
+        </w:rPr>
+        <w:t xml:space="preserve">0.975</w:t>
+      </w:r>
+      <w:r>
+        <w:rPr>
+          <w:rStyle w:val="NormalTok"/>
+        </w:rPr>
+        <w:t xml:space="preserve">, </w:t>
+      </w:r>
+      <w:r>
+        <w:rPr>
+          <w:rStyle w:val="AttributeTok"/>
+        </w:rPr>
+        <w:t xml:space="preserve">df =</w:t>
+      </w:r>
+      <w:r>
+        <w:rPr>
+          <w:rStyle w:val="NormalTok"/>
+        </w:rPr>
+        <w:t xml:space="preserve"> n </w:t>
+      </w:r>
+      <w:r>
+        <w:rPr>
+          <w:rStyle w:val="SpecialCharTok"/>
+        </w:rPr>
+        <w:t xml:space="preserve">-</w:t>
+      </w:r>
+      <w:r>
+        <w:rPr>
+          <w:rStyle w:val="NormalTok"/>
+        </w:rPr>
+        <w:t xml:space="preserve"> </w:t>
+      </w:r>
+      <w:r>
+        <w:rPr>
+          <w:rStyle w:val="DecValTok"/>
+        </w:rPr>
+        <w:t xml:space="preserve">1</w:t>
+      </w:r>
+      <w:r>
+        <w:rPr>
+          <w:rStyle w:val="NormalTok"/>
+        </w:rPr>
+        <w:t xml:space="preserve">) </w:t>
+      </w:r>
+      <w:r>
+        <w:rPr>
+          <w:rStyle w:val="SpecialCharTok"/>
+        </w:rPr>
+        <w:t xml:space="preserve">*</w:t>
+      </w:r>
+      <w:r>
+        <w:rPr>
+          <w:rStyle w:val="NormalTok"/>
+        </w:rPr>
+        <w:t xml:space="preserve"> se,</w:t>
+      </w:r>
+      <w:r>
+        <w:br/>
+      </w:r>
+      <w:r>
+        <w:rPr>
+          <w:rStyle w:val="NormalTok"/>
+        </w:rPr>
+        <w:t xml:space="preserve">      </w:t>
+      </w:r>
+      <w:r>
+        <w:rPr>
+          <w:rStyle w:val="AttributeTok"/>
+        </w:rPr>
+        <w:t xml:space="preserve">ci_upper =</w:t>
+      </w:r>
+      <w:r>
+        <w:rPr>
+          <w:rStyle w:val="NormalTok"/>
+        </w:rPr>
+        <w:t xml:space="preserve"> mean </w:t>
+      </w:r>
+      <w:r>
+        <w:rPr>
+          <w:rStyle w:val="SpecialCharTok"/>
+        </w:rPr>
+        <w:t xml:space="preserve">+</w:t>
+      </w:r>
+      <w:r>
+        <w:rPr>
+          <w:rStyle w:val="NormalTok"/>
+        </w:rPr>
+        <w:t xml:space="preserve"> </w:t>
+      </w:r>
+      <w:r>
+        <w:rPr>
+          <w:rStyle w:val="FunctionTok"/>
+        </w:rPr>
+        <w:t xml:space="preserve">qt</w:t>
+      </w:r>
+      <w:r>
+        <w:rPr>
+          <w:rStyle w:val="NormalTok"/>
+        </w:rPr>
+        <w:t xml:space="preserve">(</w:t>
+      </w:r>
+      <w:r>
+        <w:rPr>
+          <w:rStyle w:val="FloatTok"/>
+        </w:rPr>
+        <w:t xml:space="preserve">0.975</w:t>
+      </w:r>
+      <w:r>
+        <w:rPr>
+          <w:rStyle w:val="NormalTok"/>
+        </w:rPr>
+        <w:t xml:space="preserve">, </w:t>
+      </w:r>
+      <w:r>
+        <w:rPr>
+          <w:rStyle w:val="AttributeTok"/>
+        </w:rPr>
+        <w:t xml:space="preserve">df =</w:t>
+      </w:r>
+      <w:r>
+        <w:rPr>
+          <w:rStyle w:val="NormalTok"/>
+        </w:rPr>
+        <w:t xml:space="preserve"> n </w:t>
+      </w:r>
+      <w:r>
+        <w:rPr>
+          <w:rStyle w:val="SpecialCharTok"/>
+        </w:rPr>
+        <w:t xml:space="preserve">-</w:t>
+      </w:r>
+      <w:r>
+        <w:rPr>
+          <w:rStyle w:val="NormalTok"/>
+        </w:rPr>
+        <w:t xml:space="preserve"> </w:t>
+      </w:r>
+      <w:r>
+        <w:rPr>
+          <w:rStyle w:val="DecValTok"/>
+        </w:rPr>
+        <w:t xml:space="preserve">1</w:t>
+      </w:r>
+      <w:r>
+        <w:rPr>
+          <w:rStyle w:val="NormalTok"/>
+        </w:rPr>
+        <w:t xml:space="preserve">) </w:t>
+      </w:r>
+      <w:r>
+        <w:rPr>
+          <w:rStyle w:val="SpecialCharTok"/>
+        </w:rPr>
+        <w:t xml:space="preserve">*</w:t>
+      </w:r>
+      <w:r>
+        <w:rPr>
+          <w:rStyle w:val="NormalTok"/>
+        </w:rPr>
+        <w:t xml:space="preserve"> se,</w:t>
+      </w:r>
+      <w:r>
+        <w:br/>
+      </w:r>
+      <w:r>
+        <w:rPr>
+          <w:rStyle w:val="NormalTok"/>
+        </w:rPr>
+        <w:t xml:space="preserve">      </w:t>
+      </w:r>
+      <w:r>
+        <w:rPr>
+          <w:rStyle w:val="AttributeTok"/>
+        </w:rPr>
+        <w:t xml:space="preserve">.groups  =</w:t>
+      </w:r>
+      <w:r>
+        <w:rPr>
+          <w:rStyle w:val="NormalTok"/>
+        </w:rPr>
+        <w:t xml:space="preserve"> </w:t>
+      </w:r>
+      <w:r>
+        <w:rPr>
+          <w:rStyle w:val="StringTok"/>
+        </w:rPr>
+        <w:t xml:space="preserve">"drop"</w:t>
+      </w:r>
+      <w:r>
+        <w:br/>
+      </w:r>
+      <w:r>
+        <w:rPr>
+          <w:rStyle w:val="NormalTok"/>
+        </w:rPr>
+        <w:t xml:space="preserve">    )</w:t>
+      </w:r>
+      <w:r>
+        <w:br/>
+      </w:r>
+      <w:r>
+        <w:rPr>
+          <w:rStyle w:val="NormalTok"/>
+        </w:rPr>
+        <w:t xml:space="preserve">}</w:t>
+      </w:r>
+    </w:p>
+    <w:p>
+      <w:pPr>
+        <w:pStyle w:val="Compact"/>
+        <w:numPr>
+          <w:ilvl w:val="0"/>
+          <w:numId w:val="1005"/>
+        </w:numPr>
+      </w:pPr>
+      <w:r>
+        <w:rPr>
+          <w:rStyle w:val="VerbatimChar"/>
+        </w:rPr>
+        <w:t xml:space="preserve">n = sum(!is.na({{ variable }}))</w:t>
+      </w:r>
+      <w:r>
+        <w:t xml:space="preserve"> </w:t>
+      </w:r>
+      <w:r>
+        <w:t xml:space="preserve">— the correct count, not</w:t>
+      </w:r>
+      <w:r>
+        <w:t xml:space="preserve"> </w:t>
+      </w:r>
+      <w:r>
+        <w:rPr>
+          <w:rStyle w:val="VerbatimChar"/>
+        </w:rPr>
+        <w:t xml:space="preserve">n()</w:t>
+      </w:r>
+    </w:p>
+    <w:p>
+      <w:pPr>
+        <w:pStyle w:val="Compact"/>
+        <w:numPr>
+          <w:ilvl w:val="0"/>
+          <w:numId w:val="1005"/>
+        </w:numPr>
+      </w:pPr>
+      <w:r>
+        <w:rPr>
+          <w:rStyle w:val="VerbatimChar"/>
+        </w:rPr>
+        <w:t xml:space="preserve">{ variable }</w:t>
+      </w:r>
+      <w:r>
+        <w:t xml:space="preserve"> </w:t>
+      </w:r>
+      <w:r>
+        <w:t xml:space="preserve">lets you call</w:t>
+      </w:r>
+      <w:r>
+        <w:t xml:space="preserve"> </w:t>
+      </w:r>
+      <w:r>
+        <w:rPr>
+          <w:rStyle w:val="VerbatimChar"/>
+        </w:rPr>
+        <w:t xml:space="preserve">summary_stats(leaf_df, mass_g)</w:t>
+      </w:r>
+      <w:r>
+        <w:t xml:space="preserve"> </w:t>
+      </w:r>
+      <w:r>
+        <w:t xml:space="preserve">with a bare column name</w:t>
+      </w:r>
+    </w:p>
+    <w:p>
+      <w:pPr>
+        <w:pStyle w:val="Compact"/>
+        <w:numPr>
+          <w:ilvl w:val="0"/>
+          <w:numId w:val="1005"/>
         </w:numPr>
       </w:pPr>
       <w:r>
@@ -2770,12 +4105,12 @@
                 <wp:inline>
                   <wp:extent cx="152400" cy="152400"/>
                   <wp:effectExtent b="0" l="0" r="0" t="0"/>
-                  <wp:docPr descr="" title="" id="27" name="Picture"/>
+                  <wp:docPr descr="" title="" id="31" name="Picture"/>
                   <a:graphic>
                     <a:graphicData uri="http://schemas.openxmlformats.org/drawingml/2006/picture">
                       <pic:pic>
                         <pic:nvPicPr>
-                          <pic:cNvPr descr="/Applications/Positron.app/Contents/Resources/app/quarto/share/formats/docx/tip.png" id="28" name="Picture"/>
+                          <pic:cNvPr descr="/Applications/Positron.app/Contents/Resources/app/quarto/share/formats/docx/tip.png" id="32" name="Picture"/>
                           <pic:cNvPicPr>
                             <a:picLocks noChangeArrowheads="1" noChangeAspect="1"/>
                           </pic:cNvPicPr>
@@ -2894,7 +4229,7 @@
         <w:t xml:space="preserve"> </w:t>
       </w:r>
       <w:r>
-        <w:t xml:space="preserve">Use it on one group. Filter</w:t>
+        <w:t xml:space="preserve">Filter</w:t>
       </w:r>
       <w:r>
         <w:t xml:space="preserve"> </w:t>
@@ -2947,31 +4282,246 @@
         <w:rPr>
           <w:rStyle w:val="VerbatimChar"/>
         </w:rPr>
-        <w:t xml:space="preserve">n, mean, variance, sd, se for sunny mass_g:</w:t>
+        <w:t xml:space="preserve">Same n, mean, variance, sd, se as your hand-written version in Part 3?  Y / N</w:t>
       </w:r>
     </w:p>
     <w:p>
       <w:pPr>
         <w:pStyle w:val="FirstParagraph"/>
       </w:pPr>
-      <w:r>
-        <w:t xml:space="preserve">✏️</w:t>
-      </w:r>
-      <w:r>
-        <w:t xml:space="preserve"> </w:t>
-      </w:r>
       <w:r>
         <w:rPr>
           <w:b/>
           <w:bCs/>
         </w:rPr>
+        <w:t xml:space="preserve">▶ Run this:</w:t>
+      </w:r>
+    </w:p>
+    <w:p>
+      <w:pPr>
+        <w:pStyle w:val="SourceCode"/>
+      </w:pPr>
+      <w:r>
+        <w:rPr>
+          <w:rStyle w:val="CommentTok"/>
+        </w:rPr>
+        <w:t xml:space="preserve"># group first, then call the SAME function — no rewriting it</w:t>
+      </w:r>
+      <w:r>
+        <w:br/>
+      </w:r>
+      <w:r>
+        <w:rPr>
+          <w:rStyle w:val="NormalTok"/>
+        </w:rPr>
+        <w:t xml:space="preserve">stats_df </w:t>
+      </w:r>
+      <w:r>
+        <w:rPr>
+          <w:rStyle w:val="OtherTok"/>
+        </w:rPr>
+        <w:t xml:space="preserve">&lt;-</w:t>
+      </w:r>
+      <w:r>
+        <w:rPr>
+          <w:rStyle w:val="NormalTok"/>
+        </w:rPr>
+        <w:t xml:space="preserve"> leaf_df </w:t>
+      </w:r>
+      <w:r>
+        <w:rPr>
+          <w:rStyle w:val="SpecialCharTok"/>
+        </w:rPr>
+        <w:t xml:space="preserve">%&gt;%</w:t>
+      </w:r>
+      <w:r>
+        <w:br/>
+      </w:r>
+      <w:r>
+        <w:rPr>
+          <w:rStyle w:val="NormalTok"/>
+        </w:rPr>
+        <w:t xml:space="preserve">  </w:t>
+      </w:r>
+      <w:r>
+        <w:rPr>
+          <w:rStyle w:val="FunctionTok"/>
+        </w:rPr>
+        <w:t xml:space="preserve">group_by</w:t>
+      </w:r>
+      <w:r>
+        <w:rPr>
+          <w:rStyle w:val="NormalTok"/>
+        </w:rPr>
+        <w:t xml:space="preserve">(shade) </w:t>
+      </w:r>
+      <w:r>
+        <w:rPr>
+          <w:rStyle w:val="SpecialCharTok"/>
+        </w:rPr>
+        <w:t xml:space="preserve">%&gt;%</w:t>
+      </w:r>
+      <w:r>
+        <w:br/>
+      </w:r>
+      <w:r>
+        <w:rPr>
+          <w:rStyle w:val="NormalTok"/>
+        </w:rPr>
+        <w:t xml:space="preserve">  </w:t>
+      </w:r>
+      <w:r>
+        <w:rPr>
+          <w:rStyle w:val="FunctionTok"/>
+        </w:rPr>
+        <w:t xml:space="preserve">summary_stats</w:t>
+      </w:r>
+      <w:r>
+        <w:rPr>
+          <w:rStyle w:val="NormalTok"/>
+        </w:rPr>
+        <w:t xml:space="preserve">(mass_g)</w:t>
+      </w:r>
+      <w:r>
+        <w:br/>
+      </w:r>
+      <w:r>
+        <w:br/>
+      </w:r>
+      <w:r>
+        <w:rPr>
+          <w:rStyle w:val="NormalTok"/>
+        </w:rPr>
+        <w:t xml:space="preserve">stats_df</w:t>
+      </w:r>
+    </w:p>
+    <w:p>
+      <w:pPr>
+        <w:pStyle w:val="BlockText"/>
+      </w:pPr>
+      <w:r>
+        <w:t xml:space="preserve">💡</w:t>
+      </w:r>
+      <w:r>
+        <w:t xml:space="preserve"> </w:t>
+      </w:r>
+      <w:r>
+        <w:rPr>
+          <w:b/>
+          <w:bCs/>
+        </w:rPr>
+        <w:t xml:space="preserve">Key idea:</w:t>
+      </w:r>
+      <w:r>
+        <w:t xml:space="preserve"> </w:t>
+      </w:r>
+      <w:r>
+        <w:rPr>
+          <w:rStyle w:val="VerbatimChar"/>
+        </w:rPr>
+        <w:t xml:space="preserve">summary_stats()</w:t>
+      </w:r>
+      <w:r>
+        <w:t xml:space="preserve"> </w:t>
+      </w:r>
+      <w:r>
+        <w:t xml:space="preserve">did not have to change to work on groups. Grouped data goes in, one row per group comes out — because</w:t>
+      </w:r>
+      <w:r>
+        <w:t xml:space="preserve"> </w:t>
+      </w:r>
+      <w:r>
+        <w:rPr>
+          <w:rStyle w:val="VerbatimChar"/>
+        </w:rPr>
+        <w:t xml:space="preserve">summarize()</w:t>
+      </w:r>
+      <w:r>
+        <w:t xml:space="preserve"> </w:t>
+      </w:r>
+      <w:r>
+        <w:t xml:space="preserve">inside the function behaves that way.</w:t>
+      </w:r>
+    </w:p>
+    <w:p>
+      <w:pPr>
+        <w:pStyle w:val="FirstParagraph"/>
+      </w:pPr>
+      <w:r>
+        <w:t xml:space="preserve">✏️</w:t>
+      </w:r>
+      <w:r>
+        <w:t xml:space="preserve"> </w:t>
+      </w:r>
+      <w:r>
+        <w:rPr>
+          <w:b/>
+          <w:bCs/>
+        </w:rPr>
         <w:t xml:space="preserve">Your turn:</w:t>
       </w:r>
       <w:r>
         <w:t xml:space="preserve"> </w:t>
       </w:r>
       <w:r>
-        <w:t xml:space="preserve">Now do the shady side the same way.</w:t>
+        <w:t xml:space="preserve">Run</w:t>
+      </w:r>
+      <w:r>
+        <w:t xml:space="preserve"> </w:t>
+      </w:r>
+      <w:r>
+        <w:rPr>
+          <w:rStyle w:val="VerbatimChar"/>
+        </w:rPr>
+        <w:t xml:space="preserve">summary_stats()</w:t>
+      </w:r>
+      <w:r>
+        <w:t xml:space="preserve"> </w:t>
+      </w:r>
+      <w:r>
+        <w:t xml:space="preserve">on a different column —</w:t>
+      </w:r>
+      <w:r>
+        <w:t xml:space="preserve"> </w:t>
+      </w:r>
+      <w:r>
+        <w:rPr>
+          <w:rStyle w:val="VerbatimChar"/>
+        </w:rPr>
+        <w:t xml:space="preserve">petiole_mm</w:t>
+      </w:r>
+      <w:r>
+        <w:t xml:space="preserve"> </w:t>
+      </w:r>
+      <w:r>
+        <w:t xml:space="preserve">or</w:t>
+      </w:r>
+      <w:r>
+        <w:t xml:space="preserve"> </w:t>
+      </w:r>
+      <w:r>
+        <w:rPr>
+          <w:rStyle w:val="VerbatimChar"/>
+        </w:rPr>
+        <w:t xml:space="preserve">thickness_mm</w:t>
+      </w:r>
+      <w:r>
+        <w:t xml:space="preserve"> </w:t>
+      </w:r>
+      <w:r>
+        <w:t xml:space="preserve">— grouped by</w:t>
+      </w:r>
+      <w:r>
+        <w:t xml:space="preserve"> </w:t>
+      </w:r>
+      <w:r>
+        <w:rPr>
+          <w:rStyle w:val="VerbatimChar"/>
+        </w:rPr>
+        <w:t xml:space="preserve">shade</w:t>
+      </w:r>
+      <w:r>
+        <w:t xml:space="preserve">. That one-word change is the whole point of writing the function.</w:t>
       </w:r>
     </w:p>
     <w:p>
@@ -2982,16 +4532,7 @@
         <w:rPr>
           <w:rStyle w:val="VerbatimChar"/>
         </w:rPr>
-        <w:t xml:space="preserve">n, mean, variance, sd, se for shady mass_g:</w:t>
-      </w:r>
-      <w:r>
-        <w:br/>
-      </w:r>
-      <w:r>
-        <w:rPr>
-          <w:rStyle w:val="VerbatimChar"/>
-        </w:rPr>
-        <w:t xml:space="preserve">Which side has the larger mean? The larger sd?</w:t>
+        <w:t xml:space="preserve">Column you chose, and its two means:</w:t>
       </w:r>
     </w:p>
     <w:p>
@@ -3001,104 +4542,57 @@
         </w:pict>
       </w:r>
     </w:p>
-    <w:bookmarkEnd w:id="29"/>
-    <w:bookmarkStart w:id="31" w:name="X8151ac32b4301851b67a1c2a88f48432ad636cc"/>
+    <w:bookmarkEnd w:id="33"/>
+    <w:bookmarkStart w:id="34" w:name="part-5-several-variables-at-once"/>
     <w:p>
       <w:pPr>
         <w:pStyle w:val="Heading1"/>
       </w:pPr>
       <w:r>
-        <w:t xml:space="preserve">Part 4 · Tidy stats with</w:t>
-      </w:r>
-      <w:r>
-        <w:t xml:space="preserve"> </w:t>
-      </w:r>
-      <w:r>
-        <w:rPr>
-          <w:rStyle w:val="VerbatimChar"/>
-        </w:rPr>
-        <w:t xml:space="preserve">group_by()</w:t>
-      </w:r>
-      <w:r>
-        <w:t xml:space="preserve"> </w:t>
-      </w:r>
-      <w:r>
-        <w:t xml:space="preserve">+</w:t>
-      </w:r>
-      <w:r>
-        <w:t xml:space="preserve"> </w:t>
-      </w:r>
+        <w:t xml:space="preserve">Part 5 · Several variables at once</w:t>
+      </w:r>
+    </w:p>
+    <w:p>
+      <w:pPr>
+        <w:pStyle w:val="FirstParagraph"/>
+      </w:pPr>
       <w:r>
         <w:rPr>
           <w:rStyle w:val="VerbatimChar"/>
         </w:rPr>
         <w:t xml:space="preserve">summary_stats()</w:t>
       </w:r>
-    </w:p>
-    <w:p>
-      <w:pPr>
-        <w:pStyle w:val="BlockText"/>
-      </w:pPr>
-      <w:r>
-        <w:t xml:space="preserve">🔮</w:t>
-      </w:r>
-      <w:r>
-        <w:t xml:space="preserve"> </w:t>
-      </w:r>
+      <w:r>
+        <w:t xml:space="preserve"> </w:t>
+      </w:r>
+      <w:r>
+        <w:t xml:space="preserve">handles one variable at a time. For several measurements at once, write</w:t>
+      </w:r>
+      <w:r>
+        <w:t xml:space="preserve"> </w:t>
+      </w:r>
+      <w:r>
+        <w:rPr>
+          <w:rStyle w:val="VerbatimChar"/>
+        </w:rPr>
+        <w:t xml:space="preserve">summarize()</w:t>
+      </w:r>
+      <w:r>
+        <w:t xml:space="preserve"> </w:t>
+      </w:r>
+      <w:r>
+        <w:t xml:space="preserve">directly:</w:t>
+      </w:r>
+    </w:p>
+    <w:p>
+      <w:pPr>
+        <w:pStyle w:val="BodyText"/>
+      </w:pPr>
       <w:r>
         <w:rPr>
           <w:b/>
           <w:bCs/>
         </w:rPr>
-        <w:t xml:space="preserve">Predict first:</w:t>
-      </w:r>
-      <w:r>
-        <w:t xml:space="preserve"> </w:t>
-      </w:r>
-      <w:r>
-        <w:t xml:space="preserve">How many</w:t>
-      </w:r>
-      <w:r>
-        <w:t xml:space="preserve"> </w:t>
-      </w:r>
-      <w:r>
-        <w:rPr>
-          <w:b/>
-          <w:bCs/>
-        </w:rPr>
-        <w:t xml:space="preserve">rows</w:t>
-      </w:r>
-      <w:r>
-        <w:t xml:space="preserve"> </w:t>
-      </w:r>
-      <w:r>
-        <w:t xml:space="preserve">will this return? (How many values does</w:t>
-      </w:r>
-      <w:r>
-        <w:t xml:space="preserve"> </w:t>
-      </w:r>
-      <w:r>
-        <w:rPr>
-          <w:rStyle w:val="VerbatimChar"/>
-        </w:rPr>
-        <w:t xml:space="preserve">shade</w:t>
-      </w:r>
-      <w:r>
-        <w:t xml:space="preserve"> </w:t>
-      </w:r>
-      <w:r>
-        <w:t xml:space="preserve">take?)</w:t>
-      </w:r>
-    </w:p>
-    <w:p>
-      <w:pPr>
-        <w:pStyle w:val="FirstParagraph"/>
-      </w:pPr>
-      <w:r>
-        <w:rPr>
-          <w:b/>
-          <w:bCs/>
-        </w:rPr>
         <w:t xml:space="preserve">▶ Run this:</w:t>
       </w:r>
     </w:p>
@@ -3110,16 +4604,16 @@
         <w:rPr>
           <w:rStyle w:val="CommentTok"/>
         </w:rPr>
-        <w:t xml:space="preserve"># group first, then call the SAME function — no rewriting it</w:t>
-      </w:r>
-      <w:r>
-        <w:br/>
-      </w:r>
-      <w:r>
-        <w:rPr>
-          <w:rStyle w:val="NormalTok"/>
-        </w:rPr>
-        <w:t xml:space="preserve">stats_df </w:t>
+        <w:t xml:space="preserve"># mean of all three leaf measurements, by shade</w:t>
+      </w:r>
+      <w:r>
+        <w:br/>
+      </w:r>
+      <w:r>
+        <w:rPr>
+          <w:rStyle w:val="NormalTok"/>
+        </w:rPr>
+        <w:t xml:space="preserve">size_stats_df </w:t>
       </w:r>
       <w:r>
         <w:rPr>
@@ -3179,292 +4673,121 @@
         <w:rPr>
           <w:rStyle w:val="FunctionTok"/>
         </w:rPr>
-        <w:t xml:space="preserve">summary_stats</w:t>
-      </w:r>
-      <w:r>
-        <w:rPr>
-          <w:rStyle w:val="NormalTok"/>
-        </w:rPr>
-        <w:t xml:space="preserve">(mass_g)</w:t>
-      </w:r>
-      <w:r>
-        <w:br/>
-      </w:r>
-      <w:r>
-        <w:br/>
-      </w:r>
-      <w:r>
-        <w:rPr>
-          <w:rStyle w:val="NormalTok"/>
-        </w:rPr>
-        <w:t xml:space="preserve">stats_df</w:t>
-      </w:r>
-    </w:p>
-    <w:p>
-      <w:pPr>
-        <w:pStyle w:val="BlockText"/>
-      </w:pPr>
-      <w:r>
-        <w:t xml:space="preserve">💡</w:t>
-      </w:r>
-      <w:r>
-        <w:t xml:space="preserve"> </w:t>
-      </w:r>
-      <w:r>
-        <w:rPr>
-          <w:b/>
-          <w:bCs/>
-        </w:rPr>
-        <w:t xml:space="preserve">Key idea:</w:t>
-      </w:r>
-      <w:r>
-        <w:t xml:space="preserve"> </w:t>
-      </w:r>
-      <w:r>
-        <w:rPr>
-          <w:rStyle w:val="VerbatimChar"/>
-        </w:rPr>
-        <w:t xml:space="preserve">group_by(shade)</w:t>
-      </w:r>
-      <w:r>
-        <w:t xml:space="preserve"> </w:t>
-      </w:r>
-      <w:r>
-        <w:t xml:space="preserve">splits the data by the</w:t>
-      </w:r>
-      <w:r>
-        <w:t xml:space="preserve"> </w:t>
-      </w:r>
-      <w:r>
-        <w:rPr>
-          <w:rStyle w:val="VerbatimChar"/>
-        </w:rPr>
-        <w:t xml:space="preserve">shade</w:t>
-      </w:r>
-      <w:r>
-        <w:t xml:space="preserve"> </w:t>
-      </w:r>
-      <w:r>
-        <w:t xml:space="preserve">column, and</w:t>
-      </w:r>
-      <w:r>
-        <w:t xml:space="preserve"> </w:t>
-      </w:r>
-      <w:r>
-        <w:rPr>
-          <w:rStyle w:val="VerbatimChar"/>
-        </w:rPr>
-        <w:t xml:space="preserve">summary_stats()</w:t>
-      </w:r>
-      <w:r>
-        <w:t xml:space="preserve"> </w:t>
-      </w:r>
-      <w:r>
-        <w:t xml:space="preserve">runs once per group — that’s why</w:t>
-      </w:r>
-      <w:r>
-        <w:t xml:space="preserve"> </w:t>
-      </w:r>
-      <w:r>
-        <w:rPr>
-          <w:rStyle w:val="VerbatimChar"/>
-        </w:rPr>
-        <w:t xml:space="preserve">stats_df</w:t>
-      </w:r>
-      <w:r>
-        <w:t xml:space="preserve"> </w:t>
-      </w:r>
-      <w:r>
-        <w:t xml:space="preserve">comes back with one row per shade instead of one row overall.</w:t>
-      </w:r>
-    </w:p>
-    <w:p>
-      <w:pPr>
-        <w:pStyle w:val="FirstParagraph"/>
-      </w:pPr>
-      <w:r>
-        <w:t xml:space="preserve">✏️</w:t>
-      </w:r>
-      <w:r>
-        <w:t xml:space="preserve"> </w:t>
-      </w:r>
-      <w:r>
-        <w:rPr>
-          <w:b/>
-          <w:bCs/>
-        </w:rPr>
-        <w:t xml:space="preserve">Your turn:</w:t>
-      </w:r>
-      <w:r>
-        <w:t xml:space="preserve"> </w:t>
-      </w:r>
-      <w:r>
-        <w:t xml:space="preserve">Do the numbers in</w:t>
-      </w:r>
-      <w:r>
-        <w:t xml:space="preserve"> </w:t>
-      </w:r>
-      <w:r>
-        <w:rPr>
-          <w:rStyle w:val="VerbatimChar"/>
-        </w:rPr>
-        <w:t xml:space="preserve">stats_df</w:t>
-      </w:r>
-      <w:r>
-        <w:t xml:space="preserve"> </w:t>
-      </w:r>
-      <w:r>
-        <w:t xml:space="preserve">match what you calculated by hand in Part 3?</w:t>
-      </w:r>
-    </w:p>
-    <w:p>
-      <w:pPr>
-        <w:pStyle w:val="SourceCode"/>
-      </w:pPr>
-      <w:r>
-        <w:rPr>
-          <w:rStyle w:val="VerbatimChar"/>
-        </w:rPr>
-        <w:t xml:space="preserve">Y / N — if not, explain any differences:</w:t>
-      </w:r>
-    </w:p>
-    <w:bookmarkStart w:id="30" w:name="summary-across-multiple-variables"/>
-    <w:p>
-      <w:pPr>
-        <w:pStyle w:val="Heading3"/>
-      </w:pPr>
-      <w:r>
-        <w:t xml:space="preserve">Summary across multiple variables</w:t>
-      </w:r>
-    </w:p>
-    <w:p>
-      <w:pPr>
-        <w:pStyle w:val="FirstParagraph"/>
-      </w:pPr>
-      <w:r>
-        <w:rPr>
-          <w:rStyle w:val="VerbatimChar"/>
-        </w:rPr>
-        <w:t xml:space="preserve">summary_stats()</w:t>
-      </w:r>
-      <w:r>
-        <w:t xml:space="preserve"> </w:t>
-      </w:r>
-      <w:r>
-        <w:t xml:space="preserve">handles one variable at a time. For several measurements at once, write</w:t>
-      </w:r>
-      <w:r>
-        <w:t xml:space="preserve"> </w:t>
-      </w:r>
-      <w:r>
-        <w:rPr>
-          <w:rStyle w:val="VerbatimChar"/>
-        </w:rPr>
-        <w:t xml:space="preserve">summarize()</w:t>
-      </w:r>
-      <w:r>
-        <w:t xml:space="preserve"> </w:t>
-      </w:r>
-      <w:r>
-        <w:t xml:space="preserve">directly:</w:t>
-      </w:r>
-    </w:p>
-    <w:p>
-      <w:pPr>
-        <w:pStyle w:val="BodyText"/>
-      </w:pPr>
-      <w:r>
-        <w:rPr>
-          <w:b/>
-          <w:bCs/>
-        </w:rPr>
-        <w:t xml:space="preserve">▶ Run this:</w:t>
-      </w:r>
-    </w:p>
-    <w:p>
-      <w:pPr>
-        <w:pStyle w:val="SourceCode"/>
-      </w:pPr>
-      <w:r>
-        <w:rPr>
-          <w:rStyle w:val="CommentTok"/>
-        </w:rPr>
-        <w:t xml:space="preserve"># mean of all three leaf measurements, by shade</w:t>
-      </w:r>
-      <w:r>
-        <w:br/>
-      </w:r>
-      <w:r>
-        <w:rPr>
-          <w:rStyle w:val="NormalTok"/>
-        </w:rPr>
-        <w:t xml:space="preserve">size_stats_df </w:t>
-      </w:r>
-      <w:r>
-        <w:rPr>
-          <w:rStyle w:val="OtherTok"/>
-        </w:rPr>
-        <w:t xml:space="preserve">&lt;-</w:t>
-      </w:r>
-      <w:r>
-        <w:rPr>
-          <w:rStyle w:val="NormalTok"/>
-        </w:rPr>
-        <w:t xml:space="preserve"> leaf_df </w:t>
+        <w:t xml:space="preserve">summarize</w:t>
+      </w:r>
+      <w:r>
+        <w:rPr>
+          <w:rStyle w:val="NormalTok"/>
+        </w:rPr>
+        <w:t xml:space="preserve">(</w:t>
+      </w:r>
+      <w:r>
+        <w:br/>
+      </w:r>
+      <w:r>
+        <w:rPr>
+          <w:rStyle w:val="NormalTok"/>
+        </w:rPr>
+        <w:t xml:space="preserve">    </w:t>
+      </w:r>
+      <w:r>
+        <w:rPr>
+          <w:rStyle w:val="AttributeTok"/>
+        </w:rPr>
+        <w:t xml:space="preserve">n          =</w:t>
+      </w:r>
+      <w:r>
+        <w:rPr>
+          <w:rStyle w:val="NormalTok"/>
+        </w:rPr>
+        <w:t xml:space="preserve"> </w:t>
+      </w:r>
+      <w:r>
+        <w:rPr>
+          <w:rStyle w:val="FunctionTok"/>
+        </w:rPr>
+        <w:t xml:space="preserve">sum</w:t>
+      </w:r>
+      <w:r>
+        <w:rPr>
+          <w:rStyle w:val="NormalTok"/>
+        </w:rPr>
+        <w:t xml:space="preserve">(</w:t>
       </w:r>
       <w:r>
         <w:rPr>
           <w:rStyle w:val="SpecialCharTok"/>
         </w:rPr>
-        <w:t xml:space="preserve">%&gt;%</w:t>
-      </w:r>
-      <w:r>
-        <w:br/>
-      </w:r>
-      <w:r>
-        <w:rPr>
-          <w:rStyle w:val="NormalTok"/>
-        </w:rPr>
-        <w:t xml:space="preserve">  </w:t>
+        <w:t xml:space="preserve">!</w:t>
       </w:r>
       <w:r>
         <w:rPr>
           <w:rStyle w:val="FunctionTok"/>
         </w:rPr>
-        <w:t xml:space="preserve">group_by</w:t>
-      </w:r>
-      <w:r>
-        <w:rPr>
-          <w:rStyle w:val="NormalTok"/>
-        </w:rPr>
-        <w:t xml:space="preserve">(shade) </w:t>
-      </w:r>
-      <w:r>
-        <w:rPr>
-          <w:rStyle w:val="SpecialCharTok"/>
-        </w:rPr>
-        <w:t xml:space="preserve">%&gt;%</w:t>
-      </w:r>
-      <w:r>
-        <w:br/>
-      </w:r>
-      <w:r>
-        <w:rPr>
-          <w:rStyle w:val="NormalTok"/>
-        </w:rPr>
-        <w:t xml:space="preserve">  </w:t>
+        <w:t xml:space="preserve">is.na</w:t>
+      </w:r>
+      <w:r>
+        <w:rPr>
+          <w:rStyle w:val="NormalTok"/>
+        </w:rPr>
+        <w:t xml:space="preserve">(mass_g)),</w:t>
+      </w:r>
+      <w:r>
+        <w:br/>
+      </w:r>
+      <w:r>
+        <w:rPr>
+          <w:rStyle w:val="NormalTok"/>
+        </w:rPr>
+        <w:t xml:space="preserve">    </w:t>
+      </w:r>
+      <w:r>
+        <w:rPr>
+          <w:rStyle w:val="AttributeTok"/>
+        </w:rPr>
+        <w:t xml:space="preserve">mean_mass  =</w:t>
+      </w:r>
+      <w:r>
+        <w:rPr>
+          <w:rStyle w:val="NormalTok"/>
+        </w:rPr>
+        <w:t xml:space="preserve"> </w:t>
       </w:r>
       <w:r>
         <w:rPr>
           <w:rStyle w:val="FunctionTok"/>
         </w:rPr>
-        <w:t xml:space="preserve">summarize</w:t>
-      </w:r>
-      <w:r>
-        <w:rPr>
-          <w:rStyle w:val="NormalTok"/>
-        </w:rPr>
-        <w:t xml:space="preserve">(</w:t>
+        <w:t xml:space="preserve">mean</w:t>
+      </w:r>
+      <w:r>
+        <w:rPr>
+          <w:rStyle w:val="NormalTok"/>
+        </w:rPr>
+        <w:t xml:space="preserve">(mass_g, </w:t>
+      </w:r>
+      <w:r>
+        <w:rPr>
+          <w:rStyle w:val="AttributeTok"/>
+        </w:rPr>
+        <w:t xml:space="preserve">na.rm =</w:t>
+      </w:r>
+      <w:r>
+        <w:rPr>
+          <w:rStyle w:val="NormalTok"/>
+        </w:rPr>
+        <w:t xml:space="preserve"> </w:t>
+      </w:r>
+      <w:r>
+        <w:rPr>
+          <w:rStyle w:val="ConstantTok"/>
+        </w:rPr>
+        <w:t xml:space="preserve">TRUE</w:t>
+      </w:r>
+      <w:r>
+        <w:rPr>
+          <w:rStyle w:val="NormalTok"/>
+        </w:rPr>
+        <w:t xml:space="preserve">),</w:t>
       </w:r>
       <w:r>
         <w:br/>
@@ -3479,7 +4802,7 @@
         <w:rPr>
           <w:rStyle w:val="AttributeTok"/>
         </w:rPr>
-        <w:t xml:space="preserve">n         =</w:t>
+        <w:t xml:space="preserve">mean_pet   =</w:t>
       </w:r>
       <w:r>
         <w:rPr>
@@ -3491,13 +4814,37 @@
         <w:rPr>
           <w:rStyle w:val="FunctionTok"/>
         </w:rPr>
-        <w:t xml:space="preserve">n</w:t>
-      </w:r>
-      <w:r>
-        <w:rPr>
-          <w:rStyle w:val="NormalTok"/>
-        </w:rPr>
-        <w:t xml:space="preserve">(),</w:t>
+        <w:t xml:space="preserve">mean</w:t>
+      </w:r>
+      <w:r>
+        <w:rPr>
+          <w:rStyle w:val="NormalTok"/>
+        </w:rPr>
+        <w:t xml:space="preserve">(petiole_mm, </w:t>
+      </w:r>
+      <w:r>
+        <w:rPr>
+          <w:rStyle w:val="AttributeTok"/>
+        </w:rPr>
+        <w:t xml:space="preserve">na.rm =</w:t>
+      </w:r>
+      <w:r>
+        <w:rPr>
+          <w:rStyle w:val="NormalTok"/>
+        </w:rPr>
+        <w:t xml:space="preserve"> </w:t>
+      </w:r>
+      <w:r>
+        <w:rPr>
+          <w:rStyle w:val="ConstantTok"/>
+        </w:rPr>
+        <w:t xml:space="preserve">TRUE</w:t>
+      </w:r>
+      <w:r>
+        <w:rPr>
+          <w:rStyle w:val="NormalTok"/>
+        </w:rPr>
+        <w:t xml:space="preserve">),</w:t>
       </w:r>
       <w:r>
         <w:br/>
@@ -3512,7 +4859,7 @@
         <w:rPr>
           <w:rStyle w:val="AttributeTok"/>
         </w:rPr>
-        <w:t xml:space="preserve">mean_mass =</w:t>
+        <w:t xml:space="preserve">mean_thick =</w:t>
       </w:r>
       <w:r>
         <w:rPr>
@@ -3524,25 +4871,13 @@
         <w:rPr>
           <w:rStyle w:val="FunctionTok"/>
         </w:rPr>
-        <w:t xml:space="preserve">round</w:t>
-      </w:r>
-      <w:r>
-        <w:rPr>
-          <w:rStyle w:val="NormalTok"/>
-        </w:rPr>
-        <w:t xml:space="preserve">(</w:t>
-      </w:r>
-      <w:r>
-        <w:rPr>
-          <w:rStyle w:val="FunctionTok"/>
-        </w:rPr>
         <w:t xml:space="preserve">mean</w:t>
       </w:r>
       <w:r>
         <w:rPr>
           <w:rStyle w:val="NormalTok"/>
         </w:rPr>
-        <w:t xml:space="preserve">(mass_g,       </w:t>
+        <w:t xml:space="preserve">(thickness_mm, </w:t>
       </w:r>
       <w:r>
         <w:rPr>
@@ -3561,180 +4896,6 @@
           <w:rStyle w:val="ConstantTok"/>
         </w:rPr>
         <w:t xml:space="preserve">TRUE</w:t>
-      </w:r>
-      <w:r>
-        <w:rPr>
-          <w:rStyle w:val="NormalTok"/>
-        </w:rPr>
-        <w:t xml:space="preserve">), </w:t>
-      </w:r>
-      <w:r>
-        <w:rPr>
-          <w:rStyle w:val="DecValTok"/>
-        </w:rPr>
-        <w:t xml:space="preserve">3</w:t>
-      </w:r>
-      <w:r>
-        <w:rPr>
-          <w:rStyle w:val="NormalTok"/>
-        </w:rPr>
-        <w:t xml:space="preserve">),</w:t>
-      </w:r>
-      <w:r>
-        <w:br/>
-      </w:r>
-      <w:r>
-        <w:rPr>
-          <w:rStyle w:val="NormalTok"/>
-        </w:rPr>
-        <w:t xml:space="preserve">    </w:t>
-      </w:r>
-      <w:r>
-        <w:rPr>
-          <w:rStyle w:val="AttributeTok"/>
-        </w:rPr>
-        <w:t xml:space="preserve">mean_pet  =</w:t>
-      </w:r>
-      <w:r>
-        <w:rPr>
-          <w:rStyle w:val="NormalTok"/>
-        </w:rPr>
-        <w:t xml:space="preserve"> </w:t>
-      </w:r>
-      <w:r>
-        <w:rPr>
-          <w:rStyle w:val="FunctionTok"/>
-        </w:rPr>
-        <w:t xml:space="preserve">round</w:t>
-      </w:r>
-      <w:r>
-        <w:rPr>
-          <w:rStyle w:val="NormalTok"/>
-        </w:rPr>
-        <w:t xml:space="preserve">(</w:t>
-      </w:r>
-      <w:r>
-        <w:rPr>
-          <w:rStyle w:val="FunctionTok"/>
-        </w:rPr>
-        <w:t xml:space="preserve">mean</w:t>
-      </w:r>
-      <w:r>
-        <w:rPr>
-          <w:rStyle w:val="NormalTok"/>
-        </w:rPr>
-        <w:t xml:space="preserve">(petiole_mm,   </w:t>
-      </w:r>
-      <w:r>
-        <w:rPr>
-          <w:rStyle w:val="AttributeTok"/>
-        </w:rPr>
-        <w:t xml:space="preserve">na.rm =</w:t>
-      </w:r>
-      <w:r>
-        <w:rPr>
-          <w:rStyle w:val="NormalTok"/>
-        </w:rPr>
-        <w:t xml:space="preserve"> </w:t>
-      </w:r>
-      <w:r>
-        <w:rPr>
-          <w:rStyle w:val="ConstantTok"/>
-        </w:rPr>
-        <w:t xml:space="preserve">TRUE</w:t>
-      </w:r>
-      <w:r>
-        <w:rPr>
-          <w:rStyle w:val="NormalTok"/>
-        </w:rPr>
-        <w:t xml:space="preserve">), </w:t>
-      </w:r>
-      <w:r>
-        <w:rPr>
-          <w:rStyle w:val="DecValTok"/>
-        </w:rPr>
-        <w:t xml:space="preserve">1</w:t>
-      </w:r>
-      <w:r>
-        <w:rPr>
-          <w:rStyle w:val="NormalTok"/>
-        </w:rPr>
-        <w:t xml:space="preserve">),</w:t>
-      </w:r>
-      <w:r>
-        <w:br/>
-      </w:r>
-      <w:r>
-        <w:rPr>
-          <w:rStyle w:val="NormalTok"/>
-        </w:rPr>
-        <w:t xml:space="preserve">    </w:t>
-      </w:r>
-      <w:r>
-        <w:rPr>
-          <w:rStyle w:val="AttributeTok"/>
-        </w:rPr>
-        <w:t xml:space="preserve">mean_thick =</w:t>
-      </w:r>
-      <w:r>
-        <w:rPr>
-          <w:rStyle w:val="NormalTok"/>
-        </w:rPr>
-        <w:t xml:space="preserve"> </w:t>
-      </w:r>
-      <w:r>
-        <w:rPr>
-          <w:rStyle w:val="FunctionTok"/>
-        </w:rPr>
-        <w:t xml:space="preserve">round</w:t>
-      </w:r>
-      <w:r>
-        <w:rPr>
-          <w:rStyle w:val="NormalTok"/>
-        </w:rPr>
-        <w:t xml:space="preserve">(</w:t>
-      </w:r>
-      <w:r>
-        <w:rPr>
-          <w:rStyle w:val="FunctionTok"/>
-        </w:rPr>
-        <w:t xml:space="preserve">mean</w:t>
-      </w:r>
-      <w:r>
-        <w:rPr>
-          <w:rStyle w:val="NormalTok"/>
-        </w:rPr>
-        <w:t xml:space="preserve">(thickness_mm, </w:t>
-      </w:r>
-      <w:r>
-        <w:rPr>
-          <w:rStyle w:val="AttributeTok"/>
-        </w:rPr>
-        <w:t xml:space="preserve">na.rm =</w:t>
-      </w:r>
-      <w:r>
-        <w:rPr>
-          <w:rStyle w:val="NormalTok"/>
-        </w:rPr>
-        <w:t xml:space="preserve"> </w:t>
-      </w:r>
-      <w:r>
-        <w:rPr>
-          <w:rStyle w:val="ConstantTok"/>
-        </w:rPr>
-        <w:t xml:space="preserve">TRUE</w:t>
-      </w:r>
-      <w:r>
-        <w:rPr>
-          <w:rStyle w:val="NormalTok"/>
-        </w:rPr>
-        <w:t xml:space="preserve">), </w:t>
-      </w:r>
-      <w:r>
-        <w:rPr>
-          <w:rStyle w:val="DecValTok"/>
-        </w:rPr>
-        <w:t xml:space="preserve">3</w:t>
       </w:r>
       <w:r>
         <w:rPr>
@@ -3854,15 +5015,14 @@
         </w:pict>
       </w:r>
     </w:p>
-    <w:bookmarkEnd w:id="30"/>
-    <w:bookmarkEnd w:id="31"/>
-    <w:bookmarkStart w:id="32" w:name="part-5-fast-overview-with-skimr"/>
+    <w:bookmarkEnd w:id="34"/>
+    <w:bookmarkStart w:id="35" w:name="part-6-fast-overview-with-skimr"/>
     <w:p>
       <w:pPr>
         <w:pStyle w:val="Heading1"/>
       </w:pPr>
       <w:r>
-        <w:t xml:space="preserve">Part 5 · Fast overview with</w:t>
+        <w:t xml:space="preserve">Part 6 · Fast overview with</w:t>
       </w:r>
       <w:r>
         <w:t xml:space="preserve"> </w:t>
@@ -4070,6 +5230,15 @@
         <w:rPr>
           <w:rStyle w:val="VerbatimChar"/>
         </w:rPr>
+        <w:t xml:space="preserve">Does it match the row count from your filter(is.na()) in Part 2?</w:t>
+      </w:r>
+      <w:r>
+        <w:br/>
+      </w:r>
+      <w:r>
+        <w:rPr>
+          <w:rStyle w:val="VerbatimChar"/>
+        </w:rPr>
         <w:t xml:space="preserve">Are mean and median of mass_g close for each group? What does that suggest about skew?</w:t>
       </w:r>
     </w:p>
@@ -4136,22 +5305,20 @@
         <w:t xml:space="preserve"> </w:t>
       </w:r>
       <w:r>
-        <w:t xml:space="preserve">— the same numbers</w:t>
-      </w:r>
-      <w:r>
-        <w:t xml:space="preserve"> </w:t>
-      </w:r>
-      <w:r>
-        <w:rPr>
-          <w:rStyle w:val="VerbatimChar"/>
-        </w:rPr>
-        <w:t xml:space="preserve">summary_stats()</w:t>
-      </w:r>
-      <w:r>
-        <w:t xml:space="preserve"> </w:t>
-      </w:r>
-      <w:r>
-        <w:t xml:space="preserve">gives you for one variable, but for the whole dataset at once.</w:t>
+        <w:t xml:space="preserve">— a fast</w:t>
+      </w:r>
+      <w:r>
+        <w:t xml:space="preserve"> </w:t>
+      </w:r>
+      <w:r>
+        <w:rPr>
+          <w:b/>
+          <w:bCs/>
+        </w:rPr>
+        <w:t xml:space="preserve">first look</w:t>
+      </w:r>
+      <w:r>
+        <w:t xml:space="preserve">, not a replacement for the summary you write yourself.</w:t>
       </w:r>
     </w:p>
     <w:p>
@@ -4161,14 +5328,14 @@
         </w:pict>
       </w:r>
     </w:p>
-    <w:bookmarkEnd w:id="32"/>
-    <w:bookmarkStart w:id="33" w:name="part-6-the-fast-way-across"/>
+    <w:bookmarkEnd w:id="35"/>
+    <w:bookmarkStart w:id="36" w:name="part-7-the-fast-way-across"/>
     <w:p>
       <w:pPr>
         <w:pStyle w:val="Heading1"/>
       </w:pPr>
       <w:r>
-        <w:t xml:space="preserve">Part 6 · The fast way —</w:t>
+        <w:t xml:space="preserve">Part 7 · The fast way —</w:t>
       </w:r>
       <w:r>
         <w:t xml:space="preserve"> </w:t>
@@ -4344,18 +5511,6 @@
         <w:rPr>
           <w:rStyle w:val="FunctionTok"/>
         </w:rPr>
-        <w:t xml:space="preserve">round</w:t>
-      </w:r>
-      <w:r>
-        <w:rPr>
-          <w:rStyle w:val="NormalTok"/>
-        </w:rPr>
-        <w:t xml:space="preserve">(</w:t>
-      </w:r>
-      <w:r>
-        <w:rPr>
-          <w:rStyle w:val="FunctionTok"/>
-        </w:rPr>
         <w:t xml:space="preserve">mean</w:t>
       </w:r>
       <w:r>
@@ -4381,18 +5536,6 @@
           <w:rStyle w:val="ConstantTok"/>
         </w:rPr>
         <w:t xml:space="preserve">TRUE</w:t>
-      </w:r>
-      <w:r>
-        <w:rPr>
-          <w:rStyle w:val="NormalTok"/>
-        </w:rPr>
-        <w:t xml:space="preserve">), </w:t>
-      </w:r>
-      <w:r>
-        <w:rPr>
-          <w:rStyle w:val="DecValTok"/>
-        </w:rPr>
-        <w:t xml:space="preserve">3</w:t>
       </w:r>
       <w:r>
         <w:rPr>
@@ -4527,14 +5670,14 @@
         </w:pict>
       </w:r>
     </w:p>
-    <w:bookmarkEnd w:id="33"/>
-    <w:bookmarkStart w:id="34" w:name="part-7-review-and-checkpoint"/>
+    <w:bookmarkEnd w:id="36"/>
+    <w:bookmarkStart w:id="37" w:name="part-8-review-and-checkpoint"/>
     <w:p>
       <w:pPr>
         <w:pStyle w:val="Heading1"/>
       </w:pPr>
       <w:r>
-        <w:t xml:space="preserve">Part 7 · Review and checkpoint</w:t>
+        <w:t xml:space="preserve">Part 8 · Review and checkpoint</w:t>
       </w:r>
     </w:p>
     <w:p>
@@ -4543,48 +5686,6 @@
       </w:pPr>
       <w:r>
         <w:t xml:space="preserve">At this point you should be able to:</w:t>
-      </w:r>
-    </w:p>
-    <w:p>
-      <w:pPr>
-        <w:pStyle w:val="Compact"/>
-        <w:numPr>
-          <w:ilvl w:val="0"/>
-          <w:numId w:val="1005"/>
-        </w:numPr>
-      </w:pPr>
-      <w:r>
-        <w:t xml:space="preserve">Explain why</w:t>
-      </w:r>
-      <w:r>
-        <w:t xml:space="preserve"> </w:t>
-      </w:r>
-      <w:r>
-        <w:rPr>
-          <w:rStyle w:val="VerbatimChar"/>
-        </w:rPr>
-        <w:t xml:space="preserve">length()</w:t>
-      </w:r>
-      <w:r>
-        <w:t xml:space="preserve"> </w:t>
-      </w:r>
-      <w:r>
-        <w:t xml:space="preserve">is unreliable with NAs and use</w:t>
-      </w:r>
-      <w:r>
-        <w:t xml:space="preserve"> </w:t>
-      </w:r>
-      <w:r>
-        <w:rPr>
-          <w:rStyle w:val="VerbatimChar"/>
-        </w:rPr>
-        <w:t xml:space="preserve">sum(!is.na())</w:t>
-      </w:r>
-      <w:r>
-        <w:t xml:space="preserve"> </w:t>
-      </w:r>
-      <w:r>
-        <w:t xml:space="preserve">instead</w:t>
       </w:r>
     </w:p>
     <w:p>
@@ -4596,49 +5697,37 @@
         </w:numPr>
       </w:pPr>
       <w:r>
-        <w:t xml:space="preserve">Source</w:t>
-      </w:r>
-      <w:r>
-        <w:t xml:space="preserve"> </w:t>
-      </w:r>
-      <w:r>
-        <w:rPr>
-          <w:rStyle w:val="VerbatimChar"/>
-        </w:rPr>
-        <w:t xml:space="preserve">summary_stats()</w:t>
-      </w:r>
-      <w:r>
-        <w:t xml:space="preserve"> </w:t>
-      </w:r>
-      <w:r>
-        <w:t xml:space="preserve">from</w:t>
-      </w:r>
-      <w:r>
-        <w:t xml:space="preserve"> </w:t>
-      </w:r>
-      <w:r>
-        <w:rPr>
-          <w:rStyle w:val="VerbatimChar"/>
-        </w:rPr>
-        <w:t xml:space="preserve">themes/</w:t>
-      </w:r>
-      <w:r>
-        <w:t xml:space="preserve"> </w:t>
-      </w:r>
-      <w:r>
-        <w:t xml:space="preserve">and use it on a</w:t>
-      </w:r>
-      <w:r>
-        <w:t xml:space="preserve"> </w:t>
-      </w:r>
-      <w:r>
-        <w:rPr>
-          <w:rStyle w:val="VerbatimChar"/>
-        </w:rPr>
-        <w:t xml:space="preserve">filter()</w:t>
-      </w:r>
-      <w:r>
-        <w:t xml:space="preserve">-ed group</w:t>
+        <w:t xml:space="preserve">Use</w:t>
+      </w:r>
+      <w:r>
+        <w:t xml:space="preserve"> </w:t>
+      </w:r>
+      <w:r>
+        <w:rPr>
+          <w:rStyle w:val="VerbatimChar"/>
+        </w:rPr>
+        <w:t xml:space="preserve">filter(is.na())</w:t>
+      </w:r>
+      <w:r>
+        <w:t xml:space="preserve"> </w:t>
+      </w:r>
+      <w:r>
+        <w:t xml:space="preserve">and</w:t>
+      </w:r>
+      <w:r>
+        <w:t xml:space="preserve"> </w:t>
+      </w:r>
+      <w:r>
+        <w:rPr>
+          <w:rStyle w:val="VerbatimChar"/>
+        </w:rPr>
+        <w:t xml:space="preserve">filter(!is.na())</w:t>
+      </w:r>
+      <w:r>
+        <w:t xml:space="preserve"> </w:t>
+      </w:r>
+      <w:r>
+        <w:t xml:space="preserve">to see the missing data before summarizing</w:t>
       </w:r>
     </w:p>
     <w:p>
@@ -4650,37 +5739,52 @@
         </w:numPr>
       </w:pPr>
       <w:r>
-        <w:t xml:space="preserve">Use</w:t>
-      </w:r>
-      <w:r>
-        <w:t xml:space="preserve"> </w:t>
-      </w:r>
-      <w:r>
-        <w:rPr>
-          <w:rStyle w:val="VerbatimChar"/>
-        </w:rPr>
-        <w:t xml:space="preserve">group_by()</w:t>
-      </w:r>
-      <w:r>
-        <w:t xml:space="preserve"> </w:t>
-      </w:r>
-      <w:r>
-        <w:t xml:space="preserve">+</w:t>
-      </w:r>
-      <w:r>
-        <w:t xml:space="preserve"> </w:t>
-      </w:r>
-      <w:r>
-        <w:rPr>
-          <w:rStyle w:val="VerbatimChar"/>
-        </w:rPr>
-        <w:t xml:space="preserve">summary_stats()</w:t>
-      </w:r>
-      <w:r>
-        <w:t xml:space="preserve"> </w:t>
-      </w:r>
-      <w:r>
-        <w:t xml:space="preserve">to compute stats for all groups at once</w:t>
+        <w:t xml:space="preserve">Explain why</w:t>
+      </w:r>
+      <w:r>
+        <w:t xml:space="preserve"> </w:t>
+      </w:r>
+      <w:r>
+        <w:rPr>
+          <w:rStyle w:val="VerbatimChar"/>
+        </w:rPr>
+        <w:t xml:space="preserve">length()</w:t>
+      </w:r>
+      <w:r>
+        <w:t xml:space="preserve"> </w:t>
+      </w:r>
+      <w:r>
+        <w:t xml:space="preserve">/</w:t>
+      </w:r>
+      <w:r>
+        <w:t xml:space="preserve"> </w:t>
+      </w:r>
+      <w:r>
+        <w:rPr>
+          <w:rStyle w:val="VerbatimChar"/>
+        </w:rPr>
+        <w:t xml:space="preserve">n()</w:t>
+      </w:r>
+      <w:r>
+        <w:t xml:space="preserve"> </w:t>
+      </w:r>
+      <w:r>
+        <w:t xml:space="preserve">is unreliable with NAs and use</w:t>
+      </w:r>
+      <w:r>
+        <w:t xml:space="preserve"> </w:t>
+      </w:r>
+      <w:r>
+        <w:rPr>
+          <w:rStyle w:val="VerbatimChar"/>
+        </w:rPr>
+        <w:t xml:space="preserve">sum(!is.na())</w:t>
+      </w:r>
+      <w:r>
+        <w:t xml:space="preserve"> </w:t>
+      </w:r>
+      <w:r>
+        <w:t xml:space="preserve">instead</w:t>
       </w:r>
     </w:p>
     <w:p>
@@ -4692,22 +5796,37 @@
         </w:numPr>
       </w:pPr>
       <w:r>
-        <w:t xml:space="preserve">Use</w:t>
-      </w:r>
-      <w:r>
-        <w:t xml:space="preserve"> </w:t>
-      </w:r>
-      <w:r>
-        <w:rPr>
-          <w:rStyle w:val="VerbatimChar"/>
-        </w:rPr>
-        <w:t xml:space="preserve">skim()</w:t>
-      </w:r>
-      <w:r>
-        <w:t xml:space="preserve"> </w:t>
-      </w:r>
-      <w:r>
-        <w:t xml:space="preserve">for a fast full-dataset overview</w:t>
+        <w:t xml:space="preserve">Write a</w:t>
+      </w:r>
+      <w:r>
+        <w:t xml:space="preserve"> </w:t>
+      </w:r>
+      <w:r>
+        <w:rPr>
+          <w:rStyle w:val="VerbatimChar"/>
+        </w:rPr>
+        <w:t xml:space="preserve">group_by()</w:t>
+      </w:r>
+      <w:r>
+        <w:t xml:space="preserve"> </w:t>
+      </w:r>
+      <w:r>
+        <w:t xml:space="preserve">+</w:t>
+      </w:r>
+      <w:r>
+        <w:t xml:space="preserve"> </w:t>
+      </w:r>
+      <w:r>
+        <w:rPr>
+          <w:rStyle w:val="VerbatimChar"/>
+        </w:rPr>
+        <w:t xml:space="preserve">summarize()</w:t>
+      </w:r>
+      <w:r>
+        <w:t xml:space="preserve"> </w:t>
+      </w:r>
+      <w:r>
+        <w:t xml:space="preserve">by hand with mean, variance, sd, n, and se</w:t>
       </w:r>
     </w:p>
     <w:p>
@@ -4719,278 +5838,37 @@
         </w:numPr>
       </w:pPr>
       <w:r>
-        <w:t xml:space="preserve">Use</w:t>
-      </w:r>
-      <w:r>
-        <w:t xml:space="preserve"> </w:t>
-      </w:r>
-      <w:r>
-        <w:rPr>
-          <w:rStyle w:val="VerbatimChar"/>
-        </w:rPr>
-        <w:t xml:space="preserve">across()</w:t>
-      </w:r>
-      <w:r>
-        <w:t xml:space="preserve"> </w:t>
-      </w:r>
-      <w:r>
-        <w:t xml:space="preserve">to apply one function to many columns at once</w:t>
-      </w:r>
-    </w:p>
-    <w:p>
-      <w:pPr>
-        <w:pStyle w:val="FirstParagraph"/>
-      </w:pPr>
-      <w:r>
-        <w:t xml:space="preserve">✏️</w:t>
-      </w:r>
-      <w:r>
-        <w:t xml:space="preserve"> </w:t>
-      </w:r>
-      <w:r>
-        <w:rPr>
-          <w:b/>
-          <w:bCs/>
-        </w:rPr>
-        <w:t xml:space="preserve">Your turn — before you move on:</w:t>
-      </w:r>
-      <w:r>
-        <w:t xml:space="preserve"> </w:t>
-      </w:r>
-      <w:r>
-        <w:t xml:space="preserve">Run your entire script top to bottom with</w:t>
-      </w:r>
-      <w:r>
-        <w:t xml:space="preserve"> </w:t>
-      </w:r>
-      <w:r>
-        <w:rPr>
-          <w:b/>
-          <w:bCs/>
-        </w:rPr>
-        <w:t xml:space="preserve">Ctrl/Cmd + Shift + Enter</w:t>
-      </w:r>
-      <w:r>
-        <w:t xml:space="preserve"> </w:t>
-      </w:r>
-      <w:r>
-        <w:t xml:space="preserve">(Source). Does it complete without errors?</w:t>
-      </w:r>
-    </w:p>
-    <w:p>
-      <w:pPr>
-        <w:pStyle w:val="SourceCode"/>
-      </w:pPr>
-      <w:r>
-        <w:rPr>
-          <w:rStyle w:val="VerbatimChar"/>
-        </w:rPr>
-        <w:t xml:space="preserve">Ran cleanly?  Y / N</w:t>
-      </w:r>
-      <w:r>
-        <w:br/>
-      </w:r>
-      <w:r>
-        <w:rPr>
-          <w:rStyle w:val="VerbatimChar"/>
-        </w:rPr>
-        <w:t xml:space="preserve">If not, what error appeared:</w:t>
-      </w:r>
-    </w:p>
-    <w:p>
-      <w:r>
-        <w:pict>
-          <v:rect style="width:0;height:1.5pt" o:hralign="center" o:hrstd="t" o:hr="t"/>
-        </w:pict>
-      </w:r>
-    </w:p>
-    <w:bookmarkEnd w:id="34"/>
-    <w:bookmarkStart w:id="38" w:name="extension-out-of-class-3040-min"/>
-    <w:p>
-      <w:pPr>
-        <w:pStyle w:val="Heading1"/>
-      </w:pPr>
-      <w:r>
-        <w:t xml:space="preserve">Extension — out of class (~30–40 min)</w:t>
-      </w:r>
-    </w:p>
-    <w:p>
-      <w:pPr>
-        <w:pStyle w:val="FirstParagraph"/>
-      </w:pPr>
-      <w:r>
-        <w:rPr>
-          <w:i/>
-          <w:iCs/>
-        </w:rPr>
-        <w:t xml:space="preserve">Add this to the bottom of</w:t>
-      </w:r>
-      <w:r>
-        <w:rPr>
-          <w:i/>
-          <w:iCs/>
-        </w:rPr>
-        <w:t xml:space="preserve"> </w:t>
-      </w:r>
-      <w:r>
-        <w:rPr>
-          <w:rStyle w:val="VerbatimChar"/>
-          <w:i/>
-          <w:iCs/>
-        </w:rPr>
-        <w:t xml:space="preserve">scripts/06_summary_stats.R</w:t>
-      </w:r>
-      <w:r>
-        <w:rPr>
-          <w:i/>
-          <w:iCs/>
-        </w:rPr>
-        <w:t xml:space="preserve"> </w:t>
-      </w:r>
-      <w:r>
-        <w:rPr>
-          <w:i/>
-          <w:iCs/>
-        </w:rPr>
-        <w:t xml:space="preserve">and turn it in with the rest. Put your written answers in</w:t>
-      </w:r>
-      <w:r>
-        <w:rPr>
-          <w:i/>
-          <w:iCs/>
-        </w:rPr>
-        <w:t xml:space="preserve"> </w:t>
-      </w:r>
-      <w:r>
-        <w:rPr>
-          <w:rStyle w:val="VerbatimChar"/>
-          <w:i/>
-          <w:iCs/>
-        </w:rPr>
-        <w:t xml:space="preserve">#</w:t>
-      </w:r>
-      <w:r>
-        <w:rPr>
-          <w:i/>
-          <w:iCs/>
-        </w:rPr>
-        <w:t xml:space="preserve"> </w:t>
-      </w:r>
-      <w:r>
-        <w:rPr>
-          <w:i/>
-          <w:iCs/>
-        </w:rPr>
-        <w:t xml:space="preserve">comments right under the code they go with.</w:t>
-      </w:r>
-      <w:r>
-        <w:rPr>
-          <w:i/>
-          <w:iCs/>
-        </w:rPr>
-        <w:t xml:space="preserve"> </w:t>
-      </w:r>
-      <w:r>
-        <w:rPr>
-          <w:rStyle w:val="VerbatimChar"/>
-          <w:i/>
-          <w:iCs/>
+        <w:t xml:space="preserve">Source</w:t>
+      </w:r>
+      <w:r>
+        <w:t xml:space="preserve"> </w:t>
+      </w:r>
+      <w:r>
+        <w:rPr>
+          <w:rStyle w:val="VerbatimChar"/>
         </w:rPr>
         <w:t xml:space="preserve">summary_stats()</w:t>
       </w:r>
       <w:r>
-        <w:rPr>
-          <w:i/>
-          <w:iCs/>
-        </w:rPr>
-        <w:t xml:space="preserve"> </w:t>
-      </w:r>
-      <w:r>
-        <w:rPr>
-          <w:i/>
-          <w:iCs/>
-        </w:rPr>
-        <w:t xml:space="preserve">gives you n, mean, variance, and sd. Now you add three spread statistics of your own — one of them new — and reason about what each one tells you.</w:t>
-      </w:r>
-    </w:p>
-    <w:bookmarkStart w:id="35" w:name="e1-three-more-spread-statistics-4-pts"/>
-    <w:p>
-      <w:pPr>
-        <w:pStyle w:val="Heading2"/>
-      </w:pPr>
-      <w:r>
-        <w:t xml:space="preserve">E1 · Three more spread statistics (4 pts)</w:t>
-      </w:r>
-    </w:p>
-    <w:p>
-      <w:pPr>
-        <w:pStyle w:val="FirstParagraph"/>
-      </w:pPr>
-      <w:r>
-        <w:rPr>
-          <w:rStyle w:val="VerbatimChar"/>
-        </w:rPr>
-        <w:t xml:space="preserve">summary_stats()</w:t>
-      </w:r>
-      <w:r>
-        <w:t xml:space="preserve"> </w:t>
-      </w:r>
-      <w:r>
-        <w:t xml:space="preserve">doesn’t include these, so write your own</w:t>
-      </w:r>
-      <w:r>
-        <w:t xml:space="preserve"> </w:t>
-      </w:r>
-      <w:r>
-        <w:rPr>
-          <w:rStyle w:val="VerbatimChar"/>
-        </w:rPr>
-        <w:t xml:space="preserve">group_by()</w:t>
-      </w:r>
-      <w:r>
-        <w:t xml:space="preserve"> </w:t>
-      </w:r>
-      <w:r>
-        <w:t xml:space="preserve">+</w:t>
-      </w:r>
-      <w:r>
-        <w:t xml:space="preserve"> </w:t>
-      </w:r>
-      <w:r>
-        <w:rPr>
-          <w:rStyle w:val="VerbatimChar"/>
-        </w:rPr>
-        <w:t xml:space="preserve">summarize()</w:t>
-      </w:r>
-      <w:r>
-        <w:t xml:space="preserve"> </w:t>
-      </w:r>
-      <w:r>
-        <w:t xml:space="preserve">for</w:t>
-      </w:r>
-      <w:r>
-        <w:t xml:space="preserve"> </w:t>
-      </w:r>
-      <w:r>
-        <w:rPr>
-          <w:rStyle w:val="VerbatimChar"/>
-        </w:rPr>
-        <w:t xml:space="preserve">mass_g</w:t>
-      </w:r>
-      <w:r>
-        <w:t xml:space="preserve">, by</w:t>
-      </w:r>
-      <w:r>
-        <w:t xml:space="preserve"> </w:t>
-      </w:r>
-      <w:r>
-        <w:rPr>
-          <w:rStyle w:val="VerbatimChar"/>
-        </w:rPr>
-        <w:t xml:space="preserve">shade</w:t>
-      </w:r>
-      <w:r>
-        <w:t xml:space="preserve">, that includes:</w:t>
+        <w:t xml:space="preserve"> </w:t>
+      </w:r>
+      <w:r>
+        <w:t xml:space="preserve">from</w:t>
+      </w:r>
+      <w:r>
+        <w:t xml:space="preserve"> </w:t>
+      </w:r>
+      <w:r>
+        <w:rPr>
+          <w:rStyle w:val="VerbatimChar"/>
+        </w:rPr>
+        <w:t xml:space="preserve">themes/</w:t>
+      </w:r>
+      <w:r>
+        <w:t xml:space="preserve"> </w:t>
+      </w:r>
+      <w:r>
+        <w:t xml:space="preserve">and use it on a filtered group and on grouped data</w:t>
       </w:r>
     </w:p>
     <w:p>
@@ -5002,165 +5880,22 @@
         </w:numPr>
       </w:pPr>
       <w:r>
-        <w:rPr>
-          <w:rStyle w:val="VerbatimChar"/>
-        </w:rPr>
-        <w:t xml:space="preserve">iqr_mass</w:t>
-      </w:r>
-      <w:r>
-        <w:t xml:space="preserve"> </w:t>
-      </w:r>
-      <w:r>
-        <w:t xml:space="preserve">— the interquartile range (</w:t>
-      </w:r>
-      <w:r>
-        <w:rPr>
-          <w:rStyle w:val="VerbatimChar"/>
-        </w:rPr>
-        <w:t xml:space="preserve">IQR()</w:t>
-      </w:r>
-      <w:r>
-        <w:t xml:space="preserve">, mind</w:t>
-      </w:r>
-      <w:r>
-        <w:t xml:space="preserve"> </w:t>
-      </w:r>
-      <w:r>
-        <w:rPr>
-          <w:rStyle w:val="VerbatimChar"/>
-        </w:rPr>
-        <w:t xml:space="preserve">na.rm</w:t>
-      </w:r>
-      <w:r>
-        <w:t xml:space="preserve">)</w:t>
-      </w:r>
-    </w:p>
-    <w:p>
-      <w:pPr>
-        <w:pStyle w:val="Compact"/>
-        <w:numPr>
-          <w:ilvl w:val="0"/>
-          <w:numId w:val="1010"/>
-        </w:numPr>
-      </w:pPr>
-      <w:r>
-        <w:rPr>
-          <w:rStyle w:val="VerbatimChar"/>
-        </w:rPr>
-        <w:t xml:space="preserve">range_mass</w:t>
-      </w:r>
-      <w:r>
-        <w:t xml:space="preserve"> </w:t>
-      </w:r>
-      <w:r>
-        <w:t xml:space="preserve">—</w:t>
-      </w:r>
-      <w:r>
-        <w:t xml:space="preserve"> </w:t>
-      </w:r>
-      <w:r>
-        <w:rPr>
-          <w:rStyle w:val="VerbatimChar"/>
-        </w:rPr>
-        <w:t xml:space="preserve">max(mass_g, na.rm = TRUE) - min(mass_g, na.rm = TRUE)</w:t>
-      </w:r>
-    </w:p>
-    <w:p>
-      <w:pPr>
-        <w:pStyle w:val="Compact"/>
-        <w:numPr>
-          <w:ilvl w:val="0"/>
-          <w:numId w:val="1010"/>
-        </w:numPr>
-      </w:pPr>
-      <w:r>
-        <w:rPr>
-          <w:rStyle w:val="VerbatimChar"/>
-        </w:rPr>
-        <w:t xml:space="preserve">cv_mass</w:t>
-      </w:r>
-      <w:r>
-        <w:t xml:space="preserve"> </w:t>
-      </w:r>
-      <w:r>
-        <w:t xml:space="preserve">— the</w:t>
-      </w:r>
-      <w:r>
-        <w:t xml:space="preserve"> </w:t>
-      </w:r>
-      <w:r>
-        <w:rPr>
-          <w:b/>
-          <w:bCs/>
-        </w:rPr>
-        <w:t xml:space="preserve">coefficient of variation</w:t>
-      </w:r>
-      <w:r>
-        <w:t xml:space="preserve">, computed by hand as</w:t>
-      </w:r>
-      <w:r>
-        <w:t xml:space="preserve"> </w:t>
-      </w:r>
-      <w:r>
-        <w:rPr>
-          <w:rStyle w:val="VerbatimChar"/>
-        </w:rPr>
-        <w:t xml:space="preserve">sd(mass_g) / mean(mass_g)</w:t>
-      </w:r>
-      <w:r>
-        <w:t xml:space="preserve"> </w:t>
-      </w:r>
-      <w:r>
-        <w:t xml:space="preserve">(a unitless measure of</w:t>
-      </w:r>
-      <w:r>
-        <w:t xml:space="preserve"> </w:t>
-      </w:r>
-      <w:r>
-        <w:rPr>
-          <w:i/>
-          <w:iCs/>
-        </w:rPr>
-        <w:t xml:space="preserve">relative</w:t>
-      </w:r>
-      <w:r>
-        <w:t xml:space="preserve"> </w:t>
-      </w:r>
-      <w:r>
-        <w:t xml:space="preserve">spread — you have not been shown this one; work it out from the definition)</w:t>
-      </w:r>
-    </w:p>
-    <w:p>
-      <w:pPr>
-        <w:pStyle w:val="FirstParagraph"/>
-      </w:pPr>
-      <w:r>
-        <w:t xml:space="preserve">Show the full table (n, mean, sd, iqr_mass, range_mass, cv_mass) by shade.</w:t>
-      </w:r>
-    </w:p>
-    <w:bookmarkEnd w:id="35"/>
-    <w:bookmarkStart w:id="36" w:name="e2-predict-then-check-3-pts"/>
-    <w:p>
-      <w:pPr>
-        <w:pStyle w:val="Heading2"/>
-      </w:pPr>
-      <w:r>
-        <w:t xml:space="preserve">E2 · Predict, then check (3 pts)</w:t>
-      </w:r>
-    </w:p>
-    <w:p>
-      <w:pPr>
-        <w:pStyle w:val="FirstParagraph"/>
-      </w:pPr>
-      <w:r>
-        <w:rPr>
-          <w:b/>
-          <w:bCs/>
-        </w:rPr>
-        <w:t xml:space="preserve">Before running E1</w:t>
-      </w:r>
-      <w:r>
-        <w:t xml:space="preserve">, write in comments:</w:t>
+        <w:t xml:space="preserve">Use</w:t>
+      </w:r>
+      <w:r>
+        <w:t xml:space="preserve"> </w:t>
+      </w:r>
+      <w:r>
+        <w:rPr>
+          <w:rStyle w:val="VerbatimChar"/>
+        </w:rPr>
+        <w:t xml:space="preserve">skim()</w:t>
+      </w:r>
+      <w:r>
+        <w:t xml:space="preserve"> </w:t>
+      </w:r>
+      <w:r>
+        <w:t xml:space="preserve">for a fast full-dataset overview</w:t>
       </w:r>
     </w:p>
     <w:p>
@@ -5172,58 +5907,22 @@
         </w:numPr>
       </w:pPr>
       <w:r>
-        <w:t xml:space="preserve">Which side do you predict has the larger</w:t>
-      </w:r>
-      <w:r>
-        <w:t xml:space="preserve"> </w:t>
-      </w:r>
-      <w:r>
-        <w:rPr>
-          <w:rStyle w:val="VerbatimChar"/>
-        </w:rPr>
-        <w:t xml:space="preserve">sd</w:t>
-      </w:r>
-      <w:r>
-        <w:t xml:space="preserve">? The larger</w:t>
-      </w:r>
-      <w:r>
-        <w:t xml:space="preserve"> </w:t>
-      </w:r>
-      <w:r>
-        <w:rPr>
-          <w:rStyle w:val="VerbatimChar"/>
-        </w:rPr>
-        <w:t xml:space="preserve">cv_mass</w:t>
-      </w:r>
-      <w:r>
-        <w:t xml:space="preserve">? (They need not be the same side — think about why.)</w:t>
-      </w:r>
-    </w:p>
-    <w:p>
-      <w:pPr>
-        <w:pStyle w:val="Compact"/>
-        <w:numPr>
-          <w:ilvl w:val="0"/>
-          <w:numId w:val="1011"/>
-        </w:numPr>
-      </w:pPr>
-      <w:r>
-        <w:t xml:space="preserve">One reason, based on the</w:t>
-      </w:r>
-      <w:r>
-        <w:t xml:space="preserve"> </w:t>
-      </w:r>
-      <w:r>
-        <w:rPr>
-          <w:rStyle w:val="VerbatimChar"/>
-        </w:rPr>
-        <w:t xml:space="preserve">stats_df</w:t>
-      </w:r>
-      <w:r>
-        <w:t xml:space="preserve"> </w:t>
-      </w:r>
-      <w:r>
-        <w:t xml:space="preserve">numbers you already have from Part 4.</w:t>
+        <w:t xml:space="preserve">Use</w:t>
+      </w:r>
+      <w:r>
+        <w:t xml:space="preserve"> </w:t>
+      </w:r>
+      <w:r>
+        <w:rPr>
+          <w:rStyle w:val="VerbatimChar"/>
+        </w:rPr>
+        <w:t xml:space="preserve">across()</w:t>
+      </w:r>
+      <w:r>
+        <w:t xml:space="preserve"> </w:t>
+      </w:r>
+      <w:r>
+        <w:t xml:space="preserve">to apply one function to many columns at once</w:t>
       </w:r>
     </w:p>
     <w:p>
@@ -5231,103 +5930,59 @@
         <w:pStyle w:val="FirstParagraph"/>
       </w:pPr>
       <w:r>
-        <w:t xml:space="preserve">Then run E1 and say whether both predictions held. If the bigger-SD side did</w:t>
-      </w:r>
-      <w:r>
-        <w:t xml:space="preserve"> </w:t>
-      </w:r>
-      <w:r>
-        <w:rPr>
-          <w:i/>
-          <w:iCs/>
-        </w:rPr>
-        <w:t xml:space="preserve">not</w:t>
-      </w:r>
-      <w:r>
-        <w:t xml:space="preserve"> </w:t>
-      </w:r>
-      <w:r>
-        <w:t xml:space="preserve">have the bigger CV, explain why that can happen.</w:t>
-      </w:r>
-    </w:p>
-    <w:bookmarkEnd w:id="36"/>
-    <w:bookmarkStart w:id="37" w:name="e3-explain-it-with-your-values-3-pts"/>
-    <w:p>
-      <w:pPr>
-        <w:pStyle w:val="Heading2"/>
-      </w:pPr>
-      <w:r>
-        <w:t xml:space="preserve">E3 · Explain it, with YOUR values (3 pts)</w:t>
-      </w:r>
-    </w:p>
-    <w:p>
-      <w:pPr>
-        <w:pStyle w:val="Compact"/>
-        <w:numPr>
-          <w:ilvl w:val="0"/>
-          <w:numId w:val="1012"/>
-        </w:numPr>
-      </w:pPr>
-      <w:r>
-        <w:t xml:space="preserve">In plain language, what does your</w:t>
-      </w:r>
-      <w:r>
-        <w:t xml:space="preserve"> </w:t>
-      </w:r>
-      <w:r>
-        <w:rPr>
-          <w:rStyle w:val="VerbatimChar"/>
-        </w:rPr>
-        <w:t xml:space="preserve">cv_mass</w:t>
-      </w:r>
-      <w:r>
-        <w:t xml:space="preserve"> </w:t>
-      </w:r>
-      <w:r>
-        <w:t xml:space="preserve">tell you about the</w:t>
-      </w:r>
-      <w:r>
-        <w:t xml:space="preserve"> </w:t>
-      </w:r>
-      <w:r>
-        <w:rPr>
-          <w:i/>
-          <w:iCs/>
-        </w:rPr>
-        <w:t xml:space="preserve">relative</w:t>
-      </w:r>
-      <w:r>
-        <w:t xml:space="preserve"> </w:t>
-      </w:r>
-      <w:r>
-        <w:t xml:space="preserve">variability of each side that the raw</w:t>
-      </w:r>
-      <w:r>
-        <w:t xml:space="preserve"> </w:t>
-      </w:r>
-      <w:r>
-        <w:rPr>
-          <w:rStyle w:val="VerbatimChar"/>
-        </w:rPr>
-        <w:t xml:space="preserve">sd</w:t>
-      </w:r>
-      <w:r>
-        <w:t xml:space="preserve"> </w:t>
-      </w:r>
-      <w:r>
-        <w:t xml:space="preserve">alone does not?</w:t>
-      </w:r>
-    </w:p>
-    <w:p>
-      <w:pPr>
-        <w:pStyle w:val="Compact"/>
-        <w:numPr>
-          <w:ilvl w:val="0"/>
-          <w:numId w:val="1012"/>
-        </w:numPr>
-      </w:pPr>
-      <w:r>
-        <w:t xml:space="preserve">Why is the CV useful for comparing spread between two groups with different means, when the raw SD can mislead?</w:t>
+        <w:t xml:space="preserve">✏️</w:t>
+      </w:r>
+      <w:r>
+        <w:t xml:space="preserve"> </w:t>
+      </w:r>
+      <w:r>
+        <w:rPr>
+          <w:b/>
+          <w:bCs/>
+        </w:rPr>
+        <w:t xml:space="preserve">Your turn — before you move on:</w:t>
+      </w:r>
+      <w:r>
+        <w:t xml:space="preserve"> </w:t>
+      </w:r>
+      <w:r>
+        <w:t xml:space="preserve">Run your entire script top to bottom with</w:t>
+      </w:r>
+      <w:r>
+        <w:t xml:space="preserve"> </w:t>
+      </w:r>
+      <w:r>
+        <w:rPr>
+          <w:b/>
+          <w:bCs/>
+        </w:rPr>
+        <w:t xml:space="preserve">Ctrl/Cmd + Shift + Enter</w:t>
+      </w:r>
+      <w:r>
+        <w:t xml:space="preserve"> </w:t>
+      </w:r>
+      <w:r>
+        <w:t xml:space="preserve">(Source). Does it complete without errors?</w:t>
+      </w:r>
+    </w:p>
+    <w:p>
+      <w:pPr>
+        <w:pStyle w:val="SourceCode"/>
+      </w:pPr>
+      <w:r>
+        <w:rPr>
+          <w:rStyle w:val="VerbatimChar"/>
+        </w:rPr>
+        <w:t xml:space="preserve">Ran cleanly?  Y / N</w:t>
+      </w:r>
+      <w:r>
+        <w:br/>
+      </w:r>
+      <w:r>
+        <w:rPr>
+          <w:rStyle w:val="VerbatimChar"/>
+        </w:rPr>
+        <w:t xml:space="preserve">If not, what error appeared:</w:t>
       </w:r>
     </w:p>
     <w:p>
@@ -5337,391 +5992,6 @@
         </w:pict>
       </w:r>
     </w:p>
-    <w:bookmarkEnd w:id="37"/>
-    <w:bookmarkEnd w:id="38"/>
-    <w:bookmarkStart w:id="40" w:name="getting-unstuck"/>
-    <w:p>
-      <w:pPr>
-        <w:pStyle w:val="Heading1"/>
-      </w:pPr>
-      <w:r>
-        <w:t xml:space="preserve">Getting unstuck</w:t>
-      </w:r>
-    </w:p>
-    <w:p>
-      <w:pPr>
-        <w:pStyle w:val="Compact"/>
-        <w:numPr>
-          <w:ilvl w:val="0"/>
-          <w:numId w:val="1013"/>
-        </w:numPr>
-      </w:pPr>
-      <w:r>
-        <w:rPr>
-          <w:b/>
-          <w:bCs/>
-        </w:rPr>
-        <w:t xml:space="preserve">Read the error message out loud.</w:t>
-      </w:r>
-      <w:r>
-        <w:t xml:space="preserve"> </w:t>
-      </w:r>
-      <w:r>
-        <w:t xml:space="preserve">R usually names the line and the problem.</w:t>
-      </w:r>
-    </w:p>
-    <w:p>
-      <w:pPr>
-        <w:pStyle w:val="Compact"/>
-        <w:numPr>
-          <w:ilvl w:val="0"/>
-          <w:numId w:val="1013"/>
-        </w:numPr>
-      </w:pPr>
-      <w:r>
-        <w:rPr>
-          <w:b/>
-          <w:bCs/>
-        </w:rPr>
-        <w:t xml:space="preserve">Check the usual suspects:</w:t>
-      </w:r>
-      <w:r>
-        <w:t xml:space="preserve"> </w:t>
-      </w:r>
-      <w:r>
-        <w:t xml:space="preserve">Did you load</w:t>
-      </w:r>
-      <w:r>
-        <w:t xml:space="preserve"> </w:t>
-      </w:r>
-      <w:r>
-        <w:rPr>
-          <w:rStyle w:val="VerbatimChar"/>
-        </w:rPr>
-        <w:t xml:space="preserve">library(readxl)</w:t>
-      </w:r>
-      <w:r>
-        <w:t xml:space="preserve">,</w:t>
-      </w:r>
-      <w:r>
-        <w:t xml:space="preserve"> </w:t>
-      </w:r>
-      <w:r>
-        <w:rPr>
-          <w:rStyle w:val="VerbatimChar"/>
-        </w:rPr>
-        <w:t xml:space="preserve">library(tidyverse)</w:t>
-      </w:r>
-      <w:r>
-        <w:t xml:space="preserve">, and</w:t>
-      </w:r>
-      <w:r>
-        <w:t xml:space="preserve"> </w:t>
-      </w:r>
-      <w:r>
-        <w:rPr>
-          <w:rStyle w:val="VerbatimChar"/>
-        </w:rPr>
-        <w:t xml:space="preserve">library(skimr)</w:t>
-      </w:r>
-      <w:r>
-        <w:t xml:space="preserve">?</w:t>
-      </w:r>
-    </w:p>
-    <w:p>
-      <w:pPr>
-        <w:pStyle w:val="Compact"/>
-        <w:numPr>
-          <w:ilvl w:val="0"/>
-          <w:numId w:val="1013"/>
-        </w:numPr>
-      </w:pPr>
-      <w:r>
-        <w:rPr>
-          <w:b/>
-          <w:bCs/>
-        </w:rPr>
-        <w:t xml:space="preserve">Spelling?</w:t>
-      </w:r>
-      <w:r>
-        <w:t xml:space="preserve"> </w:t>
-      </w:r>
-      <w:r>
-        <w:t xml:space="preserve">R is</w:t>
-      </w:r>
-      <w:r>
-        <w:t xml:space="preserve"> </w:t>
-      </w:r>
-      <w:r>
-        <w:rPr>
-          <w:b/>
-          <w:bCs/>
-        </w:rPr>
-        <w:t xml:space="preserve">case-sensitive</w:t>
-      </w:r>
-      <w:r>
-        <w:t xml:space="preserve"> </w:t>
-      </w:r>
-      <w:r>
-        <w:t xml:space="preserve">—</w:t>
-      </w:r>
-      <w:r>
-        <w:t xml:space="preserve"> </w:t>
-      </w:r>
-      <w:r>
-        <w:rPr>
-          <w:rStyle w:val="VerbatimChar"/>
-        </w:rPr>
-        <w:t xml:space="preserve">"Sunny"</w:t>
-      </w:r>
-      <w:r>
-        <w:t xml:space="preserve"> </w:t>
-      </w:r>
-      <w:r>
-        <w:t xml:space="preserve">≠</w:t>
-      </w:r>
-      <w:r>
-        <w:t xml:space="preserve"> </w:t>
-      </w:r>
-      <w:r>
-        <w:rPr>
-          <w:rStyle w:val="VerbatimChar"/>
-        </w:rPr>
-        <w:t xml:space="preserve">"sunny"</w:t>
-      </w:r>
-      <w:r>
-        <w:t xml:space="preserve">. Check with</w:t>
-      </w:r>
-      <w:r>
-        <w:t xml:space="preserve"> </w:t>
-      </w:r>
-      <w:r>
-        <w:rPr>
-          <w:rStyle w:val="VerbatimChar"/>
-        </w:rPr>
-        <w:t xml:space="preserve">names(leaf_df)</w:t>
-      </w:r>
-      <w:r>
-        <w:t xml:space="preserve">.</w:t>
-      </w:r>
-    </w:p>
-    <w:p>
-      <w:pPr>
-        <w:pStyle w:val="Compact"/>
-        <w:numPr>
-          <w:ilvl w:val="0"/>
-          <w:numId w:val="1013"/>
-        </w:numPr>
-      </w:pPr>
-      <w:r>
-        <w:rPr>
-          <w:rStyle w:val="VerbatimChar"/>
-          <w:b/>
-          <w:bCs/>
-        </w:rPr>
-        <w:t xml:space="preserve">na.rm = TRUE</w:t>
-      </w:r>
-      <w:r>
-        <w:rPr>
-          <w:b/>
-          <w:bCs/>
-        </w:rPr>
-        <w:t xml:space="preserve"> </w:t>
-      </w:r>
-      <w:r>
-        <w:rPr>
-          <w:b/>
-          <w:bCs/>
-        </w:rPr>
-        <w:t xml:space="preserve">missing?</w:t>
-      </w:r>
-      <w:r>
-        <w:t xml:space="preserve"> </w:t>
-      </w:r>
-      <w:r>
-        <w:t xml:space="preserve">Any stat function on a column with NAs returns</w:t>
-      </w:r>
-      <w:r>
-        <w:t xml:space="preserve"> </w:t>
-      </w:r>
-      <w:r>
-        <w:rPr>
-          <w:rStyle w:val="VerbatimChar"/>
-        </w:rPr>
-        <w:t xml:space="preserve">NA</w:t>
-      </w:r>
-      <w:r>
-        <w:t xml:space="preserve"> </w:t>
-      </w:r>
-      <w:r>
-        <w:t xml:space="preserve">without it — no error, just a silent wrong answer.</w:t>
-      </w:r>
-    </w:p>
-    <w:p>
-      <w:pPr>
-        <w:pStyle w:val="Compact"/>
-        <w:numPr>
-          <w:ilvl w:val="0"/>
-          <w:numId w:val="1013"/>
-        </w:numPr>
-      </w:pPr>
-      <w:r>
-        <w:rPr>
-          <w:rStyle w:val="VerbatimChar"/>
-          <w:b/>
-          <w:bCs/>
-        </w:rPr>
-        <w:t xml:space="preserve">source()</w:t>
-      </w:r>
-      <w:r>
-        <w:rPr>
-          <w:b/>
-          <w:bCs/>
-        </w:rPr>
-        <w:t xml:space="preserve"> </w:t>
-      </w:r>
-      <w:r>
-        <w:rPr>
-          <w:b/>
-          <w:bCs/>
-        </w:rPr>
-        <w:t xml:space="preserve">can’t find the file?</w:t>
-      </w:r>
-      <w:r>
-        <w:t xml:space="preserve"> </w:t>
-      </w:r>
-      <w:r>
-        <w:t xml:space="preserve">Check that</w:t>
-      </w:r>
-      <w:r>
-        <w:t xml:space="preserve"> </w:t>
-      </w:r>
-      <w:r>
-        <w:rPr>
-          <w:rStyle w:val="VerbatimChar"/>
-        </w:rPr>
-        <w:t xml:space="preserve">themes/summary_stats_function.R</w:t>
-      </w:r>
-      <w:r>
-        <w:t xml:space="preserve"> </w:t>
-      </w:r>
-      <w:r>
-        <w:t xml:space="preserve">is spelled exactly right and sits in a</w:t>
-      </w:r>
-      <w:r>
-        <w:t xml:space="preserve"> </w:t>
-      </w:r>
-      <w:r>
-        <w:rPr>
-          <w:rStyle w:val="VerbatimChar"/>
-        </w:rPr>
-        <w:t xml:space="preserve">themes/</w:t>
-      </w:r>
-      <w:r>
-        <w:t xml:space="preserve"> </w:t>
-      </w:r>
-      <w:r>
-        <w:t xml:space="preserve">folder at your project root.</w:t>
-      </w:r>
-    </w:p>
-    <w:p>
-      <w:pPr>
-        <w:pStyle w:val="Compact"/>
-        <w:numPr>
-          <w:ilvl w:val="0"/>
-          <w:numId w:val="1013"/>
-        </w:numPr>
-      </w:pPr>
-      <w:r>
-        <w:rPr>
-          <w:b/>
-          <w:bCs/>
-        </w:rPr>
-        <w:t xml:space="preserve">Cheat sheets</w:t>
-      </w:r>
-      <w:r>
-        <w:t xml:space="preserve"> </w:t>
-      </w:r>
-      <w:r>
-        <w:t xml:space="preserve">—</w:t>
-      </w:r>
-      <w:r>
-        <w:t xml:space="preserve"> </w:t>
-      </w:r>
-      <w:hyperlink r:id="rId39">
-        <w:r>
-          <w:rPr>
-            <w:rStyle w:val="Hyperlink"/>
-          </w:rPr>
-          <w:t xml:space="preserve">https://posit.co/resources/cheatsheets/</w:t>
-        </w:r>
-      </w:hyperlink>
-    </w:p>
-    <w:p>
-      <w:pPr>
-        <w:pStyle w:val="Compact"/>
-        <w:numPr>
-          <w:ilvl w:val="0"/>
-          <w:numId w:val="1013"/>
-        </w:numPr>
-      </w:pPr>
-      <w:r>
-        <w:rPr>
-          <w:b/>
-          <w:bCs/>
-        </w:rPr>
-        <w:t xml:space="preserve">Bring the exact error</w:t>
-      </w:r>
-      <w:r>
-        <w:t xml:space="preserve"> </w:t>
-      </w:r>
-      <w:r>
-        <w:t xml:space="preserve">(copy-paste it) to class, Canvas, or office hours.</w:t>
-      </w:r>
-    </w:p>
-    <w:p>
-      <w:pPr>
-        <w:pStyle w:val="BlockText"/>
-      </w:pPr>
-      <w:r>
-        <w:t xml:space="preserve">💡</w:t>
-      </w:r>
-      <w:r>
-        <w:t xml:space="preserve"> </w:t>
-      </w:r>
-      <w:r>
-        <w:rPr>
-          <w:b/>
-          <w:bCs/>
-        </w:rPr>
-        <w:t xml:space="preserve">Key idea:</w:t>
-      </w:r>
-      <w:r>
-        <w:t xml:space="preserve"> </w:t>
-      </w:r>
-      <w:r>
-        <w:t xml:space="preserve">a missing</w:t>
-      </w:r>
-      <w:r>
-        <w:t xml:space="preserve"> </w:t>
-      </w:r>
-      <w:r>
-        <w:rPr>
-          <w:rStyle w:val="VerbatimChar"/>
-        </w:rPr>
-        <w:t xml:space="preserve">na.rm = TRUE</w:t>
-      </w:r>
-      <w:r>
-        <w:t xml:space="preserve">, a typo’d column name — these are the errors this activity is built around, and reading the message before you panic will solve most of them.</w:t>
-      </w:r>
-    </w:p>
-    <w:p>
-      <w:r>
-        <w:pict>
-          <v:rect style="width:0;height:1.5pt" o:hralign="center" o:hrstd="t" o:hr="t"/>
-        </w:pict>
-      </w:r>
-    </w:p>
     <w:p>
       <w:pPr>
         <w:pStyle w:val="FirstParagraph"/>
@@ -5734,7 +6004,7 @@
         <w:t xml:space="preserve">End of the Summary Statistics activity. Next: Quarto — writing reproducible reports that mix prose, code, and results in one document.</w:t>
       </w:r>
     </w:p>
-    <w:bookmarkEnd w:id="40"/>
+    <w:bookmarkEnd w:id="37"/>
     <w:sectPr>
       <w:pgSz w:h="15840" w:w="12240"/>
       <w:pgMar w:bottom="1440" w:footer="720" w:gutter="0" w:header="720" w:left="1440" w:right="1440" w:top="1440"/>
@@ -6153,7 +6423,7 @@
     <w:abstractNumId w:val="991"/>
   </w:num>
   <w:num w:numId="1005">
-    <w:abstractNumId w:val="992"/>
+    <w:abstractNumId w:val="991"/>
   </w:num>
   <w:num w:numId="1006">
     <w:abstractNumId w:val="992"/>
@@ -6168,97 +6438,10 @@
     <w:abstractNumId w:val="992"/>
   </w:num>
   <w:num w:numId="1010">
-    <w:abstractNumId w:val="991"/>
+    <w:abstractNumId w:val="992"/>
   </w:num>
   <w:num w:numId="1011">
-    <w:abstractNumId w:val="99411"/>
-    <w:lvlOverride w:ilvl="0">
-      <w:startOverride w:val="1"/>
-    </w:lvlOverride>
-    <w:lvlOverride w:ilvl="1">
-      <w:startOverride w:val="1"/>
-    </w:lvlOverride>
-    <w:lvlOverride w:ilvl="2">
-      <w:startOverride w:val="1"/>
-    </w:lvlOverride>
-    <w:lvlOverride w:ilvl="3">
-      <w:startOverride w:val="1"/>
-    </w:lvlOverride>
-    <w:lvlOverride w:ilvl="4">
-      <w:startOverride w:val="1"/>
-    </w:lvlOverride>
-    <w:lvlOverride w:ilvl="5">
-      <w:startOverride w:val="1"/>
-    </w:lvlOverride>
-    <w:lvlOverride w:ilvl="6">
-      <w:startOverride w:val="1"/>
-    </w:lvlOverride>
-    <w:lvlOverride w:ilvl="7">
-      <w:startOverride w:val="1"/>
-    </w:lvlOverride>
-    <w:lvlOverride w:ilvl="8">
-      <w:startOverride w:val="1"/>
-    </w:lvlOverride>
-  </w:num>
-  <w:num w:numId="1012">
-    <w:abstractNumId w:val="99411"/>
-    <w:lvlOverride w:ilvl="0">
-      <w:startOverride w:val="1"/>
-    </w:lvlOverride>
-    <w:lvlOverride w:ilvl="1">
-      <w:startOverride w:val="1"/>
-    </w:lvlOverride>
-    <w:lvlOverride w:ilvl="2">
-      <w:startOverride w:val="1"/>
-    </w:lvlOverride>
-    <w:lvlOverride w:ilvl="3">
-      <w:startOverride w:val="1"/>
-    </w:lvlOverride>
-    <w:lvlOverride w:ilvl="4">
-      <w:startOverride w:val="1"/>
-    </w:lvlOverride>
-    <w:lvlOverride w:ilvl="5">
-      <w:startOverride w:val="1"/>
-    </w:lvlOverride>
-    <w:lvlOverride w:ilvl="6">
-      <w:startOverride w:val="1"/>
-    </w:lvlOverride>
-    <w:lvlOverride w:ilvl="7">
-      <w:startOverride w:val="1"/>
-    </w:lvlOverride>
-    <w:lvlOverride w:ilvl="8">
-      <w:startOverride w:val="1"/>
-    </w:lvlOverride>
-  </w:num>
-  <w:num w:numId="1013">
-    <w:abstractNumId w:val="99411"/>
-    <w:lvlOverride w:ilvl="0">
-      <w:startOverride w:val="1"/>
-    </w:lvlOverride>
-    <w:lvlOverride w:ilvl="1">
-      <w:startOverride w:val="1"/>
-    </w:lvlOverride>
-    <w:lvlOverride w:ilvl="2">
-      <w:startOverride w:val="1"/>
-    </w:lvlOverride>
-    <w:lvlOverride w:ilvl="3">
-      <w:startOverride w:val="1"/>
-    </w:lvlOverride>
-    <w:lvlOverride w:ilvl="4">
-      <w:startOverride w:val="1"/>
-    </w:lvlOverride>
-    <w:lvlOverride w:ilvl="5">
-      <w:startOverride w:val="1"/>
-    </w:lvlOverride>
-    <w:lvlOverride w:ilvl="6">
-      <w:startOverride w:val="1"/>
-    </w:lvlOverride>
-    <w:lvlOverride w:ilvl="7">
-      <w:startOverride w:val="1"/>
-    </w:lvlOverride>
-    <w:lvlOverride w:ilvl="8">
-      <w:startOverride w:val="1"/>
-    </w:lvlOverride>
+    <w:abstractNumId w:val="992"/>
   </w:num>
 </w:numbering>
 </file>

--- a/docs/content/summary_stats/summary_stats_activity.docx
+++ b/docs/content/summary_stats/summary_stats_activity.docx
@@ -31,7 +31,7 @@
         <w:pStyle w:val="Date"/>
       </w:pPr>
       <w:r>
-        <w:t xml:space="preserve">2026-09-22</w:t>
+        <w:t xml:space="preserve">2026-09-23</w:t>
       </w:r>
     </w:p>
     <w:bookmarkStart w:id="13" w:name="describing-our-leaf-data"/>

--- a/docs/content/summary_stats/summary_stats_activity.docx
+++ b/docs/content/summary_stats/summary_stats_activity.docx
@@ -7460,6 +7460,252 @@
       <w:spacing w:after="100"/>
     </w:pPr>
   </w:style>
+  <w:style w:styleId="BodyText" w:type="paragraph">
+    <w:name w:val="Body Text"/>
+    <w:basedOn w:val="Normal"/>
+    <w:link w:val="BodyTextChar"/>
+    <w:qFormat/>
+    <w:pPr>
+      <w:spacing w:after="180" w:before="180"/>
+    </w:pPr>
+  </w:style>
+  <w:style w:customStyle="1" w:styleId="FirstParagraph" w:type="paragraph">
+    <w:name w:val="First Paragraph"/>
+    <w:basedOn w:val="BodyText"/>
+    <w:next w:val="BodyText"/>
+    <w:qFormat/>
+  </w:style>
+  <w:style w:customStyle="1" w:styleId="Compact" w:type="paragraph">
+    <w:name w:val="Compact"/>
+    <w:basedOn w:val="BodyText"/>
+    <w:qFormat/>
+    <w:pPr>
+      <w:spacing w:after="36" w:before="36"/>
+    </w:pPr>
+  </w:style>
+  <w:style w:customStyle="1" w:styleId="Author" w:type="paragraph">
+    <w:name w:val="Author"/>
+    <w:basedOn w:val="Title"/>
+    <w:next w:val="BodyText"/>
+    <w:qFormat/>
+    <w:pPr>
+      <w:keepNext/>
+      <w:keepLines/>
+    </w:pPr>
+    <w:rPr>
+      <w:sz w:val="24"/>
+      <w:szCs w:val="24"/>
+    </w:rPr>
+  </w:style>
+  <w:style w:styleId="Date" w:type="paragraph">
+    <w:name w:val="Date"/>
+    <w:basedOn w:val="Title"/>
+    <w:next w:val="BodyText"/>
+    <w:qFormat/>
+    <w:pPr>
+      <w:keepNext/>
+      <w:keepLines/>
+    </w:pPr>
+    <w:rPr>
+      <w:sz w:val="24"/>
+      <w:szCs w:val="24"/>
+    </w:rPr>
+  </w:style>
+  <w:style w:customStyle="1" w:styleId="AbstractTitle" w:type="paragraph">
+    <w:name w:val="Abstract Title"/>
+    <w:basedOn w:val="Normal"/>
+    <w:next w:val="Abstract"/>
+    <w:qFormat/>
+    <w:pPr>
+      <w:keepNext/>
+      <w:keepLines/>
+      <w:spacing w:after="0" w:before="300"/>
+      <w:jc w:val="center"/>
+    </w:pPr>
+    <w:rPr>
+      <w:b/>
+      <w:sz w:val="20"/>
+      <w:szCs w:val="20"/>
+    </w:rPr>
+  </w:style>
+  <w:style w:customStyle="1" w:styleId="Abstract" w:type="paragraph">
+    <w:name w:val="Abstract"/>
+    <w:basedOn w:val="Normal"/>
+    <w:next w:val="BodyText"/>
+    <w:qFormat/>
+    <w:pPr>
+      <w:keepNext/>
+      <w:keepLines/>
+      <w:spacing w:after="300" w:before="100"/>
+    </w:pPr>
+    <w:rPr>
+      <w:sz w:val="20"/>
+      <w:szCs w:val="20"/>
+    </w:rPr>
+  </w:style>
+  <w:style w:styleId="Bibliography" w:type="paragraph">
+    <w:name w:val="Bibliography"/>
+    <w:basedOn w:val="Normal"/>
+    <w:next w:val="Bibliography"/>
+    <w:qFormat/>
+    <w:pPr/>
+    <w:rPr/>
+  </w:style>
+  <w:style w:styleId="BlockText" w:type="paragraph">
+    <w:name w:val="Block Text"/>
+    <w:basedOn w:val="BodyText"/>
+    <w:next w:val="BodyText"/>
+    <w:uiPriority w:val="9"/>
+    <w:unhideWhenUsed/>
+    <w:qFormat/>
+    <w:pPr>
+      <w:spacing w:after="100" w:before="100"/>
+      <w:ind w:firstLine="0" w:left="480" w:right="480"/>
+    </w:pPr>
+  </w:style>
+  <w:style w:styleId="FootnoteText" w:type="paragraph">
+    <w:name w:val="Footnote Text"/>
+    <w:basedOn w:val="Normal"/>
+    <w:next w:val="FootnoteText"/>
+    <w:uiPriority w:val="9"/>
+    <w:unhideWhenUsed/>
+    <w:qFormat/>
+  </w:style>
+  <w:style w:styleId="FootnoteBlockText" w:type="paragraph">
+    <w:name w:val="Footnote Block Text"/>
+    <w:basedOn w:val="FootnoteText"/>
+    <w:next w:val="FootnoteText"/>
+    <w:uiPriority w:val="9"/>
+    <w:unhideWhenUsed/>
+    <w:qFormat/>
+    <w:pPr>
+      <w:spacing w:after="100" w:before="100"/>
+      <w:ind w:firstLine="0" w:left="480" w:right="480"/>
+    </w:pPr>
+  </w:style>
+  <w:style w:styleId="Table" w:type="table">
+    <w:name w:val="Table"/>
+    <w:basedOn w:val="TableNormal"/>
+    <w:semiHidden/>
+    <w:unhideWhenUsed/>
+    <w:qFormat/>
+    <w:tblPr>
+      <w:tblInd w:type="dxa" w:w="0"/>
+      <w:tblCellMar>
+        <w:top w:type="dxa" w:w="0"/>
+        <w:left w:type="dxa" w:w="108"/>
+        <w:bottom w:type="dxa" w:w="0"/>
+        <w:right w:type="dxa" w:w="108"/>
+      </w:tblCellMar>
+    </w:tblPr>
+    <w:tblStylePr w:type="firstRow">
+      <w:tcPr>
+        <w:tcBorders>
+          <w:bottom w:val="single"/>
+        </w:tcBorders>
+        <w:vAlign w:val="bottom"/>
+      </w:tcPr>
+    </w:tblStylePr>
+  </w:style>
+  <w:style w:customStyle="1" w:styleId="DefinitionTerm" w:type="paragraph">
+    <w:name w:val="Definition Term"/>
+    <w:basedOn w:val="Normal"/>
+    <w:next w:val="Definition"/>
+    <w:pPr>
+      <w:keepNext/>
+      <w:keepLines/>
+      <w:spacing w:after="0"/>
+    </w:pPr>
+    <w:rPr>
+      <w:b/>
+    </w:rPr>
+  </w:style>
+  <w:style w:customStyle="1" w:styleId="Definition" w:type="paragraph">
+    <w:name w:val="Definition"/>
+    <w:basedOn w:val="Normal"/>
+  </w:style>
+  <w:style w:styleId="Caption" w:type="paragraph">
+    <w:name w:val="Caption"/>
+    <w:basedOn w:val="Normal"/>
+    <w:link w:val="BodyTextChar"/>
+    <w:pPr>
+      <w:spacing w:after="120" w:before="0"/>
+    </w:pPr>
+    <w:rPr>
+      <w:i/>
+    </w:rPr>
+  </w:style>
+  <w:style w:customStyle="1" w:styleId="TableCaption" w:type="paragraph">
+    <w:name w:val="Table Caption"/>
+    <w:basedOn w:val="Caption"/>
+    <w:pPr>
+      <w:keepNext/>
+    </w:pPr>
+  </w:style>
+  <w:style w:customStyle="1" w:styleId="ImageCaption" w:type="paragraph">
+    <w:name w:val="Image Caption"/>
+    <w:basedOn w:val="Caption"/>
+  </w:style>
+  <w:style w:customStyle="1" w:styleId="Figure" w:type="paragraph">
+    <w:name w:val="Figure"/>
+    <w:basedOn w:val="Normal"/>
+  </w:style>
+  <w:style w:customStyle="1" w:styleId="CaptionedFigure" w:type="paragraph">
+    <w:name w:val="Captioned Figure"/>
+    <w:basedOn w:val="Figure"/>
+    <w:pPr>
+      <w:keepNext/>
+    </w:pPr>
+  </w:style>
+  <w:style w:customStyle="1" w:styleId="BodyTextChar" w:type="character">
+    <w:name w:val="Body Text Char"/>
+    <w:basedOn w:val="DefaultParagraphFont"/>
+    <w:link w:val="BodyText"/>
+  </w:style>
+  <w:style w:customStyle="1" w:styleId="VerbatimChar" w:type="character">
+    <w:name w:val="Verbatim Char"/>
+    <w:basedOn w:val="BodyTextChar"/>
+    <w:rPr>
+      <w:rFonts w:ascii="Consolas" w:hAnsi="Consolas"/>
+      <w:sz w:val="22"/>
+    </w:rPr>
+  </w:style>
+  <w:style w:customStyle="1" w:styleId="SectionNumber" w:type="character">
+    <w:name w:val="Section Number"/>
+    <w:basedOn w:val="BodyTextChar"/>
+  </w:style>
+  <w:style w:styleId="FootnoteReference" w:type="character">
+    <w:name w:val="Footnote Reference"/>
+    <w:basedOn w:val="BodyTextChar"/>
+    <w:rPr>
+      <w:vertAlign w:val="superscript"/>
+    </w:rPr>
+  </w:style>
+  <w:style w:styleId="Hyperlink" w:type="character">
+    <w:name w:val="Hyperlink"/>
+    <w:basedOn w:val="BodyTextChar"/>
+    <w:rPr>
+      <w:color w:themeColor="accent1" w:val="4F81BD"/>
+    </w:rPr>
+  </w:style>
+  <w:style w:styleId="TOCHeading" w:type="paragraph">
+    <w:name w:val="TOC Heading"/>
+    <w:basedOn w:val="Heading1"/>
+    <w:next w:val="BodyText"/>
+    <w:uiPriority w:val="39"/>
+    <w:unhideWhenUsed/>
+    <w:qFormat/>
+    <w:pPr>
+      <w:spacing w:before="240" w:line="259" w:lineRule="auto"/>
+      <w:outlineLvl w:val="9"/>
+    </w:pPr>
+    <w:rPr>
+      <w:rFonts w:asciiTheme="majorHAnsi" w:cstheme="majorBidi" w:eastAsiaTheme="majorEastAsia" w:hAnsiTheme="majorHAnsi"/>
+      <w:b w:val="0"/>
+      <w:bCs w:val="0"/>
+      <w:color w:themeColor="accent1" w:themeShade="BF" w:val="365F91"/>
+    </w:rPr>
+  </w:style>
   <w:style w:type="character" w:customStyle="1" w:styleId="KeywordTok">
     <w:name w:val="KeywordTok"/>
     <w:basedOn w:val="VerbatimChar"/>

--- a/docs/content/summary_stats/summary_stats_activity.docx
+++ b/docs/content/summary_stats/summary_stats_activity.docx
@@ -6007,7 +6007,7 @@
     <w:bookmarkEnd w:id="37"/>
     <w:sectPr>
       <w:pgSz w:h="15840" w:w="12240"/>
-      <w:pgMar w:bottom="1440" w:footer="720" w:gutter="0" w:header="720" w:left="1440" w:right="1440" w:top="1440"/>
+      <w:pgMar w:bottom="720" w:footer="432" w:gutter="0" w:header="432" w:left="720" w:right="1008" w:top="720"/>
       <w:cols w:space="720"/>
       <w:docGrid w:linePitch="360"/>
     </w:sectPr>
@@ -6459,7 +6459,11 @@
         <w14:ligatures w14:val="standardContextual"/>
       </w:rPr>
     </w:rPrDefault>
-    <w:pPrDefault/>
+    <w:pPrDefault>
+      <w:pPr>
+        <w:spacing w:after="0" w:before="0" w:line="240" w:lineRule="auto"/>
+      </w:pPr>
+    </w:pPrDefault>
   </w:docDefaults>
   <w:latentStyles w:count="376" w:defLockedState="0" w:defQFormat="0" w:defSemiHidden="0" w:defUIPriority="99" w:defUnhideWhenUsed="0">
     <w:lsdException w:name="Normal" w:qFormat="1" w:uiPriority="0"/>
@@ -7259,7 +7263,7 @@
     <w:qFormat/>
     <w:rsid w:val="00AF5CF1"/>
     <w:pPr>
-      <w:spacing w:after="160" w:before="160"/>
+      <w:spacing w:after="0" w:before="0"/>
       <w:jc w:val="center"/>
     </w:pPr>
     <w:rPr>
@@ -7377,7 +7381,7 @@
         <w:bottom w:color="FF0000" w:space="1" w:sz="8" w:val="single"/>
         <w:right w:color="FF0000" w:space="4" w:sz="8" w:val="single"/>
       </w:pBdr>
-      <w:spacing w:after="120" w:before="120"/>
+      <w:spacing w:after="40" w:before="40"/>
       <w:ind w:left="432" w:right="432"/>
     </w:pPr>
     <w:rPr>
@@ -7397,7 +7401,7 @@
         <w:bottom w:color="auto" w:space="1" w:sz="8" w:val="single"/>
         <w:right w:color="auto" w:space="4" w:sz="8" w:val="single"/>
       </w:pBdr>
-      <w:spacing w:after="240" w:before="240"/>
+      <w:spacing w:after="40" w:before="40"/>
       <w:ind w:left="432" w:right="432"/>
     </w:pPr>
     <w:rPr>
@@ -7411,7 +7415,7 @@
     <w:qFormat/>
     <w:rsid w:val="00771E03"/>
     <w:pPr>
-      <w:spacing w:after="240" w:before="240"/>
+      <w:spacing w:after="40" w:before="40"/>
       <w:ind w:left="432" w:right="432"/>
     </w:pPr>
     <w:rPr>
@@ -7457,7 +7461,7 @@
     <w:unhideWhenUsed/>
     <w:rsid w:val="00322D32"/>
     <w:pPr>
-      <w:spacing w:after="100"/>
+      <w:spacing w:after="0" w:before="0"/>
     </w:pPr>
   </w:style>
   <w:style w:styleId="BodyText" w:type="paragraph">
@@ -7466,7 +7470,7 @@
     <w:link w:val="BodyTextChar"/>
     <w:qFormat/>
     <w:pPr>
-      <w:spacing w:after="180" w:before="180"/>
+      <w:spacing w:after="0" w:before="0"/>
     </w:pPr>
   </w:style>
   <w:style w:customStyle="1" w:styleId="FirstParagraph" w:type="paragraph">
@@ -7474,13 +7478,16 @@
     <w:basedOn w:val="BodyText"/>
     <w:next w:val="BodyText"/>
     <w:qFormat/>
+    <w:pPr>
+      <w:spacing w:after="0" w:before="0"/>
+    </w:pPr>
   </w:style>
   <w:style w:customStyle="1" w:styleId="Compact" w:type="paragraph">
     <w:name w:val="Compact"/>
     <w:basedOn w:val="BodyText"/>
     <w:qFormat/>
     <w:pPr>
-      <w:spacing w:after="36" w:before="36"/>
+      <w:spacing w:after="0" w:before="0"/>
     </w:pPr>
   </w:style>
   <w:style w:customStyle="1" w:styleId="Author" w:type="paragraph">
@@ -7559,7 +7566,7 @@
     <w:unhideWhenUsed/>
     <w:qFormat/>
     <w:pPr>
-      <w:spacing w:after="100" w:before="100"/>
+      <w:spacing w:after="0" w:before="0"/>
       <w:ind w:firstLine="0" w:left="480" w:right="480"/>
     </w:pPr>
   </w:style>
@@ -7629,7 +7636,7 @@
     <w:basedOn w:val="Normal"/>
     <w:link w:val="BodyTextChar"/>
     <w:pPr>
-      <w:spacing w:after="120" w:before="0"/>
+      <w:spacing w:after="0" w:before="0"/>
     </w:pPr>
     <w:rPr>
       <w:i/>
@@ -7639,21 +7646,29 @@
     <w:name w:val="Table Caption"/>
     <w:basedOn w:val="Caption"/>
     <w:pPr>
+      <w:spacing w:after="0" w:before="0"/>
       <w:keepNext/>
     </w:pPr>
   </w:style>
   <w:style w:customStyle="1" w:styleId="ImageCaption" w:type="paragraph">
     <w:name w:val="Image Caption"/>
     <w:basedOn w:val="Caption"/>
+    <w:pPr>
+      <w:spacing w:after="0" w:before="0"/>
+    </w:pPr>
   </w:style>
   <w:style w:customStyle="1" w:styleId="Figure" w:type="paragraph">
     <w:name w:val="Figure"/>
     <w:basedOn w:val="Normal"/>
+    <w:pPr>
+      <w:spacing w:after="0" w:before="0"/>
+    </w:pPr>
   </w:style>
   <w:style w:customStyle="1" w:styleId="CaptionedFigure" w:type="paragraph">
     <w:name w:val="Captioned Figure"/>
     <w:basedOn w:val="Figure"/>
     <w:pPr>
+      <w:spacing w:after="0" w:before="0"/>
       <w:keepNext/>
     </w:pPr>
   </w:style>
@@ -7666,8 +7681,8 @@
     <w:name w:val="Verbatim Char"/>
     <w:basedOn w:val="BodyTextChar"/>
     <w:rPr>
-      <w:rFonts w:ascii="Consolas" w:hAnsi="Consolas"/>
-      <w:sz w:val="22"/>
+      <w:rFonts w:ascii="Courier New" w:cs="Courier New" w:hAnsi="Courier New"/>
+      <w:sz w:val="20"/>
     </w:rPr>
   </w:style>
   <w:style w:customStyle="1" w:styleId="SectionNumber" w:type="character">

--- a/docs/content/summary_stats/summary_stats_activity.docx
+++ b/docs/content/summary_stats/summary_stats_activity.docx
@@ -1200,10 +1200,13 @@
         <w:t xml:space="preserve">&lt;-</w:t>
       </w:r>
       <w:r>
-        <w:rPr>
-          <w:rStyle w:val="NormalTok"/>
-        </w:rPr>
-        <w:t xml:space="preserve"> </w:t>
+        <w:br/>
+      </w:r>
+      <w:r>
+        <w:rPr>
+          <w:rStyle w:val="NormalTok"/>
+        </w:rPr>
+        <w:t xml:space="preserve">  </w:t>
       </w:r>
       <w:r>
         <w:rPr>
@@ -4282,7 +4285,16 @@
         <w:rPr>
           <w:rStyle w:val="VerbatimChar"/>
         </w:rPr>
-        <w:t xml:space="preserve">Same n, mean, variance, sd, se as your hand-written version in Part 3?  Y / N</w:t>
+        <w:t xml:space="preserve">Same n, mean, variance, sd, se as your</w:t>
+      </w:r>
+      <w:r>
+        <w:br/>
+      </w:r>
+      <w:r>
+        <w:rPr>
+          <w:rStyle w:val="VerbatimChar"/>
+        </w:rPr>
+        <w:t xml:space="preserve">hand-written version in Part 3?  Y / N</w:t>
       </w:r>
     </w:p>
     <w:p>
@@ -5054,7 +5066,16 @@
         <w:rPr>
           <w:rStyle w:val="CommentTok"/>
         </w:rPr>
-        <w:t xml:space="preserve"># skim() grouped by shade — n_missing, mean, SD, and percentiles at once</w:t>
+        <w:t xml:space="preserve"># skim() grouped by shade — n_missing,</w:t>
+      </w:r>
+      <w:r>
+        <w:br/>
+      </w:r>
+      <w:r>
+        <w:rPr>
+          <w:rStyle w:val="CommentTok"/>
+        </w:rPr>
+        <w:t xml:space="preserve"># mean, SD, and percentiles at once</w:t>
       </w:r>
       <w:r>
         <w:br/>
@@ -5239,7 +5260,16 @@
         <w:rPr>
           <w:rStyle w:val="VerbatimChar"/>
         </w:rPr>
-        <w:t xml:space="preserve">Are mean and median of mass_g close for each group? What does that suggest about skew?</w:t>
+        <w:t xml:space="preserve">Are mean and median of mass_g close for each</w:t>
+      </w:r>
+      <w:r>
+        <w:br/>
+      </w:r>
+      <w:r>
+        <w:rPr>
+          <w:rStyle w:val="VerbatimChar"/>
+        </w:rPr>
+        <w:t xml:space="preserve">group? What does that suggest about skew?</w:t>
       </w:r>
     </w:p>
     <w:p>

--- a/docs/content/summary_stats/summary_stats_activity.docx
+++ b/docs/content/summary_stats/summary_stats_activity.docx
@@ -31,7 +31,7 @@
         <w:pStyle w:val="Date"/>
       </w:pPr>
       <w:r>
-        <w:t xml:space="preserve">2026-09-23</w:t>
+        <w:t xml:space="preserve">2026-09-24</w:t>
       </w:r>
     </w:p>
     <w:bookmarkStart w:id="13" w:name="describing-our-leaf-data"/>

--- a/docs/content/summary_stats/summary_stats_activity.docx
+++ b/docs/content/summary_stats/summary_stats_activity.docx
@@ -31,7 +31,7 @@
         <w:pStyle w:val="Date"/>
       </w:pPr>
       <w:r>
-        <w:t xml:space="preserve">2026-09-24</w:t>
+        <w:t xml:space="preserve">2026-09-29</w:t>
       </w:r>
     </w:p>
     <w:bookmarkStart w:id="13" w:name="describing-our-leaf-data"/>

--- a/docs/content/summary_stats/summary_stats_activity.docx
+++ b/docs/content/summary_stats/summary_stats_activity.docx
@@ -31,7 +31,7 @@
         <w:pStyle w:val="Date"/>
       </w:pPr>
       <w:r>
-        <w:t xml:space="preserve">2026-09-29</w:t>
+        <w:t xml:space="preserve">2026-10-01</w:t>
       </w:r>
     </w:p>
     <w:bookmarkStart w:id="13" w:name="describing-our-leaf-data"/>

--- a/docs/content/summary_stats/summary_stats_activity.docx
+++ b/docs/content/summary_stats/summary_stats_activity.docx
@@ -31,7 +31,7 @@
         <w:pStyle w:val="Date"/>
       </w:pPr>
       <w:r>
-        <w:t xml:space="preserve">2026-10-01</w:t>
+        <w:t xml:space="preserve">2026-10-05</w:t>
       </w:r>
     </w:p>
     <w:bookmarkStart w:id="13" w:name="describing-our-leaf-data"/>
@@ -689,7 +689,7 @@
                     <a:graphicData uri="http://schemas.openxmlformats.org/drawingml/2006/picture">
                       <pic:pic>
                         <pic:nvPicPr>
-                          <pic:cNvPr descr="/Applications/Positron.app/Contents/Resources/app/quarto/share/formats/docx/tip.png" id="16" name="Picture"/>
+                          <pic:cNvPr descr="/opt/quarto/share/formats/docx/tip.png" id="16" name="Picture"/>
                           <pic:cNvPicPr>
                             <a:picLocks noChangeArrowheads="1" noChangeAspect="1"/>
                           </pic:cNvPicPr>
@@ -859,7 +859,7 @@
                     <a:graphicData uri="http://schemas.openxmlformats.org/drawingml/2006/picture">
                       <pic:pic>
                         <pic:nvPicPr>
-                          <pic:cNvPr descr="/Applications/Positron.app/Contents/Resources/app/quarto/share/formats/docx/tip.png" id="19" name="Picture"/>
+                          <pic:cNvPr descr="/opt/quarto/share/formats/docx/tip.png" id="19" name="Picture"/>
                           <pic:cNvPicPr>
                             <a:picLocks noChangeArrowheads="1" noChangeAspect="1"/>
                           </pic:cNvPicPr>
@@ -4113,7 +4113,7 @@
                     <a:graphicData uri="http://schemas.openxmlformats.org/drawingml/2006/picture">
                       <pic:pic>
                         <pic:nvPicPr>
-                          <pic:cNvPr descr="/Applications/Positron.app/Contents/Resources/app/quarto/share/formats/docx/tip.png" id="32" name="Picture"/>
+                          <pic:cNvPr descr="/opt/quarto/share/formats/docx/tip.png" id="32" name="Picture"/>
                           <pic:cNvPicPr>
                             <a:picLocks noChangeArrowheads="1" noChangeAspect="1"/>
                           </pic:cNvPicPr>

--- a/docs/content/summary_stats/summary_stats_activity.docx
+++ b/docs/content/summary_stats/summary_stats_activity.docx
@@ -31,7 +31,7 @@
         <w:pStyle w:val="Date"/>
       </w:pPr>
       <w:r>
-        <w:t xml:space="preserve">2026-10-05</w:t>
+        <w:t xml:space="preserve">2026-10-08</w:t>
       </w:r>
     </w:p>
     <w:bookmarkStart w:id="13" w:name="describing-our-leaf-data"/>
@@ -689,7 +689,7 @@
                     <a:graphicData uri="http://schemas.openxmlformats.org/drawingml/2006/picture">
                       <pic:pic>
                         <pic:nvPicPr>
-                          <pic:cNvPr descr="/opt/quarto/share/formats/docx/tip.png" id="16" name="Picture"/>
+                          <pic:cNvPr descr="/Applications/Positron.app/Contents/Resources/app/quarto/share/formats/docx/tip.png" id="16" name="Picture"/>
                           <pic:cNvPicPr>
                             <a:picLocks noChangeArrowheads="1" noChangeAspect="1"/>
                           </pic:cNvPicPr>
@@ -859,7 +859,7 @@
                     <a:graphicData uri="http://schemas.openxmlformats.org/drawingml/2006/picture">
                       <pic:pic>
                         <pic:nvPicPr>
-                          <pic:cNvPr descr="/opt/quarto/share/formats/docx/tip.png" id="19" name="Picture"/>
+                          <pic:cNvPr descr="/Applications/Positron.app/Contents/Resources/app/quarto/share/formats/docx/tip.png" id="19" name="Picture"/>
                           <pic:cNvPicPr>
                             <a:picLocks noChangeArrowheads="1" noChangeAspect="1"/>
                           </pic:cNvPicPr>
@@ -4113,7 +4113,7 @@
                     <a:graphicData uri="http://schemas.openxmlformats.org/drawingml/2006/picture">
                       <pic:pic>
                         <pic:nvPicPr>
-                          <pic:cNvPr descr="/opt/quarto/share/formats/docx/tip.png" id="32" name="Picture"/>
+                          <pic:cNvPr descr="/Applications/Positron.app/Contents/Resources/app/quarto/share/formats/docx/tip.png" id="32" name="Picture"/>
                           <pic:cNvPicPr>
                             <a:picLocks noChangeArrowheads="1" noChangeAspect="1"/>
                           </pic:cNvPicPr>

--- a/docs/content/summary_stats/summary_stats_activity.docx
+++ b/docs/content/summary_stats/summary_stats_activity.docx
@@ -31,7 +31,7 @@
         <w:pStyle w:val="Date"/>
       </w:pPr>
       <w:r>
-        <w:t xml:space="preserve">2026-10-08</w:t>
+        <w:t xml:space="preserve">2026-10-09</w:t>
       </w:r>
     </w:p>
     <w:bookmarkStart w:id="13" w:name="describing-our-leaf-data"/>

--- a/docs/content/summary_stats/summary_stats_activity.docx
+++ b/docs/content/summary_stats/summary_stats_activity.docx
@@ -31,7 +31,7 @@
         <w:pStyle w:val="Date"/>
       </w:pPr>
       <w:r>
-        <w:t xml:space="preserve">2026-10-09</w:t>
+        <w:t xml:space="preserve">2026-10-19</w:t>
       </w:r>
     </w:p>
     <w:bookmarkStart w:id="13" w:name="describing-our-leaf-data"/>

--- a/docs/content/summary_stats/summary_stats_activity.docx
+++ b/docs/content/summary_stats/summary_stats_activity.docx
@@ -31,7 +31,7 @@
         <w:pStyle w:val="Date"/>
       </w:pPr>
       <w:r>
-        <w:t xml:space="preserve">2026-10-19</w:t>
+        <w:t xml:space="preserve">2026-10-22</w:t>
       </w:r>
     </w:p>
     <w:bookmarkStart w:id="13" w:name="describing-our-leaf-data"/>
